--- a/nep/docx/031.content.docx
+++ b/nep/docx/031.content.docx
@@ -224,18 +224,12 @@
         </w:rPr>
         <w:t xml:space="preserve">भने तिनीहरूले तपाईंलाई क्रूर र अनुचित व्यवहार गरिरहेका छन्। उदाहरणको लागि, मानिसहरूले तपाईंलाई कुट्न वा तपाईंलाई समाजबाट बहिष्कृत गर्न सक्छन् वा तपाईंको बारेमा झूट बोल्न सक्छन् र तपाईंलाई अदालतमा लैजान सक्छन्। येशूको कारणले गर्दा अन्य मानिसहरूले तिनीहरूलाई सताउनेछन् भनेर येशूले आफ्ना अनुयायीहरूलाई भन्नुभयो। येशू </w:t>
       </w:r>
-      <w:hyperlink r:id="rId13">
-        <w:r>
-          <w:rPr>
-            <w:lang w:val="ne_NP" w:bidi="ne_NP"/>
-          </w:rPr>
-          <w:rPr>
-            <w:color w:val="0000EE"/>
-            <w:u w:val="single"/>
-          </w:rPr>
-          <w:t>स्वर्गमा</w:t>
-        </w:r>
-      </w:hyperlink>
+      <w:r>
+        <w:rPr>
+          <w:lang w:val="ne_NP" w:bidi="ne_NP"/>
+        </w:rPr>
+        <w:t>स्वर्गमा</w:t>
+      </w:r>
       <w:r>
         <w:rPr>
           <w:lang w:val="ne_NP" w:bidi="ne_NP"/>
@@ -244,61 +238,347 @@
       </w:r>
       <w:r>
         <w:rPr>
+          <w:lang w:val="ne_NP" w:bidi="ne_NP"/>
+        </w:rPr>
+        <w:t>यहूदी</w:t>
+      </w:r>
+      <w:r>
+        <w:rPr>
+          <w:lang w:val="ne_NP" w:bidi="ne_NP"/>
+        </w:rPr>
+        <w:t xml:space="preserve"> धार्मिक नेताहरू र रोमी सरकारले येशूमा विश्वास गर्नेहरूलाई सताए र केही </w:t>
+      </w:r>
+      <w:r>
+        <w:rPr>
+          <w:lang w:val="ne_NP" w:bidi="ne_NP"/>
+        </w:rPr>
+        <w:t>विश्वासीहरूलाई</w:t>
+      </w:r>
+      <w:r>
+        <w:rPr>
+          <w:lang w:val="ne_NP" w:bidi="ne_NP"/>
+        </w:rPr>
+        <w:t xml:space="preserve"> मारे पनि। तर येशूका अनुयायीहरूले येशूको बारेमा </w:t>
+      </w:r>
+      <w:r>
+        <w:rPr>
+          <w:lang w:val="ne_NP" w:bidi="ne_NP"/>
+        </w:rPr>
+        <w:t>सुसमाचार</w:t>
+      </w:r>
+      <w:r>
+        <w:rPr>
+          <w:lang w:val="ne_NP" w:bidi="ne_NP"/>
+        </w:rPr>
+        <w:t xml:space="preserve"> बाँड्न छोडेनन्। तिनीहरूले येशूको लागि पीडित हुनु सम्मानको कुरा हो भनेर सोचे।</w:t>
+      </w:r>
+    </w:p>
+    <w:p>
+      <w:pPr/>
+      <w:r>
+        <w:rPr>
+          <w:lang w:val="ne_NP" w:bidi="ne_NP"/>
+        </w:rPr>
+      </w:r>
+      <w:r>
+        <w:rPr>
+          <w:lang w:val="ne_NP" w:bidi="ne_NP"/>
+        </w:rPr>
+        <w:t>नयाँ नियमले हामी सबैले सतावटको आशा गर्नुपर्छ भनेर हामीलाई सिकाउँछ। तर हामीले धैर्यसाथ र आनन्दका साथ यसमा आनन्द लिनु पर्छ। हामीलाई सताउने मानिसहरूलाई हामी बदला लिन चाहनु हुदैन, बरू यसको सट्टामा हामीले तिनीहरूलाई प्रेम गर्नुपर्छ।</w:t>
+      </w:r>
+      <w:r>
+        <w:rPr>
+          <w:lang w:val="ne_NP" w:bidi="ne_NP"/>
+        </w:rPr>
+      </w:r>
+      <w:r>
+        <w:rPr>
+          <w:lang w:val="ne_NP" w:bidi="ne_NP"/>
+        </w:rPr>
+      </w:r>
+    </w:p>
+    <w:p>
+      <w:pPr/>
+      <w:r>
+        <w:rPr>
+          <w:lang w:val="ne_NP" w:bidi="ne_NP"/>
+        </w:rPr>
+      </w:r>
+    </w:p>
+    <w:p>
+      <w:pPr>
+        <w:pStyle w:val="Heading2"/>
+      </w:pPr>
+      <w:r>
+        <w:rPr>
+          <w:lang w:val="ne_NP" w:bidi="ne_NP"/>
+        </w:rPr>
+        <w:t>सदूकी</w:t>
+      </w:r>
+      <w:r>
+        <w:rPr>
+          <w:lang w:val="ne_NP" w:bidi="ne_NP"/>
+        </w:rPr>
+      </w:r>
+    </w:p>
+    <w:p>
+      <w:pPr/>
+      <w:r>
+        <w:rPr>
+          <w:lang w:val="ne_NP" w:bidi="ne_NP"/>
+        </w:rPr>
+      </w:r>
+      <w:r>
+        <w:rPr>
+          <w:lang w:val="ne_NP" w:bidi="ne_NP"/>
+        </w:rPr>
+        <w:t xml:space="preserve">येशूको समयमा </w:t>
+      </w:r>
+      <w:r>
+        <w:rPr>
+          <w:lang w:val="ne_NP" w:bidi="ne_NP"/>
+        </w:rPr>
+        <w:t>इस्राएलमा</w:t>
+      </w:r>
+      <w:r>
+        <w:rPr>
+          <w:lang w:val="ne_NP" w:bidi="ne_NP"/>
+        </w:rPr>
+        <w:t xml:space="preserve"> धार्मिक </w:t>
+      </w:r>
+      <w:r>
+        <w:rPr>
+          <w:lang w:val="ne_NP" w:bidi="ne_NP"/>
+        </w:rPr>
+        <w:t>गुरुहरूको</w:t>
+      </w:r>
+      <w:r>
+        <w:rPr>
+          <w:lang w:val="ne_NP" w:bidi="ne_NP"/>
+        </w:rPr>
+        <w:t xml:space="preserve"> २ महत्त्वपूर्ण समूहहरू थिए। यीनीहरू </w:t>
+      </w:r>
+      <w:r>
+        <w:rPr>
+          <w:lang w:val="ne_NP" w:bidi="ne_NP"/>
+        </w:rPr>
+        <w:t>फरिसीहरू</w:t>
+      </w:r>
+      <w:r>
+        <w:rPr>
+          <w:lang w:val="ne_NP" w:bidi="ne_NP"/>
+        </w:rPr>
+        <w:t xml:space="preserve"> र </w:t>
+      </w:r>
+      <w:r>
+        <w:rPr>
           <w:b/>
           <w:lang w:val="ne_NP" w:bidi="ne_NP"/>
         </w:rPr>
+        <w:t>सदूकीहरू</w:t>
+      </w:r>
+      <w:r>
+        <w:rPr>
+          <w:lang w:val="ne_NP" w:bidi="ne_NP"/>
+        </w:rPr>
+        <w:t xml:space="preserve"> थिए। फरिसीहरू परमेश्वरको व्यवस्था पूर्ण रूपमा पालन गर्ने कुरामा धेरै चासो राख्थे, र तिनीहरूले थप </w:t>
+      </w:r>
+      <w:r>
+        <w:rPr>
+          <w:lang w:val="ne_NP" w:bidi="ne_NP"/>
+        </w:rPr>
+        <w:t>व्यवस्थाहरू</w:t>
+      </w:r>
+      <w:r>
+        <w:rPr>
+          <w:lang w:val="ne_NP" w:bidi="ne_NP"/>
+        </w:rPr>
+        <w:t xml:space="preserve"> पनि बनाए। तिनीहरू परमेश्वरको व्यवस्था पालन नगर्ने मानिसहरूबाट आफूलाई अलग राख्न चाहन्थे। सदूकीहरूले पुरानो नियमको पहिलो पाँच पुस्तकहरूमा लिखित व्यवस्थाहरू मात्र पालन गरे। पुरानो नियमको पहिलो पाँच पुस्तकहरू मात्र महत्त्वपूर्ण थिए भनेर तिनीहरूले </w:t>
+      </w:r>
+      <w:r>
+        <w:rPr>
+          <w:lang w:val="ne_NP" w:bidi="ne_NP"/>
+        </w:rPr>
+        <w:t>विश्वास गरे</w:t>
+      </w:r>
+      <w:r>
+        <w:rPr>
+          <w:lang w:val="ne_NP" w:bidi="ne_NP"/>
+        </w:rPr>
+        <w:t xml:space="preserve">। तिनीहरूले मृत्यु पछिको जीवनमा र </w:t>
+      </w:r>
+      <w:r>
+        <w:rPr>
+          <w:lang w:val="ne_NP" w:bidi="ne_NP"/>
+        </w:rPr>
+        <w:t>स्वर्गदूतहरू</w:t>
+      </w:r>
+      <w:r>
+        <w:rPr>
+          <w:lang w:val="ne_NP" w:bidi="ne_NP"/>
+        </w:rPr>
+        <w:t xml:space="preserve"> वा </w:t>
+      </w:r>
+      <w:r>
+        <w:rPr>
+          <w:lang w:val="ne_NP" w:bidi="ne_NP"/>
+        </w:rPr>
+        <w:t>शैतानको</w:t>
+      </w:r>
+      <w:r>
+        <w:rPr>
+          <w:lang w:val="ne_NP" w:bidi="ne_NP"/>
+        </w:rPr>
+        <w:t xml:space="preserve"> अस्तित्व छ भनेर विश्वास गरेनन्।</w:t>
+      </w:r>
+    </w:p>
+    <w:p>
+      <w:pPr/>
+      <w:r>
+        <w:rPr>
+          <w:lang w:val="ne_NP" w:bidi="ne_NP"/>
+        </w:rPr>
+      </w:r>
+      <w:r>
+        <w:rPr>
+          <w:lang w:val="ne_NP" w:bidi="ne_NP"/>
+        </w:rPr>
+        <w:t>येशूको समयमा फरिसीहरूको विपरित सदुकीहरूले रोमी सरकारलाई सहयोग गरे, त्यसैले तिनीहरूसँग बढी राजनीतिक शक्ति र प्रभाव थियो।</w:t>
+      </w:r>
+    </w:p>
+    <w:p>
+      <w:pPr/>
+      <w:r>
+        <w:rPr>
+          <w:lang w:val="ne_NP" w:bidi="ne_NP"/>
+        </w:rPr>
+      </w:r>
+      <w:r>
+        <w:rPr>
+          <w:lang w:val="ne_NP" w:bidi="ne_NP"/>
+        </w:rPr>
+        <w:t>यरूशलेमका</w:t>
+      </w:r>
+      <w:r>
+        <w:rPr>
+          <w:lang w:val="ne_NP" w:bidi="ne_NP"/>
+        </w:rPr>
+        <w:t xml:space="preserve"> केही </w:t>
+      </w:r>
+      <w:r>
+        <w:rPr>
+          <w:lang w:val="ne_NP" w:bidi="ne_NP"/>
+        </w:rPr>
+        <w:t>पूजाहारीहरू</w:t>
+      </w:r>
+      <w:r>
+        <w:rPr>
+          <w:lang w:val="ne_NP" w:bidi="ne_NP"/>
+        </w:rPr>
+        <w:t xml:space="preserve"> सदूकीहरू समूहका सदस्यहरू थिए। सदूकीहरूका केही सदस्यहरू </w:t>
+      </w:r>
+      <w:r>
+        <w:rPr>
+          <w:lang w:val="ne_NP" w:bidi="ne_NP"/>
+        </w:rPr>
         <w:t>यहूदी</w:t>
       </w:r>
       <w:r>
         <w:rPr>
           <w:lang w:val="ne_NP" w:bidi="ne_NP"/>
         </w:rPr>
-        <w:t xml:space="preserve"> धार्मिक नेताहरू र रोमी सरकारले येशूमा विश्वास गर्नेहरूलाई सताए र केही </w:t>
+        <w:t xml:space="preserve"> धार्मिक अदालत, </w:t>
+      </w:r>
+      <w:r>
+        <w:rPr>
+          <w:lang w:val="ne_NP" w:bidi="ne_NP"/>
+        </w:rPr>
+        <w:t>महासभाको</w:t>
+      </w:r>
+      <w:r>
+        <w:rPr>
+          <w:lang w:val="ne_NP" w:bidi="ne_NP"/>
+        </w:rPr>
+        <w:t xml:space="preserve"> पनि हिस्सा थिए।</w:t>
+      </w:r>
+      <w:r>
+        <w:rPr>
+          <w:lang w:val="ne_NP" w:bidi="ne_NP"/>
+        </w:rPr>
+      </w:r>
+      <w:r>
+        <w:rPr>
+          <w:lang w:val="ne_NP" w:bidi="ne_NP"/>
+        </w:rPr>
+      </w:r>
+    </w:p>
+    <w:p>
+      <w:pPr/>
+      <w:r>
+        <w:rPr>
+          <w:lang w:val="ne_NP" w:bidi="ne_NP"/>
+        </w:rPr>
+      </w:r>
+    </w:p>
+    <w:p>
+      <w:pPr>
+        <w:pStyle w:val="Heading2"/>
+      </w:pPr>
+      <w:r>
+        <w:rPr>
+          <w:lang w:val="ne_NP" w:bidi="ne_NP"/>
+        </w:rPr>
+        <w:t>सन्त</w:t>
+      </w:r>
+      <w:r>
+        <w:rPr>
+          <w:lang w:val="ne_NP" w:bidi="ne_NP"/>
+        </w:rPr>
+      </w:r>
+    </w:p>
+    <w:p>
+      <w:pPr/>
+      <w:r>
+        <w:rPr>
+          <w:lang w:val="ne_NP" w:bidi="ne_NP"/>
+        </w:rPr>
       </w:r>
       <w:r>
         <w:rPr>
           <w:b/>
           <w:lang w:val="ne_NP" w:bidi="ne_NP"/>
         </w:rPr>
-        <w:t>विश्वासीहरूलाई</w:t>
-      </w:r>
-      <w:r>
-        <w:rPr>
-          <w:lang w:val="ne_NP" w:bidi="ne_NP"/>
-        </w:rPr>
-        <w:t xml:space="preserve"> मारे पनि। तर येशूका अनुयायीहरूले येशूको बारेमा </w:t>
-      </w:r>
-      <w:hyperlink r:id="rId14">
-        <w:r>
-          <w:rPr>
-            <w:lang w:val="ne_NP" w:bidi="ne_NP"/>
-          </w:rPr>
-          <w:rPr>
-            <w:color w:val="0000EE"/>
-            <w:u w:val="single"/>
-          </w:rPr>
-          <w:t>सुसमाचार</w:t>
-        </w:r>
-      </w:hyperlink>
-      <w:r>
-        <w:rPr>
-          <w:lang w:val="ne_NP" w:bidi="ne_NP"/>
-        </w:rPr>
-        <w:t xml:space="preserve"> बाँड्न छोडेनन्। तिनीहरूले येशूको लागि पीडित हुनु सम्मानको कुरा हो भनेर सोचे।</w:t>
-      </w:r>
-    </w:p>
-    <w:p>
-      <w:pPr/>
-      <w:r>
-        <w:rPr>
-          <w:lang w:val="ne_NP" w:bidi="ne_NP"/>
-        </w:rPr>
-      </w:r>
-      <w:r>
-        <w:rPr>
-          <w:lang w:val="ne_NP" w:bidi="ne_NP"/>
-        </w:rPr>
-        <w:t>नयाँ नियमले हामी सबैले सतावटको आशा गर्नुपर्छ भनेर हामीलाई सिकाउँछ। तर हामीले धैर्यसाथ र आनन्दका साथ यसमा आनन्द लिनु पर्छ। हामीलाई सताउने मानिसहरूलाई हामी बदला लिन चाहनु हुदैन, बरू यसको सट्टामा हामीले तिनीहरूलाई प्रेम गर्नुपर्छ।</w:t>
+        <w:t>सन्तहरू</w:t>
+      </w:r>
+      <w:r>
+        <w:rPr>
+          <w:lang w:val="ne_NP" w:bidi="ne_NP"/>
+        </w:rPr>
+        <w:t xml:space="preserve"> शब्दको सरल अर्थ "</w:t>
+      </w:r>
+      <w:r>
+        <w:rPr>
+          <w:lang w:val="ne_NP" w:bidi="ne_NP"/>
+        </w:rPr>
+        <w:t>पवित्र मानिसहरू</w:t>
+      </w:r>
+      <w:r>
+        <w:rPr>
+          <w:lang w:val="ne_NP" w:bidi="ne_NP"/>
+        </w:rPr>
+        <w:t xml:space="preserve">" हो। पुरानो नियममा, पवित्र मानिसहरू वा सन्तहरू </w:t>
+      </w:r>
+      <w:r>
+        <w:rPr>
+          <w:lang w:val="ne_NP" w:bidi="ne_NP"/>
+        </w:rPr>
+        <w:t>परमेश्वर</w:t>
+      </w:r>
+      <w:r>
+        <w:rPr>
+          <w:lang w:val="ne_NP" w:bidi="ne_NP"/>
+        </w:rPr>
+        <w:t xml:space="preserve"> र उहाँको व्यवस्थाहरूलाई पछ्याउने उहाँका समर्पित मानिसहरू हुन्। नयाँ नियममा, येशूका सबै अनुयायीहरू पवित्र मानिसहरू वा सन्तहरू हुन्। पवित्र मानिसहरूले आफूलाई परमेश्वरमा समर्पित गर्छन् र विशेषगरी परमेश्वरले तिनिहरूलाई उहाँको सेवा गर्न र उहाँलाई पछ्याउन अलग पार्नुहुन्छ।</w:t>
       </w:r>
       <w:r>
         <w:rPr>
@@ -327,64 +607,237 @@
         <w:rPr>
           <w:lang w:val="ne_NP" w:bidi="ne_NP"/>
         </w:rPr>
-        <w:t>सदूकी</w:t>
-      </w:r>
-      <w:r>
-        <w:rPr>
-          <w:lang w:val="ne_NP" w:bidi="ne_NP"/>
-        </w:rPr>
-      </w:r>
-    </w:p>
-    <w:p>
-      <w:pPr/>
-      <w:r>
-        <w:rPr>
-          <w:lang w:val="ne_NP" w:bidi="ne_NP"/>
-        </w:rPr>
-      </w:r>
-      <w:r>
-        <w:rPr>
-          <w:lang w:val="ne_NP" w:bidi="ne_NP"/>
-        </w:rPr>
-        <w:t xml:space="preserve">येशूको समयमा </w:t>
-      </w:r>
-      <w:hyperlink r:id="rId15">
-        <w:r>
-          <w:rPr>
-            <w:lang w:val="ne_NP" w:bidi="ne_NP"/>
-          </w:rPr>
-          <w:rPr>
-            <w:color w:val="0000EE"/>
-            <w:u w:val="single"/>
-          </w:rPr>
-          <w:t>इस्राएलमा</w:t>
-        </w:r>
-      </w:hyperlink>
-      <w:r>
-        <w:rPr>
-          <w:lang w:val="ne_NP" w:bidi="ne_NP"/>
-        </w:rPr>
-        <w:t xml:space="preserve"> धार्मिक </w:t>
+        <w:t>सन्तान</w:t>
+      </w:r>
+      <w:r>
+        <w:rPr>
+          <w:lang w:val="ne_NP" w:bidi="ne_NP"/>
+        </w:rPr>
+      </w:r>
+    </w:p>
+    <w:p>
+      <w:pPr/>
+      <w:r>
+        <w:rPr>
+          <w:lang w:val="ne_NP" w:bidi="ne_NP"/>
+        </w:rPr>
+      </w:r>
+      <w:r>
+        <w:rPr>
+          <w:lang w:val="ne_NP" w:bidi="ne_NP"/>
+        </w:rPr>
+        <w:t xml:space="preserve">एउटा व्यक्तिको </w:t>
       </w:r>
       <w:r>
         <w:rPr>
           <w:b/>
           <w:lang w:val="ne_NP" w:bidi="ne_NP"/>
         </w:rPr>
-        <w:t>गुरुहरूको</w:t>
-      </w:r>
-      <w:r>
-        <w:rPr>
-          <w:lang w:val="ne_NP" w:bidi="ne_NP"/>
-        </w:rPr>
-        <w:t xml:space="preserve"> २ महत्त्वपूर्ण समूहहरू थिए। यीनीहरू </w:t>
+        <w:t>सन्तानहरू</w:t>
+      </w:r>
+      <w:r>
+        <w:rPr>
+          <w:lang w:val="ne_NP" w:bidi="ne_NP"/>
+        </w:rPr>
+        <w:t xml:space="preserve"> उसको बालबालिकाहरू, नातिनाति र उही परिवारको भावी पुस्ताहरू हुन्। </w:t>
       </w:r>
       <w:r>
         <w:rPr>
           <w:b/>
           <w:lang w:val="ne_NP" w:bidi="ne_NP"/>
         </w:rPr>
-        <w:t>फरिसीहरू</w:t>
+        <w:t>इस्राएलीहरू</w:t>
+      </w:r>
+      <w:r>
+        <w:rPr>
+          <w:lang w:val="ne_NP" w:bidi="ne_NP"/>
+        </w:rPr>
+        <w:t xml:space="preserve"> </w:t>
+      </w:r>
+      <w:r>
+        <w:rPr>
+          <w:b/>
+          <w:lang w:val="ne_NP" w:bidi="ne_NP"/>
+        </w:rPr>
+        <w:t>अब्राहामको</w:t>
+      </w:r>
+      <w:r>
+        <w:rPr>
+          <w:lang w:val="ne_NP" w:bidi="ne_NP"/>
+        </w:rPr>
+        <w:t xml:space="preserve"> नाति याकूबका सन्तानहरू हुन्। याकूब इस्राएलीहरूको पितापुर्खा हो।</w:t>
+      </w:r>
+      <w:r>
+        <w:rPr>
+          <w:lang w:val="ne_NP" w:bidi="ne_NP"/>
+        </w:rPr>
+      </w:r>
+      <w:r>
+        <w:rPr>
+          <w:lang w:val="ne_NP" w:bidi="ne_NP"/>
+        </w:rPr>
+      </w:r>
+    </w:p>
+    <w:p>
+      <w:pPr/>
+      <w:r>
+        <w:rPr>
+          <w:lang w:val="ne_NP" w:bidi="ne_NP"/>
+        </w:rPr>
+      </w:r>
+    </w:p>
+    <w:p>
+      <w:pPr>
+        <w:pStyle w:val="Heading2"/>
+      </w:pPr>
+      <w:r>
+        <w:rPr>
+          <w:lang w:val="ne_NP" w:bidi="ne_NP"/>
+        </w:rPr>
+        <w:t>सपना</w:t>
+      </w:r>
+      <w:r>
+        <w:rPr>
+          <w:lang w:val="ne_NP" w:bidi="ne_NP"/>
+        </w:rPr>
+      </w:r>
+    </w:p>
+    <w:p>
+      <w:pPr/>
+      <w:r>
+        <w:rPr>
+          <w:lang w:val="ne_NP" w:bidi="ne_NP"/>
+        </w:rPr>
+      </w:r>
+      <w:r>
+        <w:rPr>
+          <w:lang w:val="ne_NP" w:bidi="ne_NP"/>
+        </w:rPr>
+        <w:t xml:space="preserve">जब तपाईं सुतिरहनु भएको हुन्छ तपाईले केही घटनाहरूको अनुभव गर्नुहुन्छ जुन वास्तवमा त्यहाँ भएको हुँदैन वा तपाईंले देखेको कुरा वास्तविक रूपमा त्यहाँ हुँदैन यो तपाईंको </w:t>
+      </w:r>
+      <w:r>
+        <w:rPr>
+          <w:b/>
+          <w:lang w:val="ne_NP" w:bidi="ne_NP"/>
+        </w:rPr>
+        <w:t>सपना</w:t>
+      </w:r>
+      <w:r>
+        <w:rPr>
+          <w:lang w:val="ne_NP" w:bidi="ne_NP"/>
+        </w:rPr>
+        <w:t xml:space="preserve"> हुो। </w:t>
+      </w:r>
+      <w:r>
+        <w:rPr>
+          <w:lang w:val="ne_NP" w:bidi="ne_NP"/>
+        </w:rPr>
+        <w:t>परमेश्वरले</w:t>
+      </w:r>
+      <w:r>
+        <w:rPr>
+          <w:lang w:val="ne_NP" w:bidi="ne_NP"/>
+        </w:rPr>
+        <w:t xml:space="preserve"> मानिसहरूसँग कुराकानी गर्न सपनाहरू प्रयोग गर्न सक्नुहुन्छ। परमेश्वरले सपनाहरू प्रयोग गरेर मानिसहरूलाई भविष्यमा के हुनेछ भनेर भन्नसक्नु हुन्छ वा तिनीहरूले केही गर्न आवश्यक पर्ने कुरा भन्नसक्नु हुन्छ।</w:t>
+      </w:r>
+    </w:p>
+    <w:p>
+      <w:pPr/>
+      <w:r>
+        <w:rPr>
+          <w:lang w:val="ne_NP" w:bidi="ne_NP"/>
+        </w:rPr>
+      </w:r>
+      <w:r>
+        <w:rPr>
+          <w:lang w:val="ne_NP" w:bidi="ne_NP"/>
+        </w:rPr>
+        <w:t xml:space="preserve">सपना </w:t>
+      </w:r>
+      <w:r>
+        <w:rPr>
+          <w:lang w:val="ne_NP" w:bidi="ne_NP"/>
+        </w:rPr>
+        <w:t>दर्शन</w:t>
+      </w:r>
+      <w:r>
+        <w:rPr>
+          <w:lang w:val="ne_NP" w:bidi="ne_NP"/>
+        </w:rPr>
+        <w:t xml:space="preserve"> भन्दा फरक हुो। तपाईं सुतिरहनु भएको बेला सपना हुन्छ, तर तपाईं ब्यूँझी रहनु भएको बेला दर्शन हुन्छ। जब तपाईंलाई दर्शन हुन्छ, तपाईंले केही देख्नुहुन्छ वा सुन्नुहुन्छ जुन तपाईंको नजिक्कै वरिपरि भएता पनि अन्य मानिसहरूले देख्न वा सुन्न सक्दैनन्। जसरी उहाँ सपनाहरू प्रयोग गर्नुहुन्छ, त्यसरी नै मानिसहरूसँग कुराकानी गर्न दर्शनहरू पनि प्रयोग गर्नुहुन्छ।</w:t>
+      </w:r>
+      <w:r>
+        <w:rPr>
+          <w:lang w:val="ne_NP" w:bidi="ne_NP"/>
+        </w:rPr>
+      </w:r>
+      <w:r>
+        <w:rPr>
+          <w:lang w:val="ne_NP" w:bidi="ne_NP"/>
+        </w:rPr>
+      </w:r>
+    </w:p>
+    <w:p>
+      <w:pPr/>
+      <w:r>
+        <w:rPr>
+          <w:lang w:val="ne_NP" w:bidi="ne_NP"/>
+        </w:rPr>
+      </w:r>
+    </w:p>
+    <w:p>
+      <w:pPr>
+        <w:pStyle w:val="Heading2"/>
+      </w:pPr>
+      <w:r>
+        <w:rPr>
+          <w:lang w:val="ne_NP" w:bidi="ne_NP"/>
+        </w:rPr>
+        <w:t>सभाघर</w:t>
+      </w:r>
+      <w:r>
+        <w:rPr>
+          <w:lang w:val="ne_NP" w:bidi="ne_NP"/>
+        </w:rPr>
+      </w:r>
+    </w:p>
+    <w:p>
+      <w:pPr/>
+      <w:r>
+        <w:rPr>
+          <w:lang w:val="ne_NP" w:bidi="ne_NP"/>
+        </w:rPr>
+      </w:r>
+      <w:r>
+        <w:rPr>
+          <w:b/>
+          <w:lang w:val="ne_NP" w:bidi="ne_NP"/>
+        </w:rPr>
+        <w:t>सभाघर</w:t>
+      </w:r>
+      <w:r>
+        <w:rPr>
+          <w:lang w:val="ne_NP" w:bidi="ne_NP"/>
+        </w:rPr>
+        <w:t xml:space="preserve"> भनेको </w:t>
+      </w:r>
+      <w:r>
+        <w:rPr>
+          <w:lang w:val="ne_NP" w:bidi="ne_NP"/>
+        </w:rPr>
+        <w:t>यहूदी</w:t>
+      </w:r>
+      <w:r>
+        <w:rPr>
+          <w:lang w:val="ne_NP" w:bidi="ne_NP"/>
+        </w:rPr>
+        <w:t xml:space="preserve"> मानिसहरू </w:t>
+      </w:r>
+      <w:r>
+        <w:rPr>
+          <w:lang w:val="ne_NP" w:bidi="ne_NP"/>
+        </w:rPr>
+        <w:t>प्रार्थना</w:t>
       </w:r>
       <w:r>
         <w:rPr>
@@ -394,2717 +847,1916 @@
       </w:r>
       <w:r>
         <w:rPr>
+          <w:lang w:val="ne_NP" w:bidi="ne_NP"/>
+        </w:rPr>
+        <w:t>धर्मशास्त्र</w:t>
+      </w:r>
+      <w:r>
+        <w:rPr>
+          <w:lang w:val="ne_NP" w:bidi="ne_NP"/>
+        </w:rPr>
+        <w:t>को अध्ययन गर्न र अन्य प्रकारको छलफल र शिक्षाको लागि भेला हुने ठाउँ हो।</w:t>
+      </w:r>
+    </w:p>
+    <w:p>
+      <w:pPr/>
+      <w:r>
+        <w:rPr>
+          <w:lang w:val="ne_NP" w:bidi="ne_NP"/>
+        </w:rPr>
+      </w:r>
+      <w:r>
+        <w:rPr>
+          <w:lang w:val="ne_NP" w:bidi="ne_NP"/>
+        </w:rPr>
+        <w:t xml:space="preserve">सभाघर </w:t>
+      </w:r>
+      <w:r>
+        <w:rPr>
+          <w:lang w:val="ne_NP" w:bidi="ne_NP"/>
+        </w:rPr>
+        <w:t>मन्दिर</w:t>
+      </w:r>
+      <w:r>
+        <w:rPr>
+          <w:lang w:val="ne_NP" w:bidi="ne_NP"/>
+        </w:rPr>
+        <w:t xml:space="preserve"> भन्दा फरक छ। मन्दिर त्यो ठाउँ थियो जहाँ मानिसहरूले परमेश्वरलाई </w:t>
+      </w:r>
+      <w:r>
+        <w:rPr>
+          <w:lang w:val="ne_NP" w:bidi="ne_NP"/>
+        </w:rPr>
+        <w:t>बलिदानहरू</w:t>
+      </w:r>
+      <w:r>
+        <w:rPr>
+          <w:lang w:val="ne_NP" w:bidi="ne_NP"/>
+        </w:rPr>
+        <w:t xml:space="preserve"> ल्याउँथे। मानिसहरूले सभाघरमा बलिदानहरू ल्याउँदैनथे। यरूशलेममा यहूदीहरूको लागि एउटा मात्र मन्दिर थियो, तर त्यहाँ धेरै </w:t>
+      </w:r>
+      <w:r>
+        <w:rPr>
+          <w:lang w:val="ne_NP" w:bidi="ne_NP"/>
+        </w:rPr>
+        <w:t>सभाघरहरू</w:t>
+      </w:r>
+      <w:r>
+        <w:rPr>
+          <w:lang w:val="ne_NP" w:bidi="ne_NP"/>
+        </w:rPr>
+        <w:t xml:space="preserve"> थिए। हामी पुरानो नियममा सभाघरहरूको बारेमा सुन्दैनौ, तर नयाँ नियमको समयमा </w:t>
+      </w:r>
+      <w:r>
+        <w:rPr>
+          <w:lang w:val="ne_NP" w:bidi="ne_NP"/>
+        </w:rPr>
+        <w:t>इस्राएल</w:t>
+      </w:r>
+      <w:r>
+        <w:rPr>
+          <w:lang w:val="ne_NP" w:bidi="ne_NP"/>
+        </w:rPr>
+        <w:t xml:space="preserve"> भरि धेरै सभाघरहरू थिए, साथै यहूदी मानिसहरू बसोबास गर्ने अन्य धेरै देशहरूमा पनि थिए।</w:t>
+      </w:r>
+    </w:p>
+    <w:p>
+      <w:pPr/>
+      <w:r>
+        <w:rPr>
+          <w:lang w:val="ne_NP" w:bidi="ne_NP"/>
+        </w:rPr>
+      </w:r>
+      <w:r>
+        <w:rPr>
+          <w:lang w:val="ne_NP" w:bidi="ne_NP"/>
+        </w:rPr>
+        <w:t xml:space="preserve">यहूदीहरू सभाघरहरूमा </w:t>
+      </w:r>
+      <w:r>
+        <w:rPr>
+          <w:lang w:val="ne_NP" w:bidi="ne_NP"/>
+        </w:rPr>
+        <w:t>विश्रामको दिन</w:t>
+      </w:r>
+      <w:r>
+        <w:rPr>
+          <w:lang w:val="ne_NP" w:bidi="ne_NP"/>
+        </w:rPr>
+        <w:t xml:space="preserve"> र विशेष चाडको दिनहरूमा जम्मा हुन्थे। तिनीहरूको भेलाको बेला तिनीहरूले एकसाथ प्रार्थना गर्थे, बाइबलको पुस्तकहरू जसलाई अहिले हामी पुरानो नियम भन्छौ ति धर्मशास्त्रहरू पढ्थे, र धर्मशास्त्रहरूको बारेमा शिक्षाहरू सुन्थे।</w:t>
+      </w:r>
+    </w:p>
+    <w:p>
+      <w:pPr/>
+      <w:r>
+        <w:rPr>
+          <w:lang w:val="ne_NP" w:bidi="ne_NP"/>
+        </w:rPr>
+      </w:r>
+      <w:r>
+        <w:rPr>
+          <w:lang w:val="ne_NP" w:bidi="ne_NP"/>
+        </w:rPr>
+        <w:t>प्रत्येक सभाघरमा एउटा शासक हुन्थ्यो जो भवन र सबै कुरा सही रूपमा गरिएको छ भनेर पक्का गर्ने जिम्मेवारी थियो। सभाघरको शासकले मानिसहरूलाई प्रार्थना गर्न, धर्मशास्त्रबाट पढ्न वा सिकाउन आमन्त्रण गर्न जिम्मा लिन्थ्यो।</w:t>
+      </w:r>
+    </w:p>
+    <w:p>
+      <w:pPr/>
+      <w:r>
+        <w:rPr>
+          <w:lang w:val="ne_NP" w:bidi="ne_NP"/>
+        </w:rPr>
+      </w:r>
+      <w:r>
+        <w:rPr>
+          <w:lang w:val="ne_NP" w:bidi="ne_NP"/>
+        </w:rPr>
+        <w:t>धर्मशास्त्रहरू केही बोटबिरुवाको रेशा वा पशुहरूको छालाबाट बनेको लामो पट्टीहरू- बेरिएका मुठाहरुमा लेखिएका थिए। यी धर्मशास्त्रको मुठाहरू सभाघर भित्र बक्साहरूमा राख्ने थिए। धर्मशास्त्रको मुठाहरू बहुमूल्य थिए। एउटा विशेष व्यक्तिले बाक्साबाट धर्मशास्त्रको मुठा निकाल्ने र पढ्न जानलागेको व्यक्तिलाई दिने जिम्मा लिन्थ्यो।</w:t>
+      </w:r>
+    </w:p>
+    <w:p>
+      <w:pPr/>
+      <w:r>
+        <w:rPr>
+          <w:lang w:val="ne_NP" w:bidi="ne_NP"/>
+        </w:rPr>
+      </w:r>
+      <w:r>
+        <w:rPr>
+          <w:lang w:val="ne_NP" w:bidi="ne_NP"/>
+        </w:rPr>
+        <w:t>सभाघरलाई बच्चाहरूको लागि स्कूलको रूपमा र मानिसहरूले आफ्नो समुदायमा समस्याहरूको बारेमा छलफल गर्न भेट्ने ठाउँको रूपमा पनि प्रयोग गरिन्थ्यो।</w:t>
+      </w:r>
+    </w:p>
+    <w:p>
+      <w:pPr/>
+      <w:r>
+        <w:rPr>
+          <w:lang w:val="ne_NP" w:bidi="ne_NP"/>
+        </w:rPr>
+      </w:r>
+      <w:r>
+        <w:rPr>
           <w:b/>
           <w:lang w:val="ne_NP" w:bidi="ne_NP"/>
         </w:rPr>
-        <w:t>सदूकीहरू</w:t>
-      </w:r>
-      <w:r>
-        <w:rPr>
-          <w:lang w:val="ne_NP" w:bidi="ne_NP"/>
-        </w:rPr>
-        <w:t xml:space="preserve"> थिए। फरिसीहरू परमेश्वरको व्यवस्था पूर्ण रूपमा पालन गर्ने कुरामा धेरै चासो राख्थे, र तिनीहरूले थप </w:t>
+        <w:t>जब तपाईं "सभाघर" अनुवाद गर्दै हुनुहुन्छ भने निम्न कुराहरूमा सावधान रहनुहोस्:</w:t>
+      </w:r>
+    </w:p>
+    <w:p>
+      <w:pPr/>
+      <w:r>
+        <w:rPr>
+          <w:lang w:val="ne_NP" w:bidi="ne_NP"/>
+        </w:rPr>
+      </w:r>
+      <w:r>
+        <w:rPr>
+          <w:lang w:val="ne_NP" w:bidi="ne_NP"/>
+        </w:rPr>
+        <w:t xml:space="preserve">तपाईंले </w:t>
+      </w:r>
+      <w:r>
+        <w:rPr>
+          <w:lang w:val="ne_NP" w:bidi="ne_NP"/>
+        </w:rPr>
+        <w:t>मन्दिरको</w:t>
+      </w:r>
+      <w:r>
+        <w:rPr>
+          <w:lang w:val="ne_NP" w:bidi="ne_NP"/>
+        </w:rPr>
+        <w:t xml:space="preserve"> लागि प्रयोग गर्ने शब्द प्रयोग गर्नु हुदैन। तपाईंले </w:t>
+      </w:r>
+      <w:r>
+        <w:rPr>
+          <w:lang w:val="ne_NP" w:bidi="ne_NP"/>
+        </w:rPr>
+        <w:t>मण्डली</w:t>
+      </w:r>
+      <w:r>
+        <w:rPr>
+          <w:lang w:val="ne_NP" w:bidi="ne_NP"/>
+        </w:rPr>
+        <w:t xml:space="preserve"> भवनको लागि प्रयोग गर्ने शब्द पनि प्रयोग गर्नु हुदैन। तपाईंले "यहूदी भेट्ने घर" वा "प्रार्थना गर्ने घर" जस्तै वाक्यांश प्रयोग गर्न सक्नुहुन्छ।</w:t>
+      </w:r>
+      <w:r>
+        <w:rPr>
+          <w:lang w:val="ne_NP" w:bidi="ne_NP"/>
+        </w:rPr>
+      </w:r>
+      <w:r>
+        <w:rPr>
+          <w:lang w:val="ne_NP" w:bidi="ne_NP"/>
+        </w:rPr>
+      </w:r>
+    </w:p>
+    <w:p>
+      <w:pPr/>
+      <w:r>
+        <w:rPr>
+          <w:lang w:val="ne_NP" w:bidi="ne_NP"/>
+        </w:rPr>
+      </w:r>
+    </w:p>
+    <w:p>
+      <w:pPr>
+        <w:pStyle w:val="Heading2"/>
+      </w:pPr>
+      <w:r>
+        <w:rPr>
+          <w:lang w:val="ne_NP" w:bidi="ne_NP"/>
+        </w:rPr>
+        <w:t>सभाघरको शासक</w:t>
+      </w:r>
+      <w:r>
+        <w:rPr>
+          <w:lang w:val="ne_NP" w:bidi="ne_NP"/>
+        </w:rPr>
+      </w:r>
+    </w:p>
+    <w:p>
+      <w:pPr/>
+      <w:r>
+        <w:rPr>
+          <w:lang w:val="ne_NP" w:bidi="ne_NP"/>
+        </w:rPr>
       </w:r>
       <w:r>
         <w:rPr>
           <w:b/>
           <w:lang w:val="ne_NP" w:bidi="ne_NP"/>
         </w:rPr>
-        <w:t>व्यवस्थाहरू</w:t>
-      </w:r>
-      <w:r>
-        <w:rPr>
-          <w:lang w:val="ne_NP" w:bidi="ne_NP"/>
-        </w:rPr>
-        <w:t xml:space="preserve"> पनि बनाए। तिनीहरू परमेश्वरको व्यवस्था पालन नगर्ने मानिसहरूबाट आफूलाई अलग राख्न चाहन्थे। सदूकीहरूले पुरानो नियमको पहिलो पाँच पुस्तकहरूमा लिखित व्यवस्थाहरू मात्र पालन गरे। पुरानो नियमको पहिलो पाँच पुस्तकहरू मात्र महत्त्वपूर्ण थिए भनेर तिनीहरूले </w:t>
+        <w:t>सभाघर</w:t>
+      </w:r>
+      <w:r>
+        <w:rPr>
+          <w:lang w:val="ne_NP" w:bidi="ne_NP"/>
+        </w:rPr>
+        <w:t xml:space="preserve"> भनेको </w:t>
+      </w:r>
+      <w:r>
+        <w:rPr>
+          <w:lang w:val="ne_NP" w:bidi="ne_NP"/>
+        </w:rPr>
+        <w:t>यहूदी</w:t>
+      </w:r>
+      <w:r>
+        <w:rPr>
+          <w:lang w:val="ne_NP" w:bidi="ne_NP"/>
+        </w:rPr>
+        <w:t xml:space="preserve"> मानिसहरू </w:t>
+      </w:r>
+      <w:r>
+        <w:rPr>
+          <w:lang w:val="ne_NP" w:bidi="ne_NP"/>
+        </w:rPr>
+        <w:t>प्रार्थना</w:t>
+      </w:r>
+      <w:r>
+        <w:rPr>
+          <w:lang w:val="ne_NP" w:bidi="ne_NP"/>
+        </w:rPr>
+        <w:t xml:space="preserve"> र </w:t>
+      </w:r>
+      <w:r>
+        <w:rPr>
+          <w:lang w:val="ne_NP" w:bidi="ne_NP"/>
+        </w:rPr>
+        <w:t>धर्मशास्त्रको</w:t>
+      </w:r>
+      <w:r>
+        <w:rPr>
+          <w:lang w:val="ne_NP" w:bidi="ne_NP"/>
+        </w:rPr>
+        <w:t xml:space="preserve"> अध्ययन गर्न र अन्य प्रकारको छलफल र शिक्षाको लागि भेला हुने ठाउँ हो। प्रत्येक सभाघरमा एउटा </w:t>
       </w:r>
       <w:r>
         <w:rPr>
           <w:b/>
           <w:lang w:val="ne_NP" w:bidi="ne_NP"/>
         </w:rPr>
-        <w:t>विश्वास गरे</w:t>
-      </w:r>
-      <w:r>
-        <w:rPr>
-          <w:lang w:val="ne_NP" w:bidi="ne_NP"/>
-        </w:rPr>
-        <w:t xml:space="preserve">। तिनीहरूले मृत्यु पछिको जीवनमा र </w:t>
+        <w:t>शासक</w:t>
+      </w:r>
+      <w:r>
+        <w:rPr>
+          <w:lang w:val="ne_NP" w:bidi="ne_NP"/>
+        </w:rPr>
+        <w:t xml:space="preserve"> हुन्थ्यो जो भवनका साथै सबै कुरा सही रूपमा गरिएको छ भनेर निश्चित गर्ने जिम्मेवारी थियो। सभाघरको शासकले मानिसहरूलाई प्रार्थना गर्न, धर्मशास्त्रबाट पढ्न वा सिकाउन आमन्त्रण गर्ने जिम्मा लिन्थ्यो।</w:t>
+      </w:r>
+      <w:r>
+        <w:rPr>
+          <w:lang w:val="ne_NP" w:bidi="ne_NP"/>
+        </w:rPr>
+      </w:r>
+      <w:r>
+        <w:rPr>
+          <w:lang w:val="ne_NP" w:bidi="ne_NP"/>
+        </w:rPr>
+      </w:r>
+    </w:p>
+    <w:p>
+      <w:pPr/>
+      <w:r>
+        <w:rPr>
+          <w:lang w:val="ne_NP" w:bidi="ne_NP"/>
+        </w:rPr>
+      </w:r>
+    </w:p>
+    <w:p>
+      <w:pPr>
+        <w:pStyle w:val="Heading2"/>
+      </w:pPr>
+      <w:r>
+        <w:rPr>
+          <w:lang w:val="ne_NP" w:bidi="ne_NP"/>
+        </w:rPr>
+        <w:t>समर्पणको चाड</w:t>
+      </w:r>
+      <w:r>
+        <w:rPr>
+          <w:lang w:val="ne_NP" w:bidi="ne_NP"/>
+        </w:rPr>
+      </w:r>
+    </w:p>
+    <w:p>
+      <w:pPr/>
+      <w:r>
+        <w:rPr>
+          <w:lang w:val="ne_NP" w:bidi="ne_NP"/>
+        </w:rPr>
       </w:r>
       <w:r>
         <w:rPr>
           <w:b/>
           <w:lang w:val="ne_NP" w:bidi="ne_NP"/>
         </w:rPr>
+        <w:t>समर्पणको चाड</w:t>
+      </w:r>
+      <w:r>
+        <w:rPr>
+          <w:lang w:val="ne_NP" w:bidi="ne_NP"/>
+        </w:rPr>
+        <w:t xml:space="preserve"> भनेको यहूदी मानिसहरूले बर्षमा एक पटक मनाउने उत्सव हो। यसको उल्लेख बाइबलमा एक पटक मात्र यूहन्नाको पुस्तकमा गरिएको छ। हामीले यो चाडको समयमा येशू </w:t>
+      </w:r>
+      <w:r>
+        <w:rPr>
+          <w:lang w:val="ne_NP" w:bidi="ne_NP"/>
+        </w:rPr>
+        <w:t>यरूशलेमको</w:t>
+      </w:r>
+      <w:r>
+        <w:rPr>
+          <w:lang w:val="ne_NP" w:bidi="ne_NP"/>
+        </w:rPr>
+        <w:t xml:space="preserve"> भ्रमण गर्नु हुन्छ भनेर त्यहाँ मात्र सुन्छौ।</w:t>
+      </w:r>
+    </w:p>
+    <w:p>
+      <w:pPr/>
+      <w:r>
+        <w:rPr>
+          <w:lang w:val="ne_NP" w:bidi="ne_NP"/>
+        </w:rPr>
+      </w:r>
+      <w:r>
+        <w:rPr>
+          <w:lang w:val="ne_NP" w:bidi="ne_NP"/>
+        </w:rPr>
+        <w:t xml:space="preserve">अधिकांश यहूदी चाडहरू जस्तै यस चाडले मानिसहरूलाई आफ्नो विगतमा भएको केही कुरा सम्झन मद्दत गर्यो। येशूको जन्म भन्दा लगभग २०० वर्ष अघि, ग्रीक राजा इस्राएलको शासक भए। यो राजाले यहूदीहरूलाई तिनीहरूले आफ्नो </w:t>
+      </w:r>
+      <w:r>
+        <w:rPr>
+          <w:lang w:val="ne_NP" w:bidi="ne_NP"/>
+        </w:rPr>
+        <w:t>परमेश्वरको</w:t>
+      </w:r>
+      <w:r>
+        <w:rPr>
+          <w:lang w:val="ne_NP" w:bidi="ne_NP"/>
+        </w:rPr>
+        <w:t xml:space="preserve"> आराधना गर्न छोड्नु पर्छ र ग्रीक </w:t>
+      </w:r>
+      <w:r>
+        <w:rPr>
+          <w:lang w:val="ne_NP" w:bidi="ne_NP"/>
+        </w:rPr>
+        <w:t>देवताहरूको</w:t>
+      </w:r>
+      <w:r>
+        <w:rPr>
+          <w:lang w:val="ne_NP" w:bidi="ne_NP"/>
+        </w:rPr>
+        <w:t xml:space="preserve"> </w:t>
+      </w:r>
+      <w:r>
+        <w:rPr>
+          <w:lang w:val="ne_NP" w:bidi="ne_NP"/>
+        </w:rPr>
+        <w:t>आराधना</w:t>
+      </w:r>
+      <w:r>
+        <w:rPr>
+          <w:lang w:val="ne_NP" w:bidi="ne_NP"/>
+        </w:rPr>
+        <w:t xml:space="preserve"> गर्न पर्छ भनेर भने। धेरै यहूदीहरूले यसको विरुद्धमा विद्रोह गरे र त्यहाँ धेरै लडाई भयो। ग्रीक राजाको सैनिकहरूले धेरै यहूदीहरूलाई मारे, र त्यसपछि उनले अर्को डरलाग्दो कुरा गरे - उनले यरूशलेमको परमेश्वरको </w:t>
+      </w:r>
+      <w:r>
+        <w:rPr>
+          <w:lang w:val="ne_NP" w:bidi="ne_NP"/>
+        </w:rPr>
+        <w:t>मन्दिर</w:t>
+      </w:r>
+      <w:r>
+        <w:rPr>
+          <w:lang w:val="ne_NP" w:bidi="ne_NP"/>
+        </w:rPr>
+        <w:t xml:space="preserve"> भित्र ग्रीक देवता मध्ये एउटाको मूर्ति राखे! यसको कारणले गर्दा, परमेश्वरको मन्दिर अशुद्ध भयो, जसको अर्थ त्यहाँ मानिसहरूले परमेश्वरको आराधना गर्न पूर्ण रूपमा अनुपयुक्त थियो। यहूदीहरूले अब मन्दिरमा परमेश्वरलाई भेट्न सक्दैनथे। तर केही यहूदी मानिसहरूले ग्रीक सैनिकहरूसँग लडेर तिनीहरूले तिनीहरूलाई यरूशलेमबाट धपाए। त्यसपछि यहूदीहरूले मन्दिरबाट मूर्तिलाई हटाए र मन्दिरलाई फेरि सफा गर्न आवश्यक पर्ने समारोहहरू गरे जसको अर्थ मानिसहरूले यसमा परमेश्वरको आराधना गर्न मन्दिर फेरि उपयुक्त भयो। त्यो समयदेखि, हरेक वर्ष यहूदीहरूले यो घटनालाई सम्झन उत्सव मनाउँछन्। मानिसहरूले यस चाडलाई समर्पणको चाड भनेर भन्छन् र यो आठ दिनसम्म हुन्छ।</w:t>
+      </w:r>
+      <w:r>
+        <w:rPr>
+          <w:lang w:val="ne_NP" w:bidi="ne_NP"/>
+        </w:rPr>
+      </w:r>
+      <w:r>
+        <w:rPr>
+          <w:lang w:val="ne_NP" w:bidi="ne_NP"/>
+        </w:rPr>
+      </w:r>
+    </w:p>
+    <w:p>
+      <w:pPr/>
+      <w:r>
+        <w:rPr>
+          <w:lang w:val="ne_NP" w:bidi="ne_NP"/>
+        </w:rPr>
+      </w:r>
+    </w:p>
+    <w:p>
+      <w:pPr>
+        <w:pStyle w:val="Heading2"/>
+      </w:pPr>
+      <w:r>
+        <w:rPr>
+          <w:lang w:val="ne_NP" w:bidi="ne_NP"/>
+        </w:rPr>
+        <w:t>साक्षी</w:t>
+      </w:r>
+      <w:r>
+        <w:rPr>
+          <w:lang w:val="ne_NP" w:bidi="ne_NP"/>
+        </w:rPr>
+      </w:r>
+    </w:p>
+    <w:p>
+      <w:pPr/>
+      <w:r>
+        <w:rPr>
+          <w:lang w:val="ne_NP" w:bidi="ne_NP"/>
+        </w:rPr>
+      </w:r>
+      <w:r>
+        <w:rPr>
+          <w:lang w:val="ne_NP" w:bidi="ne_NP"/>
+        </w:rPr>
+        <w:t xml:space="preserve">जब कसैले </w:t>
+      </w:r>
+      <w:r>
+        <w:rPr>
+          <w:b/>
+          <w:lang w:val="ne_NP" w:bidi="ne_NP"/>
+        </w:rPr>
+        <w:t>साक्षी</w:t>
+      </w:r>
+      <w:r>
+        <w:rPr>
+          <w:lang w:val="ne_NP" w:bidi="ne_NP"/>
+        </w:rPr>
+        <w:t xml:space="preserve"> दिन्छ भने यसको अर्थ तिनीहरूले आफूलाई थाहा भएको कुरा साँच्चै सत्य हो भनेर बताउँछ।</w:t>
+      </w:r>
+    </w:p>
+    <w:p>
+      <w:pPr/>
+      <w:r>
+        <w:rPr>
+          <w:lang w:val="ne_NP" w:bidi="ne_NP"/>
+        </w:rPr>
+      </w:r>
+      <w:r>
+        <w:rPr>
+          <w:lang w:val="ne_NP" w:bidi="ne_NP"/>
+        </w:rPr>
+        <w:t>साक्षी दिने व्यक्ति भनेको साक्षी बन्ने व्यक्ति हो। उदाहरणको लागि, येशू मर्नु भयो र फेरि जीवित हुनुभएपछि, धेरै मानिसहरूले येशूलाई देखे। येशू साँच्चै जीवित हुनुहुन्छ भनेर तिनीहरूले अन्य मानिसहरूलाई साक्षी दिन सक्थे। यो सत्य हो भनेर तिनीहरूलाई थाहा थियो, किनभने तिनीहरूले येशूलाई आफ्नो आँखाले देखेका थिए। येशूका अनुयायीहरूले भनेको कुरा सत्य हो भनेर विश्वास गर्ने मानिसहरूले उनिहरूको साक्षीलाई विश्वास गरे।</w:t>
+      </w:r>
+    </w:p>
+    <w:p>
+      <w:pPr/>
+      <w:r>
+        <w:rPr>
+          <w:lang w:val="ne_NP" w:bidi="ne_NP"/>
+        </w:rPr>
+      </w:r>
+      <w:r>
+        <w:rPr>
+          <w:lang w:val="ne_NP" w:bidi="ne_NP"/>
+        </w:rPr>
+        <w:t>वस्तु पनि साक्षी हुन सक्छ। कुनै वस्तुले मानिसहरूलाई कुनै कुरा सत्य हो भनेर प्रमाणित गर्न सक्छ वा कुनै कुरा सत्य हो भनेर मानिसहरूलाई सम्झाउन सक्छ। उदाहरणको लागि, पुरानो नियममा, मानिसहरूले परमेश्वरको व्यवस्था लेखिएको ढुङ्गाको पाटीहरूलाई "साक्षी" भनेर भन्छन्। यस व्यवस्थाले परमेश्वर र इस्राएलका मानिसहरूको करार वा विशेष सम्बन्ध थियो भनेर प्रमाणित गर्यो। कहिलेकाँही मानिसहरूले करारको सन्दूकलाई साक्षीको सन्दूक भन्छन् किनभने यस सन्दूकले इस्राएलका मानिसहरूलाई परमेश्वरको बारेमा के सत्य हो भनेर देखाउँछ कि उहाँ सधैं तिनीहरूसँग हुनुहुन्छ।</w:t>
+      </w:r>
+      <w:r>
+        <w:rPr>
+          <w:lang w:val="ne_NP" w:bidi="ne_NP"/>
+        </w:rPr>
+      </w:r>
+      <w:r>
+        <w:rPr>
+          <w:lang w:val="ne_NP" w:bidi="ne_NP"/>
+        </w:rPr>
+      </w:r>
+    </w:p>
+    <w:p>
+      <w:pPr/>
+      <w:r>
+        <w:rPr>
+          <w:lang w:val="ne_NP" w:bidi="ne_NP"/>
+        </w:rPr>
+      </w:r>
+    </w:p>
+    <w:p>
+      <w:pPr>
+        <w:pStyle w:val="Heading2"/>
+      </w:pPr>
+      <w:r>
+        <w:rPr>
+          <w:lang w:val="ne_NP" w:bidi="ne_NP"/>
+        </w:rPr>
+        <w:t>साँचो ठहराउनु</w:t>
+      </w:r>
+      <w:r>
+        <w:rPr>
+          <w:lang w:val="ne_NP" w:bidi="ne_NP"/>
+        </w:rPr>
+      </w:r>
+    </w:p>
+    <w:p>
+      <w:pPr/>
+      <w:r>
+        <w:rPr>
+          <w:lang w:val="ne_NP" w:bidi="ne_NP"/>
+        </w:rPr>
+      </w:r>
+      <w:r>
+        <w:rPr>
+          <w:lang w:val="ne_NP" w:bidi="ne_NP"/>
+        </w:rPr>
+        <w:t xml:space="preserve">जब एउटा व्यक्तिले कसैलाई </w:t>
+      </w:r>
+      <w:r>
+        <w:rPr>
+          <w:b/>
+          <w:lang w:val="ne_NP" w:bidi="ne_NP"/>
+        </w:rPr>
+        <w:t>सच्चा ठहराउँछ</w:t>
+      </w:r>
+      <w:r>
+        <w:rPr>
+          <w:lang w:val="ne_NP" w:bidi="ne_NP"/>
+        </w:rPr>
+        <w:t xml:space="preserve">, भने उसले त्यो व्यक्तिलाई दोषी नभएको घोषणा गर्दछ। परमेश्वरले व्यक्तिलाई दोषी नभएको घोषणा गर्नु भनेको अर्थ त्यो व्यक्ति </w:t>
+      </w:r>
+      <w:r>
+        <w:rPr>
+          <w:lang w:val="ne_NP" w:bidi="ne_NP"/>
+        </w:rPr>
+        <w:t>धर्मी</w:t>
+      </w:r>
+      <w:r>
+        <w:rPr>
+          <w:lang w:val="ne_NP" w:bidi="ne_NP"/>
+        </w:rPr>
+        <w:t xml:space="preserve"> छ र उस्को परमेश्वरसँग सही सम्बन्ध छ भन्ने हो। नयाँ नियममा, परमेश्वरले मानिसहरूलाई तिनीहरूको </w:t>
+      </w:r>
+      <w:r>
+        <w:rPr>
+          <w:lang w:val="ne_NP" w:bidi="ne_NP"/>
+        </w:rPr>
+        <w:t>पापबाट</w:t>
+      </w:r>
+      <w:r>
+        <w:rPr>
+          <w:lang w:val="ne_NP" w:bidi="ne_NP"/>
+        </w:rPr>
+        <w:t xml:space="preserve"> बचाउन </w:t>
+      </w:r>
+      <w:r>
+        <w:rPr>
+          <w:lang w:val="ne_NP" w:bidi="ne_NP"/>
+        </w:rPr>
+        <w:t>मुक्तिदाता</w:t>
+      </w:r>
+      <w:r>
+        <w:rPr>
+          <w:lang w:val="ne_NP" w:bidi="ne_NP"/>
+        </w:rPr>
+        <w:t xml:space="preserve"> वा </w:t>
+      </w:r>
+      <w:r>
+        <w:rPr>
+          <w:lang w:val="ne_NP" w:bidi="ne_NP"/>
+        </w:rPr>
+        <w:t>ख्रीष्टको</w:t>
+      </w:r>
+      <w:r>
+        <w:rPr>
+          <w:lang w:val="ne_NP" w:bidi="ne_NP"/>
+        </w:rPr>
+        <w:t xml:space="preserve"> रूपमा येशूलाई पठाउनु भएको हो भनेर विश्वास गर्छन् भने मात्र परमेश्वरले उक्त व्यक्तिलाई धर्मी ठहराउनुहुनेछ। यसको अर्थ येशूमा विश्वास गर्नेहरूको परमेश्वरसँग सही सम्बन्ध हुन सक्छ र परमेश्वरले तिनीहरूलाई धार्मिक बनाउनुहुन्छ।</w:t>
+      </w:r>
+      <w:r>
+        <w:rPr>
+          <w:lang w:val="ne_NP" w:bidi="ne_NP"/>
+        </w:rPr>
+      </w:r>
+      <w:r>
+        <w:rPr>
+          <w:lang w:val="ne_NP" w:bidi="ne_NP"/>
+        </w:rPr>
+      </w:r>
+    </w:p>
+    <w:p>
+      <w:pPr/>
+      <w:r>
+        <w:rPr>
+          <w:lang w:val="ne_NP" w:bidi="ne_NP"/>
+        </w:rPr>
+      </w:r>
+    </w:p>
+    <w:p>
+      <w:pPr>
+        <w:pStyle w:val="Heading2"/>
+      </w:pPr>
+      <w:r>
+        <w:rPr>
+          <w:lang w:val="ne_NP" w:bidi="ne_NP"/>
+        </w:rPr>
+        <w:t>सामरिया</w:t>
+      </w:r>
+      <w:r>
+        <w:rPr>
+          <w:lang w:val="ne_NP" w:bidi="ne_NP"/>
+        </w:rPr>
+      </w:r>
+    </w:p>
+    <w:p>
+      <w:pPr/>
+      <w:r>
+        <w:rPr>
+          <w:lang w:val="ne_NP" w:bidi="ne_NP"/>
+        </w:rPr>
+      </w:r>
+      <w:r>
+        <w:rPr>
+          <w:lang w:val="ne_NP" w:bidi="ne_NP"/>
+        </w:rPr>
+        <w:t xml:space="preserve">पुरानो नियममा, </w:t>
+      </w:r>
+      <w:r>
+        <w:rPr>
+          <w:b/>
+          <w:lang w:val="ne_NP" w:bidi="ne_NP"/>
+        </w:rPr>
+        <w:t>सामरिया</w:t>
+      </w:r>
+      <w:r>
+        <w:rPr>
+          <w:lang w:val="ne_NP" w:bidi="ne_NP"/>
+        </w:rPr>
+        <w:t xml:space="preserve"> </w:t>
+      </w:r>
+      <w:r>
+        <w:rPr>
+          <w:lang w:val="ne_NP" w:bidi="ne_NP"/>
+        </w:rPr>
+        <w:t>इस्राएलको</w:t>
+      </w:r>
+      <w:r>
+        <w:rPr>
+          <w:lang w:val="ne_NP" w:bidi="ne_NP"/>
+        </w:rPr>
+        <w:t xml:space="preserve"> उत्तरमा पर्ने शहर हो। नयाँ नियममा, सामरिया इस्राएलको एउटा प्रान्तको नाम हो। सामरिया </w:t>
+      </w:r>
+      <w:r>
+        <w:rPr>
+          <w:lang w:val="ne_NP" w:bidi="ne_NP"/>
+        </w:rPr>
+        <w:t>यहूदिया</w:t>
+      </w:r>
+      <w:r>
+        <w:rPr>
+          <w:lang w:val="ne_NP" w:bidi="ne_NP"/>
+        </w:rPr>
+        <w:t xml:space="preserve"> र </w:t>
+      </w:r>
+      <w:r>
+        <w:rPr>
+          <w:lang w:val="ne_NP" w:bidi="ne_NP"/>
+        </w:rPr>
+        <w:t>गालीलको</w:t>
+      </w:r>
+      <w:r>
+        <w:rPr>
+          <w:lang w:val="ne_NP" w:bidi="ne_NP"/>
+        </w:rPr>
+        <w:t xml:space="preserve"> प्रान्तहरूको बीचमा थियो।</w:t>
+      </w:r>
+    </w:p>
+    <w:p>
+      <w:pPr/>
+      <w:r>
+        <w:rPr>
+          <w:lang w:val="ne_NP" w:bidi="ne_NP"/>
+        </w:rPr>
+      </w:r>
+      <w:r>
+        <w:rPr>
+          <w:lang w:val="ne_NP" w:bidi="ne_NP"/>
+        </w:rPr>
+        <w:t xml:space="preserve">नयाँ नियममा, सामरियामा बसोबास गर्ने मानिसहरूलाई सामरीहरू भनिन्छ। सामरीहरू यहूदी थिएनन्, तर आधा </w:t>
+      </w:r>
+      <w:r>
+        <w:rPr>
+          <w:lang w:val="ne_NP" w:bidi="ne_NP"/>
+        </w:rPr>
+        <w:t>यहूदी</w:t>
+      </w:r>
+      <w:r>
+        <w:rPr>
+          <w:lang w:val="ne_NP" w:bidi="ne_NP"/>
+        </w:rPr>
+        <w:t xml:space="preserve"> जस्तै थिए। यहूदी र सामरीहरूबीचको सम्बन्ध राम्रो थिएन। यसलाई बुझ्नको लागि हामीले केही इतिहासलाई हेर्नु पर्छ।</w:t>
+      </w:r>
+    </w:p>
+    <w:p>
+      <w:pPr/>
+      <w:r>
+        <w:rPr>
+          <w:lang w:val="ne_NP" w:bidi="ne_NP"/>
+        </w:rPr>
+      </w:r>
+      <w:r>
+        <w:rPr>
+          <w:lang w:val="ne_NP" w:bidi="ne_NP"/>
+        </w:rPr>
+        <w:t xml:space="preserve">पुरानो नियमको कुनै समयमा, राजा सुलेमान (राजा </w:t>
+      </w:r>
+      <w:r>
+        <w:rPr>
+          <w:lang w:val="ne_NP" w:bidi="ne_NP"/>
+        </w:rPr>
+        <w:t>दाऊदको</w:t>
+      </w:r>
+      <w:r>
+        <w:rPr>
+          <w:lang w:val="ne_NP" w:bidi="ne_NP"/>
+        </w:rPr>
+        <w:t xml:space="preserve"> छोरा) को शासनपछि, इस्राएल राष्ट्र दुई भागमा विभाजित भयो। १२ मध्ये १० कुलहरू भएको दक्षिणी राज्यलाई इस्राएल भनिन्थ्यो। अन्य दुई कुलहरू भएको दक्षिणी राज्यलाई यहूदा भनिन्थ्यो।</w:t>
+      </w:r>
+    </w:p>
+    <w:p>
+      <w:pPr/>
+      <w:r>
+        <w:rPr>
+          <w:lang w:val="ne_NP" w:bidi="ne_NP"/>
+        </w:rPr>
+      </w:r>
+      <w:r>
+        <w:rPr>
+          <w:lang w:val="ne_NP" w:bidi="ne_NP"/>
+        </w:rPr>
+        <w:t>येशूको जन्मको लगभग ७०० वर्ष अघि, अश्शूरको राजाले उत्तरी राज्यमा आक्रमण गरे र मानिसहरूलाई अन्य ठाउँहरूमा निर्वासित गरे। यस समयलाई अश्शूरको निर्वासन भनिन्छ। एउटा पराजित क्षेत्रका मानिसहरूलाई अर्को पराजित क्षेत्रका मानिसहरूसँग साटफेर गर्ने राजाहरूको साझा रणनीति थियो। यसरी स्थानीय मानिसहरू फेरि बलियो हुने र राजाको विरोध गर्न सुरु गर्ने सम्भावना कम थियो। त्यसैले, अश्शूरको राजाले धेरै इस्राएली मानिसहरूलाई लगे र तिनीहरूलाई अन्य देशहरूमा बसोबास गराए। र तिनीहरूको ठाउँमा राजाले अन्य देशहरूबाट आएका मानिसहरूलाई राखे। अन्य देशहरूबाट आएका यी मानिसहरूले इस्राएलमा छोडिएका मानिसहरूसँग विवाह गरे, र मानिसहरूको यो मिश्रित समूह नै सामरीहरू भए।</w:t>
+      </w:r>
+    </w:p>
+    <w:p>
+      <w:pPr/>
+      <w:r>
+        <w:rPr>
+          <w:lang w:val="ne_NP" w:bidi="ne_NP"/>
+        </w:rPr>
+      </w:r>
+      <w:r>
+        <w:rPr>
+          <w:lang w:val="ne_NP" w:bidi="ne_NP"/>
+        </w:rPr>
+        <w:t>जेहोस, हामीले अन्य राष्ट्रहरूमा निर्वासित भएका इस्राएली मानिसहरूको बारेमा अरू केहिकुरा सुन्दैनौ तिनीहरूको कथा अश्शूरको निर्वासनसँगै समाप्त भयो।</w:t>
+      </w:r>
+    </w:p>
+    <w:p>
+      <w:pPr/>
+      <w:r>
+        <w:rPr>
+          <w:lang w:val="ne_NP" w:bidi="ne_NP"/>
+        </w:rPr>
+      </w:r>
+      <w:r>
+        <w:rPr>
+          <w:lang w:val="ne_NP" w:bidi="ne_NP"/>
+        </w:rPr>
+        <w:t>तापनि, इस्राएलको दक्षिणी राज्य यहूदा अलि बढी लामो समयसम्म टिकेको थियो। येशूको जन्मको लगभग ६०० वर्ष अघि, बाबेलका राजा नबूकदनेसरले यहूदालाई आक्रमण गरे र नष्ट गरे। अब यहूदाका मानिसहरूलाई यहूदी भनिन्छ, जसको अर्थ यहूदाका मानिसहरू हो। अश्शूरको राजाले जस्तै धेरै यहूदीहरूलाई बाबेलका राजाले पनि आफ्नो देशमा लगे। तर यस पटक, ७० वर्षपछि, यहूदीहरूलाई यहूदा फर्केर जान अनुमति दिइएको थियो।</w:t>
+      </w:r>
+    </w:p>
+    <w:p>
+      <w:pPr/>
+      <w:r>
+        <w:rPr>
+          <w:lang w:val="ne_NP" w:bidi="ne_NP"/>
+        </w:rPr>
+      </w:r>
+      <w:r>
+        <w:rPr>
+          <w:lang w:val="ne_NP" w:bidi="ne_NP"/>
+        </w:rPr>
+        <w:t xml:space="preserve">त्यसैले, धेरै यहूदीहरू फर्केर यहूदामा फेरि बसोबास गरे, र शहरहरूलाई पुन: निर्माण गरे। जब तिनीहरूले </w:t>
+      </w:r>
+      <w:r>
+        <w:rPr>
+          <w:lang w:val="ne_NP" w:bidi="ne_NP"/>
+        </w:rPr>
+        <w:t>यरूशलेम</w:t>
+      </w:r>
+      <w:r>
+        <w:rPr>
+          <w:lang w:val="ne_NP" w:bidi="ne_NP"/>
+        </w:rPr>
+        <w:t xml:space="preserve">को </w:t>
+      </w:r>
+      <w:r>
+        <w:rPr>
+          <w:lang w:val="ne_NP" w:bidi="ne_NP"/>
+        </w:rPr>
+        <w:t>मन्दिर</w:t>
+      </w:r>
+      <w:r>
+        <w:rPr>
+          <w:lang w:val="ne_NP" w:bidi="ne_NP"/>
+        </w:rPr>
+        <w:t xml:space="preserve"> पुन: निर्माण गर्न थाले, सामरीहरू उत्तरबाट आए र तिनीहरूलाई मद्दत गर्न चाहन्थे। तर यहूदीहरूले सामरीहरूमाथि भरोसा गरेनन् र तिनीहरूको मद्दत लिन अस्वीकार गरे। सामरीहरू यसले गर्दा धेरै रिसाए, र तिनीहरूले यसको सट्टामा आफ्नो मन्दिर बनाए। येशूको जन्मको लगभग एक सय वर्ष अघि, एउटा यहूदी शासकले सामरी मन्दिर नष्ट गरे। त्यसैले सामरीहरूसँग यहूदीहरूलाई मन नपराउनुका केही कारणहरू थिए!</w:t>
+      </w:r>
+    </w:p>
+    <w:p>
+      <w:pPr/>
+      <w:r>
+        <w:rPr>
+          <w:lang w:val="ne_NP" w:bidi="ne_NP"/>
+        </w:rPr>
+      </w:r>
+      <w:r>
+        <w:rPr>
+          <w:lang w:val="ne_NP" w:bidi="ne_NP"/>
+        </w:rPr>
+        <w:t xml:space="preserve">सामरीहरूले आफूलाई यहूदीहरू जस्तै याकूबको सन्तानको रूपमा लिन्थे। तिनीहरूले परमेश्वरमा विश्वास गरेर </w:t>
+      </w:r>
+      <w:r>
+        <w:rPr>
+          <w:lang w:val="ne_NP" w:bidi="ne_NP"/>
+        </w:rPr>
+        <w:t>मोशाको व्यवस्था</w:t>
+      </w:r>
+      <w:r>
+        <w:rPr>
+          <w:lang w:val="ne_NP" w:bidi="ne_NP"/>
+        </w:rPr>
+        <w:t xml:space="preserve"> पालन गरे, तर तिनीहरूले पुरानो नियमको अन्य पुस्तकहरू स्वीकार गरेनन्। यहूदीहरूले जस्तै तिनीहरूले </w:t>
+      </w:r>
+      <w:r>
+        <w:rPr>
+          <w:lang w:val="ne_NP" w:bidi="ne_NP"/>
+        </w:rPr>
+        <w:t>खतना</w:t>
+      </w:r>
+      <w:r>
+        <w:rPr>
+          <w:lang w:val="ne_NP" w:bidi="ne_NP"/>
+        </w:rPr>
+        <w:t xml:space="preserve"> अभ्यास गरे।</w:t>
+      </w:r>
+    </w:p>
+    <w:p>
+      <w:pPr/>
+      <w:r>
+        <w:rPr>
+          <w:lang w:val="ne_NP" w:bidi="ne_NP"/>
+        </w:rPr>
+      </w:r>
+      <w:r>
+        <w:rPr>
+          <w:lang w:val="ne_NP" w:bidi="ne_NP"/>
+        </w:rPr>
+        <w:t>यहूदीहरूले सामरीहरूलाई सहि यहूदीको रूपमा हेर्दैनन्। यहूदीहरूले सामरीहरूसँग वातचित गरेनन्, र यहूदीहरूले सामरीलाई धर्म परिवर्तन गरेर यहूदी हुन पनि दिएनन्। वास्तवमा यहूदीहरूले अयहूदी मानिसहरूलाई भन्दा सामरीहरूलाई अझै बढी घृणा गरे।</w:t>
+      </w:r>
+    </w:p>
+    <w:p>
+      <w:pPr/>
+      <w:r>
+        <w:rPr>
+          <w:lang w:val="ne_NP" w:bidi="ne_NP"/>
+        </w:rPr>
+      </w:r>
+      <w:r>
+        <w:rPr>
+          <w:lang w:val="ne_NP" w:bidi="ne_NP"/>
+        </w:rPr>
+        <w:t xml:space="preserve">नयाँ नियमको समयमा, रोमी सरकारले सामरीहरू र यहूदीहरूलाई पनि शासन गरे। यहूदीहरू जस्तै सामरीहरूले पनि परमेश्वरले </w:t>
+      </w:r>
+      <w:r>
+        <w:rPr>
+          <w:lang w:val="ne_NP" w:bidi="ne_NP"/>
+        </w:rPr>
+        <w:t>मुक्तिदाता</w:t>
+      </w:r>
+      <w:r>
+        <w:rPr>
+          <w:lang w:val="ne_NP" w:bidi="ne_NP"/>
+        </w:rPr>
+        <w:t xml:space="preserve"> पठाउनु हुन्छ भनेर आशा गरिरहेका थिए। यो मुक्तिदाता यहूदी राजा दाऊदको सन्तान हुनेछ भनेर तिनीहरूले विश्वास गरेनन्, तर यहूदीहरूले जस्तै मोशाद्वारा दिएको मुक्तिदाताको आगमनको प्रतिज्ञालाई तिनीहरूले विश्वास गरे।</w:t>
+      </w:r>
+      <w:r>
+        <w:rPr>
+          <w:lang w:val="ne_NP" w:bidi="ne_NP"/>
+        </w:rPr>
+      </w:r>
+      <w:r>
+        <w:rPr>
+          <w:lang w:val="ne_NP" w:bidi="ne_NP"/>
+        </w:rPr>
+      </w:r>
+    </w:p>
+    <w:p>
+      <w:pPr/>
+      <w:r>
+        <w:rPr>
+          <w:lang w:val="ne_NP" w:bidi="ne_NP"/>
+        </w:rPr>
+      </w:r>
+    </w:p>
+    <w:p>
+      <w:pPr>
+        <w:pStyle w:val="Heading2"/>
+      </w:pPr>
+      <w:r>
+        <w:rPr>
+          <w:lang w:val="ne_NP" w:bidi="ne_NP"/>
+        </w:rPr>
+        <w:t>सियोन</w:t>
+      </w:r>
+      <w:r>
+        <w:rPr>
+          <w:lang w:val="ne_NP" w:bidi="ne_NP"/>
+        </w:rPr>
+      </w:r>
+    </w:p>
+    <w:p>
+      <w:pPr/>
+      <w:r>
+        <w:rPr>
+          <w:lang w:val="ne_NP" w:bidi="ne_NP"/>
+        </w:rPr>
+      </w:r>
+      <w:r>
+        <w:rPr>
+          <w:lang w:val="ne_NP" w:bidi="ne_NP"/>
+        </w:rPr>
+        <w:t xml:space="preserve">कहिलेकाँही मानिसहरूले </w:t>
+      </w:r>
+      <w:r>
+        <w:rPr>
+          <w:b/>
+          <w:lang w:val="ne_NP" w:bidi="ne_NP"/>
+        </w:rPr>
+        <w:t>सियोनलाई</w:t>
+      </w:r>
+      <w:r>
+        <w:rPr>
+          <w:lang w:val="ne_NP" w:bidi="ne_NP"/>
+        </w:rPr>
+        <w:t xml:space="preserve"> </w:t>
+      </w:r>
+      <w:r>
+        <w:rPr>
+          <w:lang w:val="ne_NP" w:bidi="ne_NP"/>
+        </w:rPr>
+        <w:t>यरूशलेम</w:t>
+      </w:r>
+      <w:r>
+        <w:rPr>
+          <w:lang w:val="ne_NP" w:bidi="ne_NP"/>
+        </w:rPr>
+        <w:t xml:space="preserve"> शहरको अर्को नामको रूपमा प्रयोग गर्थे। </w:t>
+      </w:r>
+      <w:r>
+        <w:rPr>
+          <w:lang w:val="ne_NP" w:bidi="ne_NP"/>
+        </w:rPr>
+        <w:t>राजा दाऊदले</w:t>
+      </w:r>
+      <w:r>
+        <w:rPr>
+          <w:lang w:val="ne_NP" w:bidi="ne_NP"/>
+        </w:rPr>
+        <w:t xml:space="preserve"> शहरलाई जित्नु भन्दा अघि यबूसी भनिने मानिसहरू बसोबास गर्ने एउटा पहाडको नाम सियोन थियो। जब राजा दाऊदले शहरलाई जिते, मानिसहरूले शहरलाई या त "दाऊदको शहर" वा "सियोन" भनेर भने। पछि, मानिसहरूले सियोनलाई सम्पूर्ण यरूशलेम शहरको नामको रूपमा प्रयोग गरे। बाइबलका धेरै लेखकहरूले विशेष गरी यरूशलेमलाई </w:t>
+      </w:r>
+      <w:r>
+        <w:rPr>
+          <w:lang w:val="ne_NP" w:bidi="ne_NP"/>
+        </w:rPr>
+        <w:t>परमेश्वर</w:t>
+      </w:r>
+      <w:r>
+        <w:rPr>
+          <w:lang w:val="ne_NP" w:bidi="ne_NP"/>
+        </w:rPr>
+        <w:t xml:space="preserve"> आफ्ना मानिसहरूसँग बसोबास गर्ने </w:t>
+      </w:r>
+      <w:r>
+        <w:rPr>
+          <w:lang w:val="ne_NP" w:bidi="ne_NP"/>
+        </w:rPr>
+        <w:t>पवित्र</w:t>
+      </w:r>
+      <w:r>
+        <w:rPr>
+          <w:lang w:val="ne_NP" w:bidi="ne_NP"/>
+        </w:rPr>
+        <w:t xml:space="preserve"> स्थानको रूपमा उल्लेख गर्दा सियोन नाम प्रयोग गर्छन्।</w:t>
+      </w:r>
+      <w:r>
+        <w:rPr>
+          <w:lang w:val="ne_NP" w:bidi="ne_NP"/>
+        </w:rPr>
+      </w:r>
+      <w:r>
+        <w:rPr>
+          <w:lang w:val="ne_NP" w:bidi="ne_NP"/>
+        </w:rPr>
+      </w:r>
+    </w:p>
+    <w:p>
+      <w:pPr/>
+      <w:r>
+        <w:rPr>
+          <w:lang w:val="ne_NP" w:bidi="ne_NP"/>
+        </w:rPr>
+      </w:r>
+    </w:p>
+    <w:p>
+      <w:pPr>
+        <w:pStyle w:val="Heading2"/>
+      </w:pPr>
+      <w:r>
+        <w:rPr>
+          <w:lang w:val="ne_NP" w:bidi="ne_NP"/>
+        </w:rPr>
+        <w:t>सिरियाली फोनिशिया</w:t>
+      </w:r>
+      <w:r>
+        <w:rPr>
+          <w:lang w:val="ne_NP" w:bidi="ne_NP"/>
+        </w:rPr>
+      </w:r>
+    </w:p>
+    <w:p>
+      <w:pPr/>
+      <w:r>
+        <w:rPr>
+          <w:lang w:val="ne_NP" w:bidi="ne_NP"/>
+        </w:rPr>
+      </w:r>
+      <w:r>
+        <w:rPr>
+          <w:b/>
+          <w:lang w:val="ne_NP" w:bidi="ne_NP"/>
+        </w:rPr>
+        <w:t>फोनिशिया</w:t>
+      </w:r>
+      <w:r>
+        <w:rPr>
+          <w:lang w:val="ne_NP" w:bidi="ne_NP"/>
+        </w:rPr>
+        <w:t xml:space="preserve"> </w:t>
+      </w:r>
+      <w:r>
+        <w:rPr>
+          <w:lang w:val="ne_NP" w:bidi="ne_NP"/>
+        </w:rPr>
+        <w:t>इस्राएलको</w:t>
+      </w:r>
+      <w:r>
+        <w:rPr>
+          <w:lang w:val="ne_NP" w:bidi="ne_NP"/>
+        </w:rPr>
+        <w:t xml:space="preserve"> उत्तरमा भएको क्षेत्रको नाम हो। फोनिशिया भूमध्यसागरको तटमा पाँच शहरहरू मिलेर बनेको साँघुरो पट्टी थियो।</w:t>
+      </w:r>
+    </w:p>
+    <w:p>
+      <w:pPr/>
+      <w:r>
+        <w:rPr>
+          <w:lang w:val="ne_NP" w:bidi="ne_NP"/>
+        </w:rPr>
+      </w:r>
+      <w:r>
+        <w:rPr>
+          <w:lang w:val="ne_NP" w:bidi="ne_NP"/>
+        </w:rPr>
+        <w:t>नयाँ नियमको समयमा यो क्षेत्र सीरिया भनिने देशको थियो। यस कारणले, त्यो क्षेत्रबाट आएको व्यक्तिलाई "सिरियाली फोनिसी" भन्न सकिन्थ्यो। यस क्षेत्रमा बसोबास गर्ने अन्य धेरै मानिसहरू अरू देशहरूबाट विशेष गरी ग्रीसबाट आएका थिए। यस क्षेत्रका धेरै मानिसहरू व्यापारमा संलग्न थिए- विशेष गरी जहाजको माध्यमबाट सामान किन्ने र बेच्ने गर्थे।</w:t>
+      </w:r>
+    </w:p>
+    <w:p>
+      <w:pPr/>
+      <w:r>
+        <w:rPr>
+          <w:lang w:val="ne_NP" w:bidi="ne_NP"/>
+        </w:rPr>
+      </w:r>
+      <w:r>
+        <w:rPr>
+          <w:lang w:val="ne_NP" w:bidi="ne_NP"/>
+        </w:rPr>
+        <w:t>आजकल, यो क्षेत्र लेबनान भनेर चिनिने देशको एउटा हिस्सा हो।</w:t>
+      </w:r>
+      <w:r>
+        <w:rPr>
+          <w:lang w:val="ne_NP" w:bidi="ne_NP"/>
+        </w:rPr>
+      </w:r>
+      <w:r>
+        <w:rPr>
+          <w:lang w:val="ne_NP" w:bidi="ne_NP"/>
+        </w:rPr>
+      </w:r>
+    </w:p>
+    <w:p>
+      <w:pPr/>
+      <w:r>
+        <w:rPr>
+          <w:lang w:val="ne_NP" w:bidi="ne_NP"/>
+        </w:rPr>
+      </w:r>
+    </w:p>
+    <w:p>
+      <w:pPr>
+        <w:pStyle w:val="Heading2"/>
+      </w:pPr>
+      <w:r>
+        <w:rPr>
+          <w:lang w:val="ne_NP" w:bidi="ne_NP"/>
+        </w:rPr>
+        <w:t>सुसमाचार</w:t>
+      </w:r>
+      <w:r>
+        <w:rPr>
+          <w:lang w:val="ne_NP" w:bidi="ne_NP"/>
+        </w:rPr>
+      </w:r>
+    </w:p>
+    <w:p>
+      <w:pPr/>
+      <w:r>
+        <w:rPr>
+          <w:lang w:val="ne_NP" w:bidi="ne_NP"/>
+        </w:rPr>
+      </w:r>
+      <w:r>
+        <w:rPr>
+          <w:b/>
+          <w:lang w:val="ne_NP" w:bidi="ne_NP"/>
+        </w:rPr>
+        <w:t>सुसमाचार</w:t>
+      </w:r>
+      <w:r>
+        <w:rPr>
+          <w:lang w:val="ne_NP" w:bidi="ne_NP"/>
+        </w:rPr>
+        <w:t xml:space="preserve"> शब्द </w:t>
+      </w:r>
+      <w:r>
+        <w:rPr>
+          <w:lang w:val="ne_NP" w:bidi="ne_NP"/>
+        </w:rPr>
+        <w:t>ग्रीक</w:t>
+      </w:r>
+      <w:r>
+        <w:rPr>
+          <w:lang w:val="ne_NP" w:bidi="ne_NP"/>
+        </w:rPr>
+        <w:t xml:space="preserve"> शब्दको अनुवाद हो जसको शाब्दिक अर्थ "सुभ समाचार" हो। बाइबलमा भएको </w:t>
+      </w:r>
+      <w:r>
+        <w:rPr>
+          <w:lang w:val="ne_NP" w:bidi="ne_NP"/>
+        </w:rPr>
+        <w:t>सुसमाचार</w:t>
+      </w:r>
+      <w:r>
+        <w:rPr>
+          <w:lang w:val="ne_NP" w:bidi="ne_NP"/>
+        </w:rPr>
+        <w:t xml:space="preserve"> यो हो कि परमेश्वरले मानिसलाई बचाउन एउटा बाटो बनाउनु भएको छ। नयाँ नियममा, यो स्पष्ट हुन्छ कि बाटो भनेको परमेश्वरले उहाँका मानिसहरूलाई येशूको मृत्यु र </w:t>
+      </w:r>
+      <w:r>
+        <w:rPr>
+          <w:lang w:val="ne_NP" w:bidi="ne_NP"/>
+        </w:rPr>
+        <w:t>बौरी उठाई</w:t>
+      </w:r>
+      <w:r>
+        <w:rPr>
+          <w:lang w:val="ne_NP" w:bidi="ne_NP"/>
+        </w:rPr>
+        <w:t>मार्फत बचाउनु हुन्छ। प्रेरित र पत्रहरूमा, मानिसहरूले "सुसमाचार प्रचार गरिरहेका छन्", तिनिहरूले यदि येशूमा भरोसा गर्छन भने तिनिहरू बच्न सक्नेछन भनेर तिनिहरूले मानिसहरूलाई सुसमाचार प्रचार गरिरहेका छन्।</w:t>
+      </w:r>
+    </w:p>
+    <w:p>
+      <w:pPr/>
+      <w:r>
+        <w:rPr>
+          <w:lang w:val="ne_NP" w:bidi="ne_NP"/>
+        </w:rPr>
+      </w:r>
+      <w:r>
+        <w:rPr>
+          <w:lang w:val="ne_NP" w:bidi="ne_NP"/>
+        </w:rPr>
+        <w:t xml:space="preserve">येशूको जीवनको बारेमा बाइबलका केहि खण्डहरूले बताउँछ, मत्ती, मर्कूस, लूका र यूहन्नाको पुस्तकहरूमा पनिँँ हामी कहिलेकाँही सुसमाचार वा "राज्यको सुसमाचार" को बारेमा सुन्छौ। त्यतिबेला सम्म, येशू मानिसहरूलाई बचाउन मर्नु भएको थिएन। यहाँको सुसमाचारको अर्थ </w:t>
+      </w:r>
+      <w:r>
+        <w:rPr>
+          <w:lang w:val="ne_NP" w:bidi="ne_NP"/>
+        </w:rPr>
+        <w:t>परमेश्वरको राज्य</w:t>
+      </w:r>
+      <w:r>
+        <w:rPr>
+          <w:lang w:val="ne_NP" w:bidi="ne_NP"/>
+        </w:rPr>
+        <w:t xml:space="preserve"> सुरु हुन लागेको छ वा सुरु भैसकेको छ भन्ने हो। परमेश्वरले सम्पूर्ण पृथ्विमा शासन गरिरहनु भएको छ र चाँडै परमेश्वरले आफ्नो राज्य सदाको लागि स्थापित गर्नुहुनेछ भनेर येशूले मानिसहरूलाई भन्नुभयो। त्यो समय आउनु अघिनै मानिसहरूले यस राज्यको नागरिक झैं व्यवहार गर्नु पर्छ र परमेश्वरलाई ग्रहण गर्न आफूलाई तयार गर्नुपर्छ। सुसमाचार यो हो कि परमेश्वरले शासन गरिरहनु भएको छ र अहिलेनै हामी पनि उहाँको राज्यको सदस्य बन्न सक्छौं! हामीलाई बचाउन येशू मर्नुभएपछि, येशूमा भरोसा गर्ने मानिसहरू परमेश्वरको राज्यको हिस्सा बन्न सक्छन्।</w:t>
+      </w:r>
+    </w:p>
+    <w:p>
+      <w:pPr/>
+      <w:r>
+        <w:rPr>
+          <w:lang w:val="ne_NP" w:bidi="ne_NP"/>
+        </w:rPr>
+      </w:r>
+      <w:r>
+        <w:rPr>
+          <w:lang w:val="ne_NP" w:bidi="ne_NP"/>
+        </w:rPr>
+        <w:t>मण्डलीमा</w:t>
+      </w:r>
+      <w:r>
+        <w:rPr>
+          <w:lang w:val="ne_NP" w:bidi="ne_NP"/>
+        </w:rPr>
+        <w:t>, हामी प्राय: "सुसमाचारका पुस्तकहरू" भन्ने शब्द नयाँ नियमका चार पुस्तकहरू मत्ती, मर्कूस, लूका र यूहन्ना भन्नकोलागि प्रयोग गर्छौं जसले येशूको जीवनको बारेमा बताउँछ। यी मध्ये कुनै एउटाको बारेमा मात्र कुरा गर्दा, हामी प्राय: "मत्तीको सुसमाचार" वा "मर्कूसको सुसमाचार" भन्छौ। उदाहरणको लागि जब हामी "मत्तीको सुसमाचार" भनेर भन्छौ, यसको अर्थ हामिले मत्तीको सम्पूर्ण पुस्तक भनेको हो।</w:t>
+      </w:r>
+      <w:r>
+        <w:rPr>
+          <w:lang w:val="ne_NP" w:bidi="ne_NP"/>
+        </w:rPr>
+      </w:r>
+      <w:r>
+        <w:rPr>
+          <w:lang w:val="ne_NP" w:bidi="ne_NP"/>
+        </w:rPr>
+      </w:r>
+    </w:p>
+    <w:p>
+      <w:pPr/>
+      <w:r>
+        <w:rPr>
+          <w:lang w:val="ne_NP" w:bidi="ne_NP"/>
+        </w:rPr>
+      </w:r>
+    </w:p>
+    <w:p>
+      <w:pPr>
+        <w:pStyle w:val="Heading2"/>
+      </w:pPr>
+      <w:r>
+        <w:rPr>
+          <w:lang w:val="ne_NP" w:bidi="ne_NP"/>
+        </w:rPr>
+        <w:t>सुसमाचार</w:t>
+      </w:r>
+      <w:r>
+        <w:rPr>
+          <w:lang w:val="ne_NP" w:bidi="ne_NP"/>
+        </w:rPr>
+      </w:r>
+    </w:p>
+    <w:p>
+      <w:pPr/>
+      <w:r>
+        <w:rPr>
+          <w:lang w:val="ne_NP" w:bidi="ne_NP"/>
+        </w:rPr>
+      </w:r>
+      <w:r>
+        <w:rPr>
+          <w:b/>
+          <w:lang w:val="ne_NP" w:bidi="ne_NP"/>
+        </w:rPr>
+        <w:t>सुसमाचार</w:t>
+      </w:r>
+      <w:r>
+        <w:rPr>
+          <w:lang w:val="ne_NP" w:bidi="ne_NP"/>
+        </w:rPr>
+        <w:t xml:space="preserve"> शब्द </w:t>
+      </w:r>
+      <w:r>
+        <w:rPr>
+          <w:lang w:val="ne_NP" w:bidi="ne_NP"/>
+        </w:rPr>
+        <w:t>ग्रीक</w:t>
+      </w:r>
+      <w:r>
+        <w:rPr>
+          <w:lang w:val="ne_NP" w:bidi="ne_NP"/>
+        </w:rPr>
+        <w:t xml:space="preserve"> शब्दको अनुवाद हो जसको शाब्दिक अर्थ "सुभ समाचार" हो। बाइबलमा भएको </w:t>
+      </w:r>
+      <w:r>
+        <w:rPr>
+          <w:b/>
+          <w:lang w:val="ne_NP" w:bidi="ne_NP"/>
+        </w:rPr>
+        <w:t>सुसमाचार</w:t>
+      </w:r>
+      <w:r>
+        <w:rPr>
+          <w:lang w:val="ne_NP" w:bidi="ne_NP"/>
+        </w:rPr>
+        <w:t xml:space="preserve"> यो हो कि परमेश्वरले मानिसलाई बचाउन एउटा बाटो बनाउनु भएको छ। नयाँ नियममा, यो स्पष्ट हुन्छ कि परमेश्वरले आफ्ना मानिसहरूलाई बचाउने बाटो येशूको मृत्यु र </w:t>
+      </w:r>
+      <w:r>
+        <w:rPr>
+          <w:lang w:val="ne_NP" w:bidi="ne_NP"/>
+        </w:rPr>
+        <w:t>बौरी उठाई</w:t>
+      </w:r>
+      <w:r>
+        <w:rPr>
+          <w:lang w:val="ne_NP" w:bidi="ne_NP"/>
+        </w:rPr>
+        <w:t>को माध्यमबाट हो। प्रेरित र पत्रहरूमा, मानिसहरूले "सुसमाचार प्रचार गरिरहेका छन्", तिनीहरूले येशूलाई भरोसा गरे भने मुक्ति पाउन सक्ने छन भनेर मानिसहरूलाई सुसमाचार प्रचार गरिरहेका छन्।</w:t>
+      </w:r>
+    </w:p>
+    <w:p>
+      <w:pPr/>
+      <w:r>
+        <w:rPr>
+          <w:lang w:val="ne_NP" w:bidi="ne_NP"/>
+        </w:rPr>
+      </w:r>
+      <w:r>
+        <w:rPr>
+          <w:lang w:val="ne_NP" w:bidi="ne_NP"/>
+        </w:rPr>
+        <w:t xml:space="preserve">येशूको जीवनको बारेमा बाइबलका केहि खण्डहरूले बताउँछ, मत्ती, मर्कूस, लूका र यूहन्नाको पुस्तकहरूमा पनिँँ हामी कहिलेकाँही सुसमाचार वा "राज्यको सुसमाचार" को बारेमा सुन्छौ। त्यो बेलामा, येशू मानिसहरूलाई बचाउन मर्नु भएको थिएन। यहाँको सुसमाचारको अर्थ </w:t>
+      </w:r>
+      <w:r>
+        <w:rPr>
+          <w:lang w:val="ne_NP" w:bidi="ne_NP"/>
+        </w:rPr>
+        <w:t>परमेश्वरको राज्य</w:t>
+      </w:r>
+      <w:r>
+        <w:rPr>
+          <w:lang w:val="ne_NP" w:bidi="ne_NP"/>
+        </w:rPr>
+        <w:t xml:space="preserve"> सुरु हुन लागेको छ वा सुरु भैसकेको छ भन्ने हो। येशूले मानिसहरूलाई परमेश्वरले सम्पूर्ण पृथ्विमा शासन गरिरहनु भएको छ र चाँडै परमेश्वरले आफ्नो राज्य सदाको लागि स्थापित गर्नुहुनेछ भनेर भन्नुभयो। त्यो समय नआउन्जेल मानिसहरूले यस राज्यको नागरिकको रूपमा व्यवहार गर्नुपर्छ र परमेश्वरलाई ग्रहण गर्न आफूलाई तयार गर्नुपर्छ। सुसमाचार यो हो कि परमेश्वरले शासन गरिरहनु भएको छ र अहिले पनि उहाँको राज्यको सदस्य बन्न सक्छौं! हामीलाई बचाउन येशू मर्नुभएपछि, येशूलाई विश्वास गर्ने मानिसहरू परमेश्वरको राज्यको हिस्सा बन्न सक्छन्।</w:t>
+      </w:r>
+    </w:p>
+    <w:p>
+      <w:pPr/>
+      <w:r>
+        <w:rPr>
+          <w:lang w:val="ne_NP" w:bidi="ne_NP"/>
+        </w:rPr>
+      </w:r>
+      <w:r>
+        <w:rPr>
+          <w:lang w:val="ne_NP" w:bidi="ne_NP"/>
+        </w:rPr>
+        <w:t>मण्डलीमा</w:t>
+      </w:r>
+      <w:r>
+        <w:rPr>
+          <w:lang w:val="ne_NP" w:bidi="ne_NP"/>
+        </w:rPr>
+        <w:t>, हामी प्राय: "सुसमाचारका पुस्तकहरू" भन्ने शब्द नयाँ नियमका चार पुस्तकहरू मत्ती, मर्कूस, लूका र यूहन्ना भन्नकोलागि प्रयोग गर्छौं जसले येशूको जीवनको बारेमा बताउँछ। यी पुस्तकहरू मध्ये एउटा मात्रको बारेमा कुरा गर्दा, हामी प्राय: "मत्तीको सुसमाचार" वा "मर्कूसको सुसमाचार" भन्छौ। यसको अर्थ उदाहरणको लागि जब हामी "मत्तीको सुसमाचार" भनेर भन्छौ, हाम्रो अर्थ मत्तीको सम्पूर्ण पुस्तक हो।</w:t>
+      </w:r>
+      <w:r>
+        <w:rPr>
+          <w:lang w:val="ne_NP" w:bidi="ne_NP"/>
+        </w:rPr>
+      </w:r>
+      <w:r>
+        <w:rPr>
+          <w:lang w:val="ne_NP" w:bidi="ne_NP"/>
+        </w:rPr>
+      </w:r>
+    </w:p>
+    <w:p>
+      <w:pPr/>
+      <w:r>
+        <w:rPr>
+          <w:lang w:val="ne_NP" w:bidi="ne_NP"/>
+        </w:rPr>
+      </w:r>
+    </w:p>
+    <w:p>
+      <w:pPr>
+        <w:pStyle w:val="Heading2"/>
+      </w:pPr>
+      <w:r>
+        <w:rPr>
+          <w:lang w:val="ne_NP" w:bidi="ne_NP"/>
+        </w:rPr>
+        <w:t>सेनापति</w:t>
+      </w:r>
+      <w:r>
+        <w:rPr>
+          <w:lang w:val="ne_NP" w:bidi="ne_NP"/>
+        </w:rPr>
+      </w:r>
+    </w:p>
+    <w:p>
+      <w:pPr/>
+      <w:r>
+        <w:rPr>
+          <w:lang w:val="ne_NP" w:bidi="ne_NP"/>
+        </w:rPr>
+      </w:r>
+      <w:r>
+        <w:rPr>
+          <w:lang w:val="ne_NP" w:bidi="ne_NP"/>
+        </w:rPr>
+        <w:t xml:space="preserve">नयाँ नियमको </w:t>
+      </w:r>
+      <w:r>
+        <w:rPr>
+          <w:b/>
+          <w:lang w:val="ne_NP" w:bidi="ne_NP"/>
+        </w:rPr>
+        <w:t>सेनापति</w:t>
+      </w:r>
+      <w:r>
+        <w:rPr>
+          <w:lang w:val="ne_NP" w:bidi="ne_NP"/>
+        </w:rPr>
+        <w:t xml:space="preserve"> रोमी सेनाको एक अधिकारीको नाम हो। कहिलेकाँही मानिसहरूले सेनापतिहरूलाई "अधिकृत" भनेर बोलाउँथे। एक सेनापति वा अधिकृतसँग एक सय मानिसहरूको जिम्मा भएको </w:t>
+      </w:r>
+      <w:r>
+        <w:rPr>
+          <w:lang w:val="ne_NP" w:bidi="ne_NP"/>
+        </w:rPr>
+        <w:t>कप्तान</w:t>
+      </w:r>
+      <w:r>
+        <w:rPr>
+          <w:lang w:val="ne_NP" w:bidi="ne_NP"/>
+        </w:rPr>
+        <w:t>को भन्दा बढी अधिकार थियो। एक सेनापतिको प्राय: ६ देखि १० कप्तानहरू र तिनीहरूको सिपाहीहरूको जिम्मा हुन्थ्यो। त्यसैले, एउटा सेनापतिको लगभग ६०० देखि १००० सैनिकहरूको जिम्मा थियो।</w:t>
+      </w:r>
+      <w:r>
+        <w:rPr>
+          <w:lang w:val="ne_NP" w:bidi="ne_NP"/>
+        </w:rPr>
+      </w:r>
+      <w:r>
+        <w:rPr>
+          <w:lang w:val="ne_NP" w:bidi="ne_NP"/>
+        </w:rPr>
+      </w:r>
+    </w:p>
+    <w:p>
+      <w:pPr/>
+      <w:r>
+        <w:rPr>
+          <w:lang w:val="ne_NP" w:bidi="ne_NP"/>
+        </w:rPr>
+      </w:r>
+    </w:p>
+    <w:p>
+      <w:pPr>
+        <w:pStyle w:val="Heading2"/>
+      </w:pPr>
+      <w:r>
+        <w:rPr>
+          <w:lang w:val="ne_NP" w:bidi="ne_NP"/>
+        </w:rPr>
+        <w:t>स्वर्ग</w:t>
+      </w:r>
+      <w:r>
+        <w:rPr>
+          <w:lang w:val="ne_NP" w:bidi="ne_NP"/>
+        </w:rPr>
+      </w:r>
+    </w:p>
+    <w:p>
+      <w:pPr/>
+      <w:r>
+        <w:rPr>
+          <w:lang w:val="ne_NP" w:bidi="ne_NP"/>
+        </w:rPr>
+      </w:r>
+      <w:r>
+        <w:rPr>
+          <w:lang w:val="ne_NP" w:bidi="ne_NP"/>
+        </w:rPr>
+        <w:t xml:space="preserve">कहिलेकाँही </w:t>
+      </w:r>
+      <w:r>
+        <w:rPr>
+          <w:b/>
+          <w:lang w:val="ne_NP" w:bidi="ne_NP"/>
+        </w:rPr>
+        <w:t>स्वर्ग</w:t>
+      </w:r>
+      <w:r>
+        <w:rPr>
+          <w:lang w:val="ne_NP" w:bidi="ne_NP"/>
+        </w:rPr>
+        <w:t xml:space="preserve"> शब्दको अर्थ देखिने आकाश हो: चराहरू उडिरहेका ठाउँ, जहाँ हामी बादलहरू देख्न सक्छौं र राती ताराहरू देख्न सक्छौं </w:t>
+      </w:r>
+    </w:p>
+    <w:p>
+      <w:pPr/>
+      <w:r>
+        <w:rPr>
+          <w:lang w:val="ne_NP" w:bidi="ne_NP"/>
+        </w:rPr>
+      </w:r>
+      <w:r>
+        <w:rPr>
+          <w:lang w:val="ne_NP" w:bidi="ne_NP"/>
+        </w:rPr>
+        <w:t xml:space="preserve">यद्यपि, धेरेजसो समयमा "स्वर्ग" शब्दले परमेश्वर आफ्ना </w:t>
+      </w:r>
+      <w:r>
+        <w:rPr>
+          <w:lang w:val="ne_NP" w:bidi="ne_NP"/>
+        </w:rPr>
         <w:t>स्वर्गदूतहरू</w:t>
       </w:r>
       <w:r>
         <w:rPr>
           <w:lang w:val="ne_NP" w:bidi="ne_NP"/>
         </w:rPr>
-        <w:t xml:space="preserve"> वा </w:t>
-      </w:r>
-      <w:hyperlink r:id="rId16">
-        <w:r>
-          <w:rPr>
-            <w:lang w:val="ne_NP" w:bidi="ne_NP"/>
-          </w:rPr>
-          <w:rPr>
-            <w:color w:val="0000EE"/>
-            <w:u w:val="single"/>
-          </w:rPr>
-          <w:t>शैतानको</w:t>
-        </w:r>
-      </w:hyperlink>
-      <w:r>
-        <w:rPr>
-          <w:lang w:val="ne_NP" w:bidi="ne_NP"/>
-        </w:rPr>
-        <w:t xml:space="preserve"> अस्तित्व छ भनेर विश्वास गरेनन्।</w:t>
-      </w:r>
-    </w:p>
-    <w:p>
-      <w:pPr/>
-      <w:r>
-        <w:rPr>
-          <w:lang w:val="ne_NP" w:bidi="ne_NP"/>
-        </w:rPr>
-      </w:r>
-      <w:r>
-        <w:rPr>
-          <w:lang w:val="ne_NP" w:bidi="ne_NP"/>
-        </w:rPr>
-        <w:t>येशूको समयमा फरिसीहरूको विपरित सदुकीहरूले रोमी सरकारलाई सहयोग गरे, त्यसैले तिनीहरूसँग बढी राजनीतिक शक्ति र प्रभाव थियो।</w:t>
-      </w:r>
-    </w:p>
-    <w:p>
-      <w:pPr/>
-      <w:r>
-        <w:rPr>
-          <w:lang w:val="ne_NP" w:bidi="ne_NP"/>
-        </w:rPr>
-      </w:r>
-      <w:hyperlink r:id="rId17">
-        <w:r>
-          <w:rPr>
-            <w:lang w:val="ne_NP" w:bidi="ne_NP"/>
-          </w:rPr>
-          <w:rPr>
-            <w:color w:val="0000EE"/>
-            <w:u w:val="single"/>
-          </w:rPr>
-          <w:t>यरूशलेमका</w:t>
-        </w:r>
-      </w:hyperlink>
-      <w:r>
-        <w:rPr>
-          <w:lang w:val="ne_NP" w:bidi="ne_NP"/>
-        </w:rPr>
-        <w:t xml:space="preserve"> केही </w:t>
+        <w:t xml:space="preserve">सँग बस्ने ठाउँलाई जनाउँछ। यो स्वर्ग यस ब्रह्माण्डमा कतै छैन; मानिसहरू यात्रा गर्न सक्ने ठाउँ होइन। तर परमेश्वरले आफ्ना स्वर्गदूतहरूलाई आफ्नो काम गर्न पृथ्वीमा पठाउन सक्नुहुन्छ र येशू स्वर्गबाट पृथ्वीमा आउनुभयो। येशू मर्नु भयो र फेरि जीवित हुनुभएपछि, उहाँ स्वर्गमा फर्केर जानुभयो। असलकालागि </w:t>
+      </w:r>
+      <w:r>
+        <w:rPr>
+          <w:lang w:val="ne_NP" w:bidi="ne_NP"/>
+        </w:rPr>
+        <w:t>परमेश्वरको राज्य</w:t>
+      </w:r>
+      <w:r>
+        <w:rPr>
+          <w:lang w:val="ne_NP" w:bidi="ne_NP"/>
+        </w:rPr>
+        <w:t xml:space="preserve"> स्थापित गर्न उहाँ एक दिन फर्केर आउनुहुनेछ येशू फर्केर आउनुहुँदा नयाँ स्वर्ग र नयाँ पृथ्वी हुनेछ भनेर प्रकाशको पुस्तकले हामीलाई बताउँछ। अब स्वर्गका परमेश्वर र पृथ्वीका मानिसहरू एक अर्काबाट अलग हुनेछैनन्। बरू, परमेश्वर आफ्ना मानिसहरूको बीचमा बास गर्नु हुनेछ।</w:t>
+      </w:r>
+    </w:p>
+    <w:p>
+      <w:pPr/>
+      <w:r>
+        <w:rPr>
+          <w:lang w:val="ne_NP" w:bidi="ne_NP"/>
+        </w:rPr>
+      </w:r>
+      <w:r>
+        <w:rPr>
+          <w:lang w:val="ne_NP" w:bidi="ne_NP"/>
+        </w:rPr>
+        <w:t>कहिलेकाँही कुनै निश्चित खण्डमा "स्वर्ग" शब्दको अर्थ देखिने आकाश वा परमेश्वर बस्ने ठाउँ हो भनेर स्पष्ट हुँदैन। कहिलेकाँही एकै पटकमा दुबै अर्थ सहि हुन सक्छन्। उदाहरणको लागि, "आकासबाट आएको वर्षा" को अर्थ आकासबाट आउने वर्षा हुन सक्छ, तर यसको अर्थ परमेश्वरले पठाएको वर्षा पनि हुन सक्छ।</w:t>
+      </w:r>
+    </w:p>
+    <w:p>
+      <w:pPr/>
+      <w:r>
+        <w:rPr>
+          <w:lang w:val="ne_NP" w:bidi="ne_NP"/>
+        </w:rPr>
+      </w:r>
+      <w:r>
+        <w:rPr>
+          <w:lang w:val="ne_NP" w:bidi="ne_NP"/>
+        </w:rPr>
+        <w:t xml:space="preserve">कहिलेकाँही </w:t>
+      </w:r>
+      <w:r>
+        <w:rPr>
+          <w:lang w:val="ne_NP" w:bidi="ne_NP"/>
+        </w:rPr>
+        <w:t>यहूदी</w:t>
+      </w:r>
+      <w:r>
+        <w:rPr>
+          <w:lang w:val="ne_NP" w:bidi="ne_NP"/>
+        </w:rPr>
+        <w:t>हरूले आकाशको बारेमा होइन, परमेश्वर बस्ने ठाउँ भनेर स्पष्ट गर्न "सर्बोच्च स्वर्ग" शब्द प्रयोग गर्थे।</w:t>
+      </w:r>
+    </w:p>
+    <w:p>
+      <w:pPr/>
+      <w:r>
+        <w:rPr>
+          <w:lang w:val="ne_NP" w:bidi="ne_NP"/>
+        </w:rPr>
+      </w:r>
+      <w:r>
+        <w:rPr>
+          <w:lang w:val="ne_NP" w:bidi="ne_NP"/>
+        </w:rPr>
+        <w:t>किनभने स्वर्ग परमेश्वर बस्ने ठाउँ हो, त्यसैले यहूदीहरूले परमेश्वरको बारेमा कुरा गर्दा प्राय: "स्वर्ग" शब्द प्रयोग गर्थे। परमेश्वर प्रतिको आदरको कारणले तिनीहरूले परमेश्वरको नाम प्रयोग गर्न रुचाएनन्। त्यसैले, "परमेश्वर" भन्नुको सट्टा यहूदीहरूले "स्वर्ग" भन्न सक्थे। त्यसैले "स्वर्गको राज्य" र "परमेश्वरको राज्य" शब्दको अर्थ एउटै हो।</w:t>
+      </w:r>
+    </w:p>
+    <w:p>
+      <w:pPr/>
+      <w:r>
+        <w:rPr>
+          <w:lang w:val="ne_NP" w:bidi="ne_NP"/>
+        </w:rPr>
+      </w:r>
+      <w:r>
+        <w:rPr>
+          <w:lang w:val="ne_NP" w:bidi="ne_NP"/>
+        </w:rPr>
+        <w:t xml:space="preserve">पुरानो नियमको </w:t>
+      </w:r>
+      <w:r>
+        <w:rPr>
+          <w:lang w:val="ne_NP" w:bidi="ne_NP"/>
+        </w:rPr>
+        <w:t>हिब्रू</w:t>
+      </w:r>
+      <w:r>
+        <w:rPr>
+          <w:lang w:val="ne_NP" w:bidi="ne_NP"/>
+        </w:rPr>
+        <w:t xml:space="preserve"> भाषामा स्वर्गकोलागि प्रयोग गरिएको शब्द बहुवचन हो वा यसको अर्थ एक भन्दा बढी हुन्छ। हामी यसलाई "स्वर्गहरू" भनेको सुन्छौ। त्यसैले कहिलेकाँही तपाईंले अनुवादहरूमा "स्वर्ग" देख्नुहुनेछ र कहिलेकाँही तपाईंले "स्वर्गहरू" देख्नुहुनेछ। तर यसको अर्थ एउटै हो। त्यहाँ एकभन्दा बढी स्वर्ग छ भन्ने अर्थ होइन।</w:t>
+      </w:r>
+      <w:r>
+        <w:rPr>
+          <w:lang w:val="ne_NP" w:bidi="ne_NP"/>
+        </w:rPr>
+      </w:r>
+      <w:r>
+        <w:rPr>
+          <w:lang w:val="ne_NP" w:bidi="ne_NP"/>
+        </w:rPr>
+      </w:r>
+    </w:p>
+    <w:p>
+      <w:pPr/>
+      <w:r>
+        <w:rPr>
+          <w:lang w:val="ne_NP" w:bidi="ne_NP"/>
+        </w:rPr>
+      </w:r>
+    </w:p>
+    <w:p>
+      <w:pPr>
+        <w:pStyle w:val="Heading2"/>
+      </w:pPr>
+      <w:r>
+        <w:rPr>
+          <w:lang w:val="ne_NP" w:bidi="ne_NP"/>
+        </w:rPr>
+        <w:t>स्वर्गदूत</w:t>
+      </w:r>
+      <w:r>
+        <w:rPr>
+          <w:lang w:val="ne_NP" w:bidi="ne_NP"/>
+        </w:rPr>
+      </w:r>
+    </w:p>
+    <w:p>
+      <w:pPr/>
+      <w:r>
+        <w:rPr>
+          <w:lang w:val="ne_NP" w:bidi="ne_NP"/>
+        </w:rPr>
       </w:r>
       <w:r>
         <w:rPr>
           <w:b/>
           <w:lang w:val="ne_NP" w:bidi="ne_NP"/>
         </w:rPr>
-        <w:t>पूजाहारीहरू</w:t>
-      </w:r>
-      <w:r>
-        <w:rPr>
-          <w:lang w:val="ne_NP" w:bidi="ne_NP"/>
-        </w:rPr>
-        <w:t xml:space="preserve"> सदूकीहरू समूहका सदस्यहरू थिए। सदूकीहरूका केही सदस्यहरू </w:t>
+        <w:t>स्वर्गदूत</w:t>
+      </w:r>
+      <w:r>
+        <w:rPr>
+          <w:lang w:val="ne_NP" w:bidi="ne_NP"/>
+        </w:rPr>
+        <w:t xml:space="preserve"> परमेश्वरले सृजना गर्नुभएको एक अलौकिक, आत्मिक प्राणी हो। स्वर्गदूतहरूले मानिसहरूलाई परमेश्वरको सन्देशहरू दिन्छन्; उदाहरणको लागि, स्वर्गदूतले </w:t>
+      </w:r>
+      <w:r>
+        <w:rPr>
+          <w:lang w:val="ne_NP" w:bidi="ne_NP"/>
+        </w:rPr>
+        <w:t>मरियमलाई</w:t>
+      </w:r>
+      <w:r>
+        <w:rPr>
+          <w:lang w:val="ne_NP" w:bidi="ne_NP"/>
+        </w:rPr>
+        <w:t xml:space="preserve"> परमेश्वरको शक्तिद्वारा गर्भवती हुनेछौ भनेर भने। कहिलेकाँही स्वर्गदूतले सपनामा मानिसहरूलाई सन्देश दिन्छन; उदाहरणको लागि, स्वर्गदूतले सपनामा यूसुफलाई मरियम र येशूलाई लिएर मिश्रदेश भाग्नु भने।</w:t>
+      </w:r>
+    </w:p>
+    <w:p>
+      <w:pPr/>
+      <w:r>
+        <w:rPr>
+          <w:lang w:val="ne_NP" w:bidi="ne_NP"/>
+        </w:rPr>
+      </w:r>
+      <w:r>
+        <w:rPr>
+          <w:lang w:val="ne_NP" w:bidi="ne_NP"/>
+        </w:rPr>
+        <w:t>कहिलेकाँही स्वर्गदूत सामान्य व्यक्ति जस्तै देखिन्छ, तर अन्य समयमा स्वर्गदूतहरू धेरै चम्किलो र चमकदार वा डरलाग्दो पनि देखिन सक्छन्। प्राय: तिनीहरूले मानिसहरूलाई भन्नु पर्ने पहिलो कुरा थियो "नडराउनुहोस्"।</w:t>
+      </w:r>
+    </w:p>
+    <w:p>
+      <w:pPr/>
+      <w:r>
+        <w:rPr>
+          <w:lang w:val="ne_NP" w:bidi="ne_NP"/>
+        </w:rPr>
+      </w:r>
+      <w:r>
+        <w:rPr>
+          <w:lang w:val="ne_NP" w:bidi="ne_NP"/>
+        </w:rPr>
+        <w:t xml:space="preserve">स्वर्गदूतले परमेश्वरको लागि विशेष कार्य पनि गर्न सक्छ। तिनीहरूले मानिसहरूलाई मद्दत गर्न वा सुरक्षा गर्न सक्छन्; उदाहरणको लागि, </w:t>
+      </w:r>
+      <w:r>
+        <w:rPr>
+          <w:lang w:val="ne_NP" w:bidi="ne_NP"/>
+        </w:rPr>
+        <w:t>अगमवक्ता</w:t>
+      </w:r>
+      <w:r>
+        <w:rPr>
+          <w:lang w:val="ne_NP" w:bidi="ne_NP"/>
+        </w:rPr>
+        <w:t xml:space="preserve"> एलीशालाई आरामी राजाले पक्रने प्रयास गर्दा स्वर्गदूतहरूको सम्पूर्ण सेना उहाँको वरिपरि उभिए।</w:t>
+      </w:r>
+    </w:p>
+    <w:p>
+      <w:pPr/>
+      <w:r>
+        <w:rPr>
+          <w:lang w:val="ne_NP" w:bidi="ne_NP"/>
+        </w:rPr>
+      </w:r>
+      <w:r>
+        <w:rPr>
+          <w:lang w:val="ne_NP" w:bidi="ne_NP"/>
+        </w:rPr>
+        <w:t xml:space="preserve">परमेश्वरले मानिसहरूलाई दण्डित गर्न स्वर्गदूतहरूलाई पनि प्रयोग गर्नुहुन्छ। उदाहरणको लागि, मिश्रको राजाले </w:t>
+      </w:r>
+      <w:r>
+        <w:rPr>
+          <w:lang w:val="ne_NP" w:bidi="ne_NP"/>
+        </w:rPr>
+        <w:t>इस्राएलीहरूलाई</w:t>
+      </w:r>
+      <w:r>
+        <w:rPr>
+          <w:lang w:val="ne_NP" w:bidi="ne_NP"/>
+        </w:rPr>
+        <w:t xml:space="preserve"> जान दिन अस्वीकार गरेपछि स्वर्गदूतले त्याहाँ जन्मेका पहिलो छोराहरूलाई मारे। परमेश्वरले आफ्नो अन्तिम न्यायको लागि स्वर्गदूतहरूलाई प्रयोग गर्नुहुनेछ भनेर नयाँ नियमबाट हामी जान्छौ।</w:t>
+      </w:r>
+    </w:p>
+    <w:p>
+      <w:pPr/>
+      <w:r>
+        <w:rPr>
+          <w:lang w:val="ne_NP" w:bidi="ne_NP"/>
+        </w:rPr>
+      </w:r>
+      <w:r>
+        <w:rPr>
+          <w:lang w:val="ne_NP" w:bidi="ne_NP"/>
+        </w:rPr>
+        <w:t xml:space="preserve">स्वर्गदूतहरूको अर्को धेरै महत्त्वपूर्ण कार्य परमेश्वरको </w:t>
+      </w:r>
+      <w:r>
+        <w:rPr>
+          <w:lang w:val="ne_NP" w:bidi="ne_NP"/>
+        </w:rPr>
+        <w:t>आराधना</w:t>
+      </w:r>
+      <w:r>
+        <w:rPr>
+          <w:lang w:val="ne_NP" w:bidi="ne_NP"/>
+        </w:rPr>
+        <w:t xml:space="preserve"> गर्नु हो। हामीले यो विशेष गरी प्रकाशको पुस्तकमा पाउँछौं।</w:t>
+      </w:r>
+    </w:p>
+    <w:p>
+      <w:pPr/>
+      <w:r>
+        <w:rPr>
+          <w:lang w:val="ne_NP" w:bidi="ne_NP"/>
+        </w:rPr>
+      </w:r>
+      <w:r>
+        <w:rPr>
+          <w:lang w:val="ne_NP" w:bidi="ne_NP"/>
+        </w:rPr>
+        <w:t xml:space="preserve">एउटा महत्त्वपूर्ण प्रकारको स्वर्गदूत प्रधान स्वर्गदूत हो। यो विशेष </w:t>
+      </w:r>
+      <w:r>
+        <w:rPr>
+          <w:lang w:val="ne_NP" w:bidi="ne_NP"/>
+        </w:rPr>
+        <w:t>अधिकार</w:t>
+      </w:r>
+      <w:r>
+        <w:rPr>
+          <w:lang w:val="ne_NP" w:bidi="ne_NP"/>
+        </w:rPr>
+        <w:t xml:space="preserve"> प्राप्त स्वर्गदूत हो। बाइबलमा दुई प्रधान स्वर्गदूतहरूको नाम उल्लेख छः </w:t>
+      </w:r>
+      <w:r>
+        <w:rPr>
+          <w:lang w:val="ne_NP" w:bidi="ne_NP"/>
+        </w:rPr>
+        <w:t>गाब्रिएल</w:t>
+      </w:r>
+      <w:r>
+        <w:rPr>
+          <w:lang w:val="ne_NP" w:bidi="ne_NP"/>
+        </w:rPr>
+        <w:t xml:space="preserve"> र मिखाएल।</w:t>
+      </w:r>
+    </w:p>
+    <w:p>
+      <w:pPr/>
+      <w:r>
+        <w:rPr>
+          <w:lang w:val="ne_NP" w:bidi="ne_NP"/>
+        </w:rPr>
+      </w:r>
+      <w:r>
+        <w:rPr>
+          <w:lang w:val="ne_NP" w:bidi="ne_NP"/>
+        </w:rPr>
+        <w:t xml:space="preserve">सबै स्वर्गदूतहरू परमेश्वरको आज्ञाकारी रहेनन्। केही स्वर्गदूतहरूले विद्रोह गरे। तिनीहरू </w:t>
+      </w:r>
+      <w:r>
+        <w:rPr>
+          <w:lang w:val="ne_NP" w:bidi="ne_NP"/>
+        </w:rPr>
+        <w:t>दुष्ट आत्माहरू</w:t>
+      </w:r>
+      <w:r>
+        <w:rPr>
+          <w:lang w:val="ne_NP" w:bidi="ne_NP"/>
+        </w:rPr>
+        <w:t xml:space="preserve"> भए, र तिनीहरूको अगुवाको नाम </w:t>
+      </w:r>
+      <w:r>
+        <w:rPr>
+          <w:lang w:val="ne_NP" w:bidi="ne_NP"/>
+        </w:rPr>
+        <w:t>शैतान</w:t>
+      </w:r>
+      <w:r>
+        <w:rPr>
+          <w:lang w:val="ne_NP" w:bidi="ne_NP"/>
+        </w:rPr>
+        <w:t xml:space="preserve"> हो।</w:t>
+      </w:r>
+    </w:p>
+    <w:p>
+      <w:pPr/>
+      <w:r>
+        <w:rPr>
+          <w:lang w:val="ne_NP" w:bidi="ne_NP"/>
+        </w:rPr>
       </w:r>
       <w:r>
         <w:rPr>
           <w:b/>
           <w:lang w:val="ne_NP" w:bidi="ne_NP"/>
         </w:rPr>
-        <w:t>यहूदी</w:t>
-      </w:r>
-      <w:r>
-        <w:rPr>
-          <w:lang w:val="ne_NP" w:bidi="ne_NP"/>
-        </w:rPr>
-        <w:t xml:space="preserve"> धार्मिक अदालत, </w:t>
-      </w:r>
-      <w:hyperlink r:id="rId18">
-        <w:r>
-          <w:rPr>
-            <w:lang w:val="ne_NP" w:bidi="ne_NP"/>
-          </w:rPr>
-          <w:rPr>
-            <w:color w:val="0000EE"/>
-            <w:u w:val="single"/>
-          </w:rPr>
-          <w:t>महासभाको</w:t>
-        </w:r>
-      </w:hyperlink>
-      <w:r>
-        <w:rPr>
-          <w:lang w:val="ne_NP" w:bidi="ne_NP"/>
-        </w:rPr>
-        <w:t xml:space="preserve"> पनि हिस्सा थिए।</w:t>
-      </w:r>
-      <w:r>
-        <w:rPr>
-          <w:lang w:val="ne_NP" w:bidi="ne_NP"/>
-        </w:rPr>
-      </w:r>
-      <w:r>
-        <w:rPr>
-          <w:lang w:val="ne_NP" w:bidi="ne_NP"/>
-        </w:rPr>
-      </w:r>
-    </w:p>
-    <w:p>
-      <w:pPr/>
-      <w:r>
-        <w:rPr>
-          <w:lang w:val="ne_NP" w:bidi="ne_NP"/>
-        </w:rPr>
-      </w:r>
-    </w:p>
-    <w:p>
-      <w:pPr>
-        <w:pStyle w:val="Heading2"/>
-      </w:pPr>
-      <w:r>
-        <w:rPr>
-          <w:lang w:val="ne_NP" w:bidi="ne_NP"/>
-        </w:rPr>
-        <w:t>सन्त</w:t>
-      </w:r>
-      <w:r>
-        <w:rPr>
-          <w:lang w:val="ne_NP" w:bidi="ne_NP"/>
-        </w:rPr>
-      </w:r>
-    </w:p>
-    <w:p>
-      <w:pPr/>
-      <w:r>
-        <w:rPr>
-          <w:lang w:val="ne_NP" w:bidi="ne_NP"/>
-        </w:rPr>
-      </w:r>
-      <w:r>
-        <w:rPr>
-          <w:b/>
-          <w:lang w:val="ne_NP" w:bidi="ne_NP"/>
-        </w:rPr>
-        <w:t>सन्तहरू</w:t>
-      </w:r>
-      <w:r>
-        <w:rPr>
-          <w:lang w:val="ne_NP" w:bidi="ne_NP"/>
-        </w:rPr>
-        <w:t xml:space="preserve"> शब्दको सरल अर्थ "</w:t>
-      </w:r>
-      <w:hyperlink r:id="rId19">
-        <w:r>
-          <w:rPr>
-            <w:lang w:val="ne_NP" w:bidi="ne_NP"/>
-          </w:rPr>
-          <w:rPr>
-            <w:color w:val="0000EE"/>
-            <w:u w:val="single"/>
-          </w:rPr>
-          <w:t>पवित्र मानिसहरू</w:t>
-        </w:r>
-      </w:hyperlink>
-      <w:r>
-        <w:rPr>
-          <w:lang w:val="ne_NP" w:bidi="ne_NP"/>
-        </w:rPr>
-        <w:t xml:space="preserve">" हो। पुरानो नियममा, पवित्र मानिसहरू वा सन्तहरू </w:t>
-      </w:r>
-      <w:hyperlink r:id="rId20">
-        <w:r>
-          <w:rPr>
-            <w:lang w:val="ne_NP" w:bidi="ne_NP"/>
-          </w:rPr>
-          <w:rPr>
-            <w:color w:val="0000EE"/>
-            <w:u w:val="single"/>
-          </w:rPr>
-          <w:t>परमेश्वर</w:t>
-        </w:r>
-      </w:hyperlink>
-      <w:r>
-        <w:rPr>
-          <w:lang w:val="ne_NP" w:bidi="ne_NP"/>
-        </w:rPr>
-        <w:t xml:space="preserve"> र उहाँको व्यवस्थाहरूलाई पछ्याउने उहाँका समर्पित मानिसहरू हुन्। नयाँ नियममा, येशूका सबै अनुयायीहरू पवित्र मानिसहरू वा सन्तहरू हुन्। पवित्र मानिसहरूले आफूलाई परमेश्वरमा समर्पित गर्छन् र विशेषगरी परमेश्वरले तिनिहरूलाई उहाँको सेवा गर्न र उहाँलाई पछ्याउन अलग पार्नुहुन्छ।</w:t>
-      </w:r>
-      <w:r>
-        <w:rPr>
-          <w:lang w:val="ne_NP" w:bidi="ne_NP"/>
-        </w:rPr>
-      </w:r>
-      <w:r>
-        <w:rPr>
-          <w:lang w:val="ne_NP" w:bidi="ne_NP"/>
-        </w:rPr>
-      </w:r>
-    </w:p>
-    <w:p>
-      <w:pPr/>
-      <w:r>
-        <w:rPr>
-          <w:lang w:val="ne_NP" w:bidi="ne_NP"/>
-        </w:rPr>
-      </w:r>
-    </w:p>
-    <w:p>
-      <w:pPr>
-        <w:pStyle w:val="Heading2"/>
-      </w:pPr>
-      <w:r>
-        <w:rPr>
-          <w:lang w:val="ne_NP" w:bidi="ne_NP"/>
-        </w:rPr>
-        <w:t>सन्तान</w:t>
-      </w:r>
-      <w:r>
-        <w:rPr>
-          <w:lang w:val="ne_NP" w:bidi="ne_NP"/>
-        </w:rPr>
-      </w:r>
-    </w:p>
-    <w:p>
-      <w:pPr/>
-      <w:r>
-        <w:rPr>
-          <w:lang w:val="ne_NP" w:bidi="ne_NP"/>
-        </w:rPr>
-      </w:r>
-      <w:r>
-        <w:rPr>
-          <w:lang w:val="ne_NP" w:bidi="ne_NP"/>
-        </w:rPr>
-        <w:t xml:space="preserve">एउटा व्यक्तिको </w:t>
-      </w:r>
-      <w:r>
-        <w:rPr>
-          <w:b/>
-          <w:lang w:val="ne_NP" w:bidi="ne_NP"/>
-        </w:rPr>
-        <w:t>सन्तानहरू</w:t>
-      </w:r>
-      <w:r>
-        <w:rPr>
-          <w:lang w:val="ne_NP" w:bidi="ne_NP"/>
-        </w:rPr>
-        <w:t xml:space="preserve"> उसको बालबालिकाहरू, नातिनाति र उही परिवारको भावी पुस्ताहरू हुन्। </w:t>
-      </w:r>
-      <w:r>
-        <w:rPr>
-          <w:b/>
-          <w:lang w:val="ne_NP" w:bidi="ne_NP"/>
-        </w:rPr>
-        <w:t>इस्राएलीहरू</w:t>
-      </w:r>
-      <w:r>
-        <w:rPr>
-          <w:lang w:val="ne_NP" w:bidi="ne_NP"/>
-        </w:rPr>
-        <w:t xml:space="preserve"> </w:t>
-      </w:r>
-      <w:r>
-        <w:rPr>
-          <w:b/>
-          <w:lang w:val="ne_NP" w:bidi="ne_NP"/>
-        </w:rPr>
-        <w:t>अब्राहामको</w:t>
-      </w:r>
-      <w:r>
-        <w:rPr>
-          <w:lang w:val="ne_NP" w:bidi="ne_NP"/>
-        </w:rPr>
-        <w:t xml:space="preserve"> नाति याकूबका सन्तानहरू हुन्। याकूब इस्राएलीहरूको पितापुर्खा हो।</w:t>
-      </w:r>
-      <w:r>
-        <w:rPr>
-          <w:lang w:val="ne_NP" w:bidi="ne_NP"/>
-        </w:rPr>
-      </w:r>
-      <w:r>
-        <w:rPr>
-          <w:lang w:val="ne_NP" w:bidi="ne_NP"/>
-        </w:rPr>
-      </w:r>
-    </w:p>
-    <w:p>
-      <w:pPr/>
-      <w:r>
-        <w:rPr>
-          <w:lang w:val="ne_NP" w:bidi="ne_NP"/>
-        </w:rPr>
-      </w:r>
-    </w:p>
-    <w:p>
-      <w:pPr>
-        <w:pStyle w:val="Heading2"/>
-      </w:pPr>
-      <w:r>
-        <w:rPr>
-          <w:lang w:val="ne_NP" w:bidi="ne_NP"/>
-        </w:rPr>
-        <w:t>सपना</w:t>
-      </w:r>
-      <w:r>
-        <w:rPr>
-          <w:lang w:val="ne_NP" w:bidi="ne_NP"/>
-        </w:rPr>
-      </w:r>
-    </w:p>
-    <w:p>
-      <w:pPr/>
-      <w:r>
-        <w:rPr>
-          <w:lang w:val="ne_NP" w:bidi="ne_NP"/>
-        </w:rPr>
-      </w:r>
-      <w:r>
-        <w:rPr>
-          <w:lang w:val="ne_NP" w:bidi="ne_NP"/>
-        </w:rPr>
-        <w:t xml:space="preserve">जब तपाईं सुतिरहनु भएको हुन्छ तपाईले केही घटनाहरूको अनुभव गर्नुहुन्छ जुन वास्तवमा त्यहाँ भएको हुँदैन वा तपाईंले देखेको कुरा वास्तविक रूपमा त्यहाँ हुँदैन यो तपाईंको </w:t>
-      </w:r>
-      <w:r>
-        <w:rPr>
-          <w:b/>
-          <w:lang w:val="ne_NP" w:bidi="ne_NP"/>
-        </w:rPr>
-        <w:t>सपना</w:t>
-      </w:r>
-      <w:r>
-        <w:rPr>
-          <w:lang w:val="ne_NP" w:bidi="ne_NP"/>
-        </w:rPr>
-        <w:t xml:space="preserve"> हुो। </w:t>
-      </w:r>
-      <w:hyperlink r:id="rId20">
-        <w:r>
-          <w:rPr>
-            <w:lang w:val="ne_NP" w:bidi="ne_NP"/>
-          </w:rPr>
-          <w:rPr>
-            <w:color w:val="0000EE"/>
-            <w:u w:val="single"/>
-          </w:rPr>
-          <w:t>परमेश्वरले</w:t>
-        </w:r>
-      </w:hyperlink>
-      <w:r>
-        <w:rPr>
-          <w:lang w:val="ne_NP" w:bidi="ne_NP"/>
-        </w:rPr>
-        <w:t xml:space="preserve"> मानिसहरूसँग कुराकानी गर्न सपनाहरू प्रयोग गर्न सक्नुहुन्छ। परमेश्वरले सपनाहरू प्रयोग गरेर मानिसहरूलाई भविष्यमा के हुनेछ भनेर भन्नसक्नु हुन्छ वा तिनीहरूले केही गर्न आवश्यक पर्ने कुरा भन्नसक्नु हुन्छ।</w:t>
-      </w:r>
-    </w:p>
-    <w:p>
-      <w:pPr/>
-      <w:r>
-        <w:rPr>
-          <w:lang w:val="ne_NP" w:bidi="ne_NP"/>
-        </w:rPr>
-      </w:r>
-      <w:r>
-        <w:rPr>
-          <w:lang w:val="ne_NP" w:bidi="ne_NP"/>
-        </w:rPr>
-        <w:t xml:space="preserve">सपना </w:t>
-      </w:r>
-      <w:hyperlink r:id="rId21">
-        <w:r>
-          <w:rPr>
-            <w:lang w:val="ne_NP" w:bidi="ne_NP"/>
-          </w:rPr>
-          <w:rPr>
-            <w:color w:val="0000EE"/>
-            <w:u w:val="single"/>
-          </w:rPr>
-          <w:t>दर्शन</w:t>
-        </w:r>
-      </w:hyperlink>
-      <w:r>
-        <w:rPr>
-          <w:lang w:val="ne_NP" w:bidi="ne_NP"/>
-        </w:rPr>
-        <w:t xml:space="preserve"> भन्दा फरक हुो। तपाईं सुतिरहनु भएको बेला सपना हुन्छ, तर तपाईं ब्यूँझी रहनु भएको बेला दर्शन हुन्छ। जब तपाईंलाई दर्शन हुन्छ, तपाईंले केही देख्नुहुन्छ वा सुन्नुहुन्छ जुन तपाईंको नजिक्कै वरिपरि भएता पनि अन्य मानिसहरूले देख्न वा सुन्न सक्दैनन्। जसरी उहाँ सपनाहरू प्रयोग गर्नुहुन्छ, त्यसरी नै मानिसहरूसँग कुराकानी गर्न दर्शनहरू पनि प्रयोग गर्नुहुन्छ।</w:t>
-      </w:r>
-      <w:r>
-        <w:rPr>
-          <w:lang w:val="ne_NP" w:bidi="ne_NP"/>
-        </w:rPr>
-      </w:r>
-      <w:r>
-        <w:rPr>
-          <w:lang w:val="ne_NP" w:bidi="ne_NP"/>
-        </w:rPr>
-      </w:r>
-    </w:p>
-    <w:p>
-      <w:pPr/>
-      <w:r>
-        <w:rPr>
-          <w:lang w:val="ne_NP" w:bidi="ne_NP"/>
-        </w:rPr>
-      </w:r>
-    </w:p>
-    <w:p>
-      <w:pPr>
-        <w:pStyle w:val="Heading2"/>
-      </w:pPr>
-      <w:r>
-        <w:rPr>
-          <w:lang w:val="ne_NP" w:bidi="ne_NP"/>
-        </w:rPr>
-        <w:t>सभाघर</w:t>
-      </w:r>
-      <w:r>
-        <w:rPr>
-          <w:lang w:val="ne_NP" w:bidi="ne_NP"/>
-        </w:rPr>
-      </w:r>
-    </w:p>
-    <w:p>
-      <w:pPr/>
-      <w:r>
-        <w:rPr>
-          <w:lang w:val="ne_NP" w:bidi="ne_NP"/>
-        </w:rPr>
-      </w:r>
-      <w:r>
-        <w:rPr>
-          <w:b/>
-          <w:lang w:val="ne_NP" w:bidi="ne_NP"/>
-        </w:rPr>
-        <w:t>सभाघर</w:t>
-      </w:r>
-      <w:r>
-        <w:rPr>
-          <w:lang w:val="ne_NP" w:bidi="ne_NP"/>
-        </w:rPr>
-        <w:t xml:space="preserve"> भनेको </w:t>
-      </w:r>
-      <w:r>
-        <w:rPr>
-          <w:b/>
-          <w:lang w:val="ne_NP" w:bidi="ne_NP"/>
-        </w:rPr>
-        <w:t>यहूदी</w:t>
-      </w:r>
-      <w:r>
-        <w:rPr>
-          <w:lang w:val="ne_NP" w:bidi="ne_NP"/>
-        </w:rPr>
-        <w:t xml:space="preserve"> मानिसहरू </w:t>
-      </w:r>
-      <w:r>
-        <w:rPr>
-          <w:b/>
-          <w:lang w:val="ne_NP" w:bidi="ne_NP"/>
-        </w:rPr>
-        <w:t>प्रार्थना</w:t>
-      </w:r>
-      <w:r>
-        <w:rPr>
-          <w:lang w:val="ne_NP" w:bidi="ne_NP"/>
-        </w:rPr>
-        <w:t xml:space="preserve"> र </w:t>
-      </w:r>
-      <w:hyperlink r:id="rId22">
-        <w:r>
-          <w:rPr>
-            <w:lang w:val="ne_NP" w:bidi="ne_NP"/>
-          </w:rPr>
-          <w:rPr>
-            <w:color w:val="0000EE"/>
-            <w:u w:val="single"/>
-          </w:rPr>
-          <w:t>धर्मशास्त्र</w:t>
-        </w:r>
-      </w:hyperlink>
-      <w:r>
-        <w:rPr>
-          <w:lang w:val="ne_NP" w:bidi="ne_NP"/>
-        </w:rPr>
-        <w:t>को अध्ययन गर्न र अन्य प्रकारको छलफल र शिक्षाको लागि भेला हुने ठाउँ हो।</w:t>
-      </w:r>
-    </w:p>
-    <w:p>
-      <w:pPr/>
-      <w:r>
-        <w:rPr>
-          <w:lang w:val="ne_NP" w:bidi="ne_NP"/>
-        </w:rPr>
-      </w:r>
-      <w:r>
-        <w:rPr>
-          <w:lang w:val="ne_NP" w:bidi="ne_NP"/>
-        </w:rPr>
-        <w:t xml:space="preserve">सभाघर </w:t>
-      </w:r>
-      <w:hyperlink r:id="rId23">
-        <w:r>
-          <w:rPr>
-            <w:lang w:val="ne_NP" w:bidi="ne_NP"/>
-          </w:rPr>
-          <w:rPr>
-            <w:color w:val="0000EE"/>
-            <w:u w:val="single"/>
-          </w:rPr>
-          <w:t>मन्दिर</w:t>
-        </w:r>
-      </w:hyperlink>
-      <w:r>
-        <w:rPr>
-          <w:lang w:val="ne_NP" w:bidi="ne_NP"/>
-        </w:rPr>
-        <w:t xml:space="preserve"> भन्दा फरक छ। मन्दिर त्यो ठाउँ थियो जहाँ मानिसहरूले परमेश्वरलाई </w:t>
-      </w:r>
-      <w:r>
-        <w:rPr>
-          <w:b/>
-          <w:lang w:val="ne_NP" w:bidi="ne_NP"/>
-        </w:rPr>
-        <w:t>बलिदानहरू</w:t>
-      </w:r>
-      <w:r>
-        <w:rPr>
-          <w:lang w:val="ne_NP" w:bidi="ne_NP"/>
-        </w:rPr>
-        <w:t xml:space="preserve"> ल्याउँथे। मानिसहरूले सभाघरमा बलिदानहरू ल्याउँदैनथे। यरूशलेममा यहूदीहरूको लागि एउटा मात्र मन्दिर थियो, तर त्यहाँ धेरै </w:t>
-      </w:r>
-      <w:hyperlink r:id="rId17">
-        <w:r>
-          <w:rPr>
-            <w:lang w:val="ne_NP" w:bidi="ne_NP"/>
-          </w:rPr>
-          <w:rPr>
-            <w:color w:val="0000EE"/>
-            <w:u w:val="single"/>
-          </w:rPr>
-          <w:t>सभाघरहरू</w:t>
-        </w:r>
-      </w:hyperlink>
-      <w:r>
-        <w:rPr>
-          <w:lang w:val="ne_NP" w:bidi="ne_NP"/>
-        </w:rPr>
-        <w:t xml:space="preserve"> थिए। हामी पुरानो नियममा सभाघरहरूको बारेमा सुन्दैनौ, तर नयाँ नियमको समयमा </w:t>
-      </w:r>
-      <w:hyperlink r:id="rId15">
-        <w:r>
-          <w:rPr>
-            <w:lang w:val="ne_NP" w:bidi="ne_NP"/>
-          </w:rPr>
-          <w:rPr>
-            <w:color w:val="0000EE"/>
-            <w:u w:val="single"/>
-          </w:rPr>
-          <w:t>इस्राएल</w:t>
-        </w:r>
-      </w:hyperlink>
-      <w:r>
-        <w:rPr>
-          <w:lang w:val="ne_NP" w:bidi="ne_NP"/>
-        </w:rPr>
-        <w:t xml:space="preserve"> भरि धेरै सभाघरहरू थिए, साथै यहूदी मानिसहरू बसोबास गर्ने अन्य धेरै देशहरूमा पनि थिए।</w:t>
-      </w:r>
-    </w:p>
-    <w:p>
-      <w:pPr/>
-      <w:r>
-        <w:rPr>
-          <w:lang w:val="ne_NP" w:bidi="ne_NP"/>
-        </w:rPr>
-      </w:r>
-      <w:r>
-        <w:rPr>
-          <w:lang w:val="ne_NP" w:bidi="ne_NP"/>
-        </w:rPr>
-        <w:t xml:space="preserve">यहूदीहरू सभाघरहरूमा </w:t>
-      </w:r>
-      <w:hyperlink r:id="rId24">
-        <w:r>
-          <w:rPr>
-            <w:lang w:val="ne_NP" w:bidi="ne_NP"/>
-          </w:rPr>
-          <w:rPr>
-            <w:color w:val="0000EE"/>
-            <w:u w:val="single"/>
-          </w:rPr>
-          <w:t>विश्रामको दिन</w:t>
-        </w:r>
-      </w:hyperlink>
-      <w:r>
-        <w:rPr>
-          <w:lang w:val="ne_NP" w:bidi="ne_NP"/>
-        </w:rPr>
-        <w:t xml:space="preserve"> र विशेष चाडको दिनहरूमा जम्मा हुन्थे। तिनीहरूको भेलाको बेला तिनीहरूले एकसाथ प्रार्थना गर्थे, बाइबलको पुस्तकहरू जसलाई अहिले हामी पुरानो नियम भन्छौ ति धर्मशास्त्रहरू पढ्थे, र धर्मशास्त्रहरूको बारेमा शिक्षाहरू सुन्थे।</w:t>
-      </w:r>
-    </w:p>
-    <w:p>
-      <w:pPr/>
-      <w:r>
-        <w:rPr>
-          <w:lang w:val="ne_NP" w:bidi="ne_NP"/>
-        </w:rPr>
-      </w:r>
-      <w:r>
-        <w:rPr>
-          <w:lang w:val="ne_NP" w:bidi="ne_NP"/>
-        </w:rPr>
-        <w:t>प्रत्येक सभाघरमा एउटा शासक हुन्थ्यो जो भवन र सबै कुरा सही रूपमा गरिएको छ भनेर पक्का गर्ने जिम्मेवारी थियो। सभाघरको शासकले मानिसहरूलाई प्रार्थना गर्न, धर्मशास्त्रबाट पढ्न वा सिकाउन आमन्त्रण गर्न जिम्मा लिन्थ्यो।</w:t>
-      </w:r>
-    </w:p>
-    <w:p>
-      <w:pPr/>
-      <w:r>
-        <w:rPr>
-          <w:lang w:val="ne_NP" w:bidi="ne_NP"/>
-        </w:rPr>
-      </w:r>
-      <w:r>
-        <w:rPr>
-          <w:lang w:val="ne_NP" w:bidi="ne_NP"/>
-        </w:rPr>
-        <w:t>धर्मशास्त्रहरू केही बोटबिरुवाको रेशा वा पशुहरूको छालाबाट बनेको लामो पट्टीहरू- बेरिएका मुठाहरुमा लेखिएका थिए। यी धर्मशास्त्रको मुठाहरू सभाघर भित्र बक्साहरूमा राख्ने थिए। धर्मशास्त्रको मुठाहरू बहुमूल्य थिए। एउटा विशेष व्यक्तिले बाक्साबाट धर्मशास्त्रको मुठा निकाल्ने र पढ्न जानलागेको व्यक्तिलाई दिने जिम्मा लिन्थ्यो।</w:t>
-      </w:r>
-    </w:p>
-    <w:p>
-      <w:pPr/>
-      <w:r>
-        <w:rPr>
-          <w:lang w:val="ne_NP" w:bidi="ne_NP"/>
-        </w:rPr>
-      </w:r>
-      <w:r>
-        <w:rPr>
-          <w:lang w:val="ne_NP" w:bidi="ne_NP"/>
-        </w:rPr>
-        <w:t>सभाघरलाई बच्चाहरूको लागि स्कूलको रूपमा र मानिसहरूले आफ्नो समुदायमा समस्याहरूको बारेमा छलफल गर्न भेट्ने ठाउँको रूपमा पनि प्रयोग गरिन्थ्यो।</w:t>
-      </w:r>
-    </w:p>
-    <w:p>
-      <w:pPr/>
-      <w:r>
-        <w:rPr>
-          <w:lang w:val="ne_NP" w:bidi="ne_NP"/>
-        </w:rPr>
-      </w:r>
-      <w:r>
-        <w:rPr>
-          <w:b/>
-          <w:lang w:val="ne_NP" w:bidi="ne_NP"/>
-        </w:rPr>
-        <w:t>जब तपाईं "सभाघर" अनुवाद गर्दै हुनुहुन्छ भने निम्न कुराहरूमा सावधान रहनुहोस्:</w:t>
-      </w:r>
-    </w:p>
-    <w:p>
-      <w:pPr/>
-      <w:r>
-        <w:rPr>
-          <w:lang w:val="ne_NP" w:bidi="ne_NP"/>
-        </w:rPr>
-      </w:r>
-      <w:r>
-        <w:rPr>
-          <w:lang w:val="ne_NP" w:bidi="ne_NP"/>
-        </w:rPr>
-        <w:t xml:space="preserve">तपाईंले </w:t>
-      </w:r>
-      <w:hyperlink r:id="rId23">
-        <w:r>
-          <w:rPr>
-            <w:lang w:val="ne_NP" w:bidi="ne_NP"/>
-          </w:rPr>
-          <w:rPr>
-            <w:color w:val="0000EE"/>
-            <w:u w:val="single"/>
-          </w:rPr>
-          <w:t>मन्दिरको</w:t>
-        </w:r>
-      </w:hyperlink>
-      <w:r>
-        <w:rPr>
-          <w:lang w:val="ne_NP" w:bidi="ne_NP"/>
-        </w:rPr>
-        <w:t xml:space="preserve"> लागि प्रयोग गर्ने शब्द प्रयोग गर्नु हुदैन। तपाईंले </w:t>
-      </w:r>
-      <w:hyperlink r:id="rId25">
-        <w:r>
-          <w:rPr>
-            <w:lang w:val="ne_NP" w:bidi="ne_NP"/>
-          </w:rPr>
-          <w:rPr>
-            <w:color w:val="0000EE"/>
-            <w:u w:val="single"/>
-          </w:rPr>
-          <w:t>मण्डली</w:t>
-        </w:r>
-      </w:hyperlink>
-      <w:r>
-        <w:rPr>
-          <w:lang w:val="ne_NP" w:bidi="ne_NP"/>
-        </w:rPr>
-        <w:t xml:space="preserve"> भवनको लागि प्रयोग गर्ने शब्द पनि प्रयोग गर्नु हुदैन। तपाईंले "यहूदी भेट्ने घर" वा "प्रार्थना गर्ने घर" जस्तै वाक्यांश प्रयोग गर्न सक्नुहुन्छ।</w:t>
-      </w:r>
-      <w:r>
-        <w:rPr>
-          <w:lang w:val="ne_NP" w:bidi="ne_NP"/>
-        </w:rPr>
-      </w:r>
-      <w:r>
-        <w:rPr>
-          <w:lang w:val="ne_NP" w:bidi="ne_NP"/>
-        </w:rPr>
-      </w:r>
-    </w:p>
-    <w:p>
-      <w:pPr/>
-      <w:r>
-        <w:rPr>
-          <w:lang w:val="ne_NP" w:bidi="ne_NP"/>
-        </w:rPr>
-      </w:r>
-    </w:p>
-    <w:p>
-      <w:pPr>
-        <w:pStyle w:val="Heading2"/>
-      </w:pPr>
-      <w:r>
-        <w:rPr>
-          <w:lang w:val="ne_NP" w:bidi="ne_NP"/>
-        </w:rPr>
-        <w:t>सभाघरको शासक</w:t>
-      </w:r>
-      <w:r>
-        <w:rPr>
-          <w:lang w:val="ne_NP" w:bidi="ne_NP"/>
-        </w:rPr>
-      </w:r>
-    </w:p>
-    <w:p>
-      <w:pPr/>
-      <w:r>
-        <w:rPr>
-          <w:lang w:val="ne_NP" w:bidi="ne_NP"/>
-        </w:rPr>
-      </w:r>
-      <w:hyperlink r:id="rId26">
-        <w:r>
-          <w:rPr>
-            <w:lang w:val="ne_NP" w:bidi="ne_NP"/>
-          </w:rPr>
-          <w:rPr>
-            <w:color w:val="0000EE"/>
-            <w:u w:val="single"/>
-          </w:rPr>
-          <w:t>सभाघर</w:t>
-        </w:r>
-      </w:hyperlink>
-      <w:r>
-        <w:rPr>
-          <w:lang w:val="ne_NP" w:bidi="ne_NP"/>
-        </w:rPr>
-        <w:t xml:space="preserve"> भनेको </w:t>
-      </w:r>
-      <w:r>
-        <w:rPr>
-          <w:b/>
-          <w:lang w:val="ne_NP" w:bidi="ne_NP"/>
-        </w:rPr>
-        <w:t>यहूदी</w:t>
-      </w:r>
-      <w:r>
-        <w:rPr>
-          <w:lang w:val="ne_NP" w:bidi="ne_NP"/>
-        </w:rPr>
-        <w:t xml:space="preserve"> मानिसहरू </w:t>
-      </w:r>
-      <w:r>
-        <w:rPr>
-          <w:b/>
-          <w:lang w:val="ne_NP" w:bidi="ne_NP"/>
-        </w:rPr>
-        <w:t>प्रार्थना</w:t>
-      </w:r>
-      <w:r>
-        <w:rPr>
-          <w:lang w:val="ne_NP" w:bidi="ne_NP"/>
-        </w:rPr>
-        <w:t xml:space="preserve"> र </w:t>
-      </w:r>
-      <w:hyperlink r:id="rId22">
-        <w:r>
-          <w:rPr>
-            <w:lang w:val="ne_NP" w:bidi="ne_NP"/>
-          </w:rPr>
-          <w:rPr>
-            <w:color w:val="0000EE"/>
-            <w:u w:val="single"/>
-          </w:rPr>
-          <w:t>धर्मशास्त्रको</w:t>
-        </w:r>
-      </w:hyperlink>
-      <w:r>
-        <w:rPr>
-          <w:lang w:val="ne_NP" w:bidi="ne_NP"/>
-        </w:rPr>
-        <w:t xml:space="preserve"> अध्ययन गर्न र अन्य प्रकारको छलफल र शिक्षाको लागि भेला हुने ठाउँ हो। प्रत्येक सभाघरमा एउटा </w:t>
-      </w:r>
-      <w:r>
-        <w:rPr>
-          <w:b/>
-          <w:lang w:val="ne_NP" w:bidi="ne_NP"/>
-        </w:rPr>
-        <w:t>शासक</w:t>
-      </w:r>
-      <w:r>
-        <w:rPr>
-          <w:lang w:val="ne_NP" w:bidi="ne_NP"/>
-        </w:rPr>
-        <w:t xml:space="preserve"> हुन्थ्यो जो भवनका साथै सबै कुरा सही रूपमा गरिएको छ भनेर निश्चित गर्ने जिम्मेवारी थियो। सभाघरको शासकले मानिसहरूलाई प्रार्थना गर्न, धर्मशास्त्रबाट पढ्न वा सिकाउन आमन्त्रण गर्ने जिम्मा लिन्थ्यो।</w:t>
-      </w:r>
-      <w:r>
-        <w:rPr>
-          <w:lang w:val="ne_NP" w:bidi="ne_NP"/>
-        </w:rPr>
-      </w:r>
-      <w:r>
-        <w:rPr>
-          <w:lang w:val="ne_NP" w:bidi="ne_NP"/>
-        </w:rPr>
-      </w:r>
-    </w:p>
-    <w:p>
-      <w:pPr/>
-      <w:r>
-        <w:rPr>
-          <w:lang w:val="ne_NP" w:bidi="ne_NP"/>
-        </w:rPr>
-      </w:r>
-    </w:p>
-    <w:p>
-      <w:pPr>
-        <w:pStyle w:val="Heading2"/>
-      </w:pPr>
-      <w:r>
-        <w:rPr>
-          <w:lang w:val="ne_NP" w:bidi="ne_NP"/>
-        </w:rPr>
-        <w:t>समर्पणको चाड</w:t>
-      </w:r>
-      <w:r>
-        <w:rPr>
-          <w:lang w:val="ne_NP" w:bidi="ne_NP"/>
-        </w:rPr>
-      </w:r>
-    </w:p>
-    <w:p>
-      <w:pPr/>
-      <w:r>
-        <w:rPr>
-          <w:lang w:val="ne_NP" w:bidi="ne_NP"/>
-        </w:rPr>
-      </w:r>
-      <w:r>
-        <w:rPr>
-          <w:b/>
-          <w:lang w:val="ne_NP" w:bidi="ne_NP"/>
-        </w:rPr>
-        <w:t>समर्पणको चाड</w:t>
-      </w:r>
-      <w:r>
-        <w:rPr>
-          <w:lang w:val="ne_NP" w:bidi="ne_NP"/>
-        </w:rPr>
-        <w:t xml:space="preserve"> भनेको यहूदी मानिसहरूले बर्षमा एक पटक मनाउने उत्सव हो। यसको उल्लेख बाइबलमा एक पटक मात्र यूहन्नाको पुस्तकमा गरिएको छ। हामीले यो चाडको समयमा येशू </w:t>
-      </w:r>
-      <w:hyperlink r:id="rId17">
-        <w:r>
-          <w:rPr>
-            <w:lang w:val="ne_NP" w:bidi="ne_NP"/>
-          </w:rPr>
-          <w:rPr>
-            <w:color w:val="0000EE"/>
-            <w:u w:val="single"/>
-          </w:rPr>
-          <w:t>यरूशलेमको</w:t>
-        </w:r>
-      </w:hyperlink>
-      <w:r>
-        <w:rPr>
-          <w:lang w:val="ne_NP" w:bidi="ne_NP"/>
-        </w:rPr>
-        <w:t xml:space="preserve"> भ्रमण गर्नु हुन्छ भनेर त्यहाँ मात्र सुन्छौ।</w:t>
-      </w:r>
-    </w:p>
-    <w:p>
-      <w:pPr/>
-      <w:r>
-        <w:rPr>
-          <w:lang w:val="ne_NP" w:bidi="ne_NP"/>
-        </w:rPr>
-      </w:r>
-      <w:r>
-        <w:rPr>
-          <w:lang w:val="ne_NP" w:bidi="ne_NP"/>
-        </w:rPr>
-        <w:t xml:space="preserve">अधिकांश यहूदी चाडहरू जस्तै यस चाडले मानिसहरूलाई आफ्नो विगतमा भएको केही कुरा सम्झन मद्दत गर्यो। येशूको जन्म भन्दा लगभग २०० वर्ष अघि, ग्रीक राजा इस्राएलको शासक भए। यो राजाले यहूदीहरूलाई तिनीहरूले आफ्नो </w:t>
-      </w:r>
-      <w:hyperlink r:id="rId20">
-        <w:r>
-          <w:rPr>
-            <w:lang w:val="ne_NP" w:bidi="ne_NP"/>
-          </w:rPr>
-          <w:rPr>
-            <w:color w:val="0000EE"/>
-            <w:u w:val="single"/>
-          </w:rPr>
-          <w:t>परमेश्वरको</w:t>
-        </w:r>
-      </w:hyperlink>
-      <w:r>
-        <w:rPr>
-          <w:lang w:val="ne_NP" w:bidi="ne_NP"/>
-        </w:rPr>
-        <w:t xml:space="preserve"> आराधना गर्न छोड्नु पर्छ र ग्रीक </w:t>
-      </w:r>
-      <w:hyperlink r:id="rId27">
-        <w:r>
-          <w:rPr>
-            <w:lang w:val="ne_NP" w:bidi="ne_NP"/>
-          </w:rPr>
-          <w:rPr>
-            <w:color w:val="0000EE"/>
-            <w:u w:val="single"/>
-          </w:rPr>
-          <w:t>देवताहरूको</w:t>
-        </w:r>
-      </w:hyperlink>
-      <w:r>
-        <w:rPr>
-          <w:lang w:val="ne_NP" w:bidi="ne_NP"/>
-        </w:rPr>
-        <w:t xml:space="preserve"> </w:t>
-      </w:r>
-      <w:r>
-        <w:rPr>
-          <w:b/>
-          <w:lang w:val="ne_NP" w:bidi="ne_NP"/>
-        </w:rPr>
-        <w:t>आराधना</w:t>
-      </w:r>
-      <w:r>
-        <w:rPr>
-          <w:lang w:val="ne_NP" w:bidi="ne_NP"/>
-        </w:rPr>
-        <w:t xml:space="preserve"> गर्न पर्छ भनेर भने। धेरै यहूदीहरूले यसको विरुद्धमा विद्रोह गरे र त्यहाँ धेरै लडाई भयो। ग्रीक राजाको सैनिकहरूले धेरै यहूदीहरूलाई मारे, र त्यसपछि उनले अर्को डरलाग्दो कुरा गरे - उनले यरूशलेमको परमेश्वरको </w:t>
-      </w:r>
-      <w:hyperlink r:id="rId23">
-        <w:r>
-          <w:rPr>
-            <w:lang w:val="ne_NP" w:bidi="ne_NP"/>
-          </w:rPr>
-          <w:rPr>
-            <w:color w:val="0000EE"/>
-            <w:u w:val="single"/>
-          </w:rPr>
-          <w:t>मन्दिर</w:t>
-        </w:r>
-      </w:hyperlink>
-      <w:r>
-        <w:rPr>
-          <w:lang w:val="ne_NP" w:bidi="ne_NP"/>
-        </w:rPr>
-        <w:t xml:space="preserve"> भित्र ग्रीक देवता मध्ये एउटाको मूर्ति राखे! यसको कारणले गर्दा, परमेश्वरको मन्दिर अशुद्ध भयो, जसको अर्थ त्यहाँ मानिसहरूले परमेश्वरको आराधना गर्न पूर्ण रूपमा अनुपयुक्त थियो। यहूदीहरूले अब मन्दिरमा परमेश्वरलाई भेट्न सक्दैनथे। तर केही यहूदी मानिसहरूले ग्रीक सैनिकहरूसँग लडेर तिनीहरूले तिनीहरूलाई यरूशलेमबाट धपाए। त्यसपछि यहूदीहरूले मन्दिरबाट मूर्तिलाई हटाए र मन्दिरलाई फेरि सफा गर्न आवश्यक पर्ने समारोहहरू गरे जसको अर्थ मानिसहरूले यसमा परमेश्वरको आराधना गर्न मन्दिर फेरि उपयुक्त भयो। त्यो समयदेखि, हरेक वर्ष यहूदीहरूले यो घटनालाई सम्झन उत्सव मनाउँछन्। मानिसहरूले यस चाडलाई समर्पणको चाड भनेर भन्छन् र यो आठ दिनसम्म हुन्छ।</w:t>
-      </w:r>
-      <w:r>
-        <w:rPr>
-          <w:lang w:val="ne_NP" w:bidi="ne_NP"/>
-        </w:rPr>
-      </w:r>
-      <w:r>
-        <w:rPr>
-          <w:lang w:val="ne_NP" w:bidi="ne_NP"/>
-        </w:rPr>
-      </w:r>
-    </w:p>
-    <w:p>
-      <w:pPr/>
-      <w:r>
-        <w:rPr>
-          <w:lang w:val="ne_NP" w:bidi="ne_NP"/>
-        </w:rPr>
-      </w:r>
-    </w:p>
-    <w:p>
-      <w:pPr>
-        <w:pStyle w:val="Heading2"/>
-      </w:pPr>
-      <w:r>
-        <w:rPr>
-          <w:lang w:val="ne_NP" w:bidi="ne_NP"/>
-        </w:rPr>
-        <w:t>साक्षी</w:t>
-      </w:r>
-      <w:r>
-        <w:rPr>
-          <w:lang w:val="ne_NP" w:bidi="ne_NP"/>
-        </w:rPr>
-      </w:r>
-    </w:p>
-    <w:p>
-      <w:pPr/>
-      <w:r>
-        <w:rPr>
-          <w:lang w:val="ne_NP" w:bidi="ne_NP"/>
-        </w:rPr>
-      </w:r>
-      <w:r>
-        <w:rPr>
-          <w:lang w:val="ne_NP" w:bidi="ne_NP"/>
-        </w:rPr>
-        <w:t xml:space="preserve">जब कसैले </w:t>
-      </w:r>
-      <w:r>
-        <w:rPr>
-          <w:b/>
-          <w:lang w:val="ne_NP" w:bidi="ne_NP"/>
-        </w:rPr>
-        <w:t>साक्षी</w:t>
-      </w:r>
-      <w:r>
-        <w:rPr>
-          <w:lang w:val="ne_NP" w:bidi="ne_NP"/>
-        </w:rPr>
-        <w:t xml:space="preserve"> दिन्छ भने यसको अर्थ तिनीहरूले आफूलाई थाहा भएको कुरा साँच्चै सत्य हो भनेर बताउँछ।</w:t>
-      </w:r>
-    </w:p>
-    <w:p>
-      <w:pPr/>
-      <w:r>
-        <w:rPr>
-          <w:lang w:val="ne_NP" w:bidi="ne_NP"/>
-        </w:rPr>
-      </w:r>
-      <w:r>
-        <w:rPr>
-          <w:lang w:val="ne_NP" w:bidi="ne_NP"/>
-        </w:rPr>
-        <w:t>साक्षी दिने व्यक्ति भनेको साक्षी बन्ने व्यक्ति हो। उदाहरणको लागि, येशू मर्नु भयो र फेरि जीवित हुनुभएपछि, धेरै मानिसहरूले येशूलाई देखे। येशू साँच्चै जीवित हुनुहुन्छ भनेर तिनीहरूले अन्य मानिसहरूलाई साक्षी दिन सक्थे। यो सत्य हो भनेर तिनीहरूलाई थाहा थियो, किनभने तिनीहरूले येशूलाई आफ्नो आँखाले देखेका थिए। येशूका अनुयायीहरूले भनेको कुरा सत्य हो भनेर विश्वास गर्ने मानिसहरूले उनिहरूको साक्षीलाई विश्वास गरे।</w:t>
-      </w:r>
-    </w:p>
-    <w:p>
-      <w:pPr/>
-      <w:r>
-        <w:rPr>
-          <w:lang w:val="ne_NP" w:bidi="ne_NP"/>
-        </w:rPr>
-      </w:r>
-      <w:r>
-        <w:rPr>
-          <w:lang w:val="ne_NP" w:bidi="ne_NP"/>
-        </w:rPr>
-        <w:t>वस्तु पनि साक्षी हुन सक्छ। कुनै वस्तुले मानिसहरूलाई कुनै कुरा सत्य हो भनेर प्रमाणित गर्न सक्छ वा कुनै कुरा सत्य हो भनेर मानिसहरूलाई सम्झाउन सक्छ। उदाहरणको लागि, पुरानो नियममा, मानिसहरूले परमेश्वरको व्यवस्था लेखिएको ढुङ्गाको पाटीहरूलाई "साक्षी" भनेर भन्छन्। यस व्यवस्थाले परमेश्वर र इस्राएलका मानिसहरूको करार वा विशेष सम्बन्ध थियो भनेर प्रमाणित गर्यो। कहिलेकाँही मानिसहरूले करारको सन्दूकलाई साक्षीको सन्दूक भन्छन् किनभने यस सन्दूकले इस्राएलका मानिसहरूलाई परमेश्वरको बारेमा के सत्य हो भनेर देखाउँछ कि उहाँ सधैं तिनीहरूसँग हुनुहुन्छ।</w:t>
-      </w:r>
-      <w:r>
-        <w:rPr>
-          <w:lang w:val="ne_NP" w:bidi="ne_NP"/>
-        </w:rPr>
-      </w:r>
-      <w:r>
-        <w:rPr>
-          <w:lang w:val="ne_NP" w:bidi="ne_NP"/>
-        </w:rPr>
-      </w:r>
-    </w:p>
-    <w:p>
-      <w:pPr/>
-      <w:r>
-        <w:rPr>
-          <w:lang w:val="ne_NP" w:bidi="ne_NP"/>
-        </w:rPr>
-      </w:r>
-    </w:p>
-    <w:p>
-      <w:pPr>
-        <w:pStyle w:val="Heading2"/>
-      </w:pPr>
-      <w:r>
-        <w:rPr>
-          <w:lang w:val="ne_NP" w:bidi="ne_NP"/>
-        </w:rPr>
-        <w:t>साँचो ठहराउनु</w:t>
-      </w:r>
-      <w:r>
-        <w:rPr>
-          <w:lang w:val="ne_NP" w:bidi="ne_NP"/>
-        </w:rPr>
-      </w:r>
-    </w:p>
-    <w:p>
-      <w:pPr/>
-      <w:r>
-        <w:rPr>
-          <w:lang w:val="ne_NP" w:bidi="ne_NP"/>
-        </w:rPr>
-      </w:r>
-      <w:r>
-        <w:rPr>
-          <w:lang w:val="ne_NP" w:bidi="ne_NP"/>
-        </w:rPr>
-        <w:t xml:space="preserve">जब एउटा व्यक्तिले कसैलाई </w:t>
-      </w:r>
-      <w:r>
-        <w:rPr>
-          <w:b/>
-          <w:lang w:val="ne_NP" w:bidi="ne_NP"/>
-        </w:rPr>
-        <w:t>सच्चा ठहराउँछ</w:t>
-      </w:r>
-      <w:r>
-        <w:rPr>
-          <w:lang w:val="ne_NP" w:bidi="ne_NP"/>
-        </w:rPr>
-        <w:t xml:space="preserve">, भने उसले त्यो व्यक्तिलाई दोषी नभएको घोषणा गर्दछ। परमेश्वरले व्यक्तिलाई दोषी नभएको घोषणा गर्नु भनेको अर्थ त्यो व्यक्ति </w:t>
-      </w:r>
-      <w:r>
-        <w:rPr>
-          <w:b/>
-          <w:lang w:val="ne_NP" w:bidi="ne_NP"/>
-        </w:rPr>
-        <w:t>धर्मी</w:t>
-      </w:r>
-      <w:r>
-        <w:rPr>
-          <w:lang w:val="ne_NP" w:bidi="ne_NP"/>
-        </w:rPr>
-        <w:t xml:space="preserve"> छ र उस्को परमेश्वरसँग सही सम्बन्ध छ भन्ने हो। नयाँ नियममा, परमेश्वरले मानिसहरूलाई तिनीहरूको </w:t>
-      </w:r>
-      <w:r>
-        <w:rPr>
-          <w:b/>
-          <w:lang w:val="ne_NP" w:bidi="ne_NP"/>
-        </w:rPr>
-        <w:t>पापबाट</w:t>
-      </w:r>
-      <w:r>
-        <w:rPr>
-          <w:lang w:val="ne_NP" w:bidi="ne_NP"/>
-        </w:rPr>
-        <w:t xml:space="preserve"> बचाउन </w:t>
-      </w:r>
-      <w:hyperlink r:id="rId28">
-        <w:r>
-          <w:rPr>
-            <w:lang w:val="ne_NP" w:bidi="ne_NP"/>
-          </w:rPr>
-          <w:rPr>
-            <w:color w:val="0000EE"/>
-            <w:u w:val="single"/>
-          </w:rPr>
-          <w:t>मुक्तिदाता</w:t>
-        </w:r>
-      </w:hyperlink>
-      <w:r>
-        <w:rPr>
-          <w:lang w:val="ne_NP" w:bidi="ne_NP"/>
-        </w:rPr>
-        <w:t xml:space="preserve"> वा </w:t>
-      </w:r>
-      <w:hyperlink r:id="rId29">
-        <w:r>
-          <w:rPr>
-            <w:lang w:val="ne_NP" w:bidi="ne_NP"/>
-          </w:rPr>
-          <w:rPr>
-            <w:color w:val="0000EE"/>
-            <w:u w:val="single"/>
-          </w:rPr>
-          <w:t>ख्रीष्टको</w:t>
-        </w:r>
-      </w:hyperlink>
-      <w:r>
-        <w:rPr>
-          <w:lang w:val="ne_NP" w:bidi="ne_NP"/>
-        </w:rPr>
-        <w:t xml:space="preserve"> रूपमा येशूलाई पठाउनु भएको हो भनेर विश्वास गर्छन् भने मात्र परमेश्वरले उक्त व्यक्तिलाई धर्मी ठहराउनुहुनेछ। यसको अर्थ येशूमा विश्वास गर्नेहरूको परमेश्वरसँग सही सम्बन्ध हुन सक्छ र परमेश्वरले तिनीहरूलाई धार्मिक बनाउनुहुन्छ।</w:t>
-      </w:r>
-      <w:r>
-        <w:rPr>
-          <w:lang w:val="ne_NP" w:bidi="ne_NP"/>
-        </w:rPr>
-      </w:r>
-      <w:r>
-        <w:rPr>
-          <w:lang w:val="ne_NP" w:bidi="ne_NP"/>
-        </w:rPr>
-      </w:r>
-    </w:p>
-    <w:p>
-      <w:pPr/>
-      <w:r>
-        <w:rPr>
-          <w:lang w:val="ne_NP" w:bidi="ne_NP"/>
-        </w:rPr>
-      </w:r>
-    </w:p>
-    <w:p>
-      <w:pPr>
-        <w:pStyle w:val="Heading2"/>
-      </w:pPr>
-      <w:r>
-        <w:rPr>
-          <w:lang w:val="ne_NP" w:bidi="ne_NP"/>
-        </w:rPr>
-        <w:t>सामरिया</w:t>
-      </w:r>
-      <w:r>
-        <w:rPr>
-          <w:lang w:val="ne_NP" w:bidi="ne_NP"/>
-        </w:rPr>
-      </w:r>
-    </w:p>
-    <w:p>
-      <w:pPr/>
-      <w:r>
-        <w:rPr>
-          <w:lang w:val="ne_NP" w:bidi="ne_NP"/>
-        </w:rPr>
-      </w:r>
-      <w:r>
-        <w:rPr>
-          <w:lang w:val="ne_NP" w:bidi="ne_NP"/>
-        </w:rPr>
-        <w:t xml:space="preserve">पुरानो नियममा, </w:t>
-      </w:r>
-      <w:r>
-        <w:rPr>
-          <w:b/>
-          <w:lang w:val="ne_NP" w:bidi="ne_NP"/>
-        </w:rPr>
-        <w:t>सामरिया</w:t>
-      </w:r>
-      <w:r>
-        <w:rPr>
-          <w:lang w:val="ne_NP" w:bidi="ne_NP"/>
-        </w:rPr>
-        <w:t xml:space="preserve"> </w:t>
-      </w:r>
-      <w:hyperlink r:id="rId15">
-        <w:r>
-          <w:rPr>
-            <w:lang w:val="ne_NP" w:bidi="ne_NP"/>
-          </w:rPr>
-          <w:rPr>
-            <w:color w:val="0000EE"/>
-            <w:u w:val="single"/>
-          </w:rPr>
-          <w:t>इस्राएलको</w:t>
-        </w:r>
-      </w:hyperlink>
-      <w:r>
-        <w:rPr>
-          <w:lang w:val="ne_NP" w:bidi="ne_NP"/>
-        </w:rPr>
-        <w:t xml:space="preserve"> उत्तरमा पर्ने शहर हो। नयाँ नियममा, सामरिया इस्राएलको एउटा प्रान्तको नाम हो। सामरिया </w:t>
-      </w:r>
-      <w:hyperlink r:id="rId30">
-        <w:r>
-          <w:rPr>
-            <w:lang w:val="ne_NP" w:bidi="ne_NP"/>
-          </w:rPr>
-          <w:rPr>
-            <w:color w:val="0000EE"/>
-            <w:u w:val="single"/>
-          </w:rPr>
-          <w:t>यहूदिया</w:t>
-        </w:r>
-      </w:hyperlink>
-      <w:r>
-        <w:rPr>
-          <w:lang w:val="ne_NP" w:bidi="ne_NP"/>
-        </w:rPr>
-        <w:t xml:space="preserve"> र </w:t>
-      </w:r>
-      <w:hyperlink r:id="rId31">
-        <w:r>
-          <w:rPr>
-            <w:lang w:val="ne_NP" w:bidi="ne_NP"/>
-          </w:rPr>
-          <w:rPr>
-            <w:color w:val="0000EE"/>
-            <w:u w:val="single"/>
-          </w:rPr>
-          <w:t>गालीलको</w:t>
-        </w:r>
-      </w:hyperlink>
-      <w:r>
-        <w:rPr>
-          <w:lang w:val="ne_NP" w:bidi="ne_NP"/>
-        </w:rPr>
-        <w:t xml:space="preserve"> प्रान्तहरूको बीचमा थियो।</w:t>
-      </w:r>
-    </w:p>
-    <w:p>
-      <w:pPr/>
-      <w:r>
-        <w:rPr>
-          <w:lang w:val="ne_NP" w:bidi="ne_NP"/>
-        </w:rPr>
-      </w:r>
-      <w:r>
-        <w:rPr>
-          <w:lang w:val="ne_NP" w:bidi="ne_NP"/>
-        </w:rPr>
-        <w:t xml:space="preserve">नयाँ नियममा, सामरियामा बसोबास गर्ने मानिसहरूलाई सामरीहरू भनिन्छ। सामरीहरू यहूदी थिएनन्, तर आधा </w:t>
-      </w:r>
-      <w:r>
-        <w:rPr>
-          <w:b/>
-          <w:lang w:val="ne_NP" w:bidi="ne_NP"/>
-        </w:rPr>
-        <w:t>यहूदी</w:t>
-      </w:r>
-      <w:r>
-        <w:rPr>
-          <w:lang w:val="ne_NP" w:bidi="ne_NP"/>
-        </w:rPr>
-        <w:t xml:space="preserve"> जस्तै थिए। यहूदी र सामरीहरूबीचको सम्बन्ध राम्रो थिएन। यसलाई बुझ्नको लागि हामीले केही इतिहासलाई हेर्नु पर्छ।</w:t>
-      </w:r>
-    </w:p>
-    <w:p>
-      <w:pPr/>
-      <w:r>
-        <w:rPr>
-          <w:lang w:val="ne_NP" w:bidi="ne_NP"/>
-        </w:rPr>
-      </w:r>
-      <w:r>
-        <w:rPr>
-          <w:lang w:val="ne_NP" w:bidi="ne_NP"/>
-        </w:rPr>
-        <w:t xml:space="preserve">पुरानो नियमको कुनै समयमा, राजा सुलेमान (राजा </w:t>
-      </w:r>
-      <w:hyperlink r:id="rId32">
-        <w:r>
-          <w:rPr>
-            <w:lang w:val="ne_NP" w:bidi="ne_NP"/>
-          </w:rPr>
-          <w:rPr>
-            <w:color w:val="0000EE"/>
-            <w:u w:val="single"/>
-          </w:rPr>
-          <w:t>दाऊदको</w:t>
-        </w:r>
-      </w:hyperlink>
-      <w:r>
-        <w:rPr>
-          <w:lang w:val="ne_NP" w:bidi="ne_NP"/>
-        </w:rPr>
-        <w:t xml:space="preserve"> छोरा) को शासनपछि, इस्राएल राष्ट्र दुई भागमा विभाजित भयो। १२ मध्ये १० कुलहरू भएको दक्षिणी राज्यलाई इस्राएल भनिन्थ्यो। अन्य दुई कुलहरू भएको दक्षिणी राज्यलाई यहूदा भनिन्थ्यो।</w:t>
-      </w:r>
-    </w:p>
-    <w:p>
-      <w:pPr/>
-      <w:r>
-        <w:rPr>
-          <w:lang w:val="ne_NP" w:bidi="ne_NP"/>
-        </w:rPr>
-      </w:r>
-      <w:r>
-        <w:rPr>
-          <w:lang w:val="ne_NP" w:bidi="ne_NP"/>
-        </w:rPr>
-        <w:t>येशूको जन्मको लगभग ७०० वर्ष अघि, अश्शूरको राजाले उत्तरी राज्यमा आक्रमण गरे र मानिसहरूलाई अन्य ठाउँहरूमा निर्वासित गरे। यस समयलाई अश्शूरको निर्वासन भनिन्छ। एउटा पराजित क्षेत्रका मानिसहरूलाई अर्को पराजित क्षेत्रका मानिसहरूसँग साटफेर गर्ने राजाहरूको साझा रणनीति थियो। यसरी स्थानीय मानिसहरू फेरि बलियो हुने र राजाको विरोध गर्न सुरु गर्ने सम्भावना कम थियो। त्यसैले, अश्शूरको राजाले धेरै इस्राएली मानिसहरूलाई लगे र तिनीहरूलाई अन्य देशहरूमा बसोबास गराए। र तिनीहरूको ठाउँमा राजाले अन्य देशहरूबाट आएका मानिसहरूलाई राखे। अन्य देशहरूबाट आएका यी मानिसहरूले इस्राएलमा छोडिएका मानिसहरूसँग विवाह गरे, र मानिसहरूको यो मिश्रित समूह नै सामरीहरू भए।</w:t>
-      </w:r>
-    </w:p>
-    <w:p>
-      <w:pPr/>
-      <w:r>
-        <w:rPr>
-          <w:lang w:val="ne_NP" w:bidi="ne_NP"/>
-        </w:rPr>
-      </w:r>
-      <w:r>
-        <w:rPr>
-          <w:lang w:val="ne_NP" w:bidi="ne_NP"/>
-        </w:rPr>
-        <w:t>जेहोस, हामीले अन्य राष्ट्रहरूमा निर्वासित भएका इस्राएली मानिसहरूको बारेमा अरू केहिकुरा सुन्दैनौ तिनीहरूको कथा अश्शूरको निर्वासनसँगै समाप्त भयो।</w:t>
-      </w:r>
-    </w:p>
-    <w:p>
-      <w:pPr/>
-      <w:r>
-        <w:rPr>
-          <w:lang w:val="ne_NP" w:bidi="ne_NP"/>
-        </w:rPr>
-      </w:r>
-      <w:r>
-        <w:rPr>
-          <w:lang w:val="ne_NP" w:bidi="ne_NP"/>
-        </w:rPr>
-        <w:t>तापनि, इस्राएलको दक्षिणी राज्य यहूदा अलि बढी लामो समयसम्म टिकेको थियो। येशूको जन्मको लगभग ६०० वर्ष अघि, बाबेलका राजा नबूकदनेसरले यहूदालाई आक्रमण गरे र नष्ट गरे। अब यहूदाका मानिसहरूलाई यहूदी भनिन्छ, जसको अर्थ यहूदाका मानिसहरू हो। अश्शूरको राजाले जस्तै धेरै यहूदीहरूलाई बाबेलका राजाले पनि आफ्नो देशमा लगे। तर यस पटक, ७० वर्षपछि, यहूदीहरूलाई यहूदा फर्केर जान अनुमति दिइएको थियो।</w:t>
-      </w:r>
-    </w:p>
-    <w:p>
-      <w:pPr/>
-      <w:r>
-        <w:rPr>
-          <w:lang w:val="ne_NP" w:bidi="ne_NP"/>
-        </w:rPr>
-      </w:r>
-      <w:r>
-        <w:rPr>
-          <w:lang w:val="ne_NP" w:bidi="ne_NP"/>
-        </w:rPr>
-        <w:t xml:space="preserve">त्यसैले, धेरै यहूदीहरू फर्केर यहूदामा फेरि बसोबास गरे, र शहरहरूलाई पुन: निर्माण गरे। जब तिनीहरूले </w:t>
-      </w:r>
-      <w:hyperlink r:id="rId17">
-        <w:r>
-          <w:rPr>
-            <w:lang w:val="ne_NP" w:bidi="ne_NP"/>
-          </w:rPr>
-          <w:rPr>
-            <w:color w:val="0000EE"/>
-            <w:u w:val="single"/>
-          </w:rPr>
-          <w:t>यरूशलेम</w:t>
-        </w:r>
-      </w:hyperlink>
-      <w:r>
-        <w:rPr>
-          <w:lang w:val="ne_NP" w:bidi="ne_NP"/>
-        </w:rPr>
-        <w:t xml:space="preserve">को </w:t>
-      </w:r>
-      <w:hyperlink r:id="rId23">
-        <w:r>
-          <w:rPr>
-            <w:lang w:val="ne_NP" w:bidi="ne_NP"/>
-          </w:rPr>
-          <w:rPr>
-            <w:color w:val="0000EE"/>
-            <w:u w:val="single"/>
-          </w:rPr>
-          <w:t>मन्दिर</w:t>
-        </w:r>
-      </w:hyperlink>
-      <w:r>
-        <w:rPr>
-          <w:lang w:val="ne_NP" w:bidi="ne_NP"/>
-        </w:rPr>
-        <w:t xml:space="preserve"> पुन: निर्माण गर्न थाले, सामरीहरू उत्तरबाट आए र तिनीहरूलाई मद्दत गर्न चाहन्थे। तर यहूदीहरूले सामरीहरूमाथि भरोसा गरेनन् र तिनीहरूको मद्दत लिन अस्वीकार गरे। सामरीहरू यसले गर्दा धेरै रिसाए, र तिनीहरूले यसको सट्टामा आफ्नो मन्दिर बनाए। येशूको जन्मको लगभग एक सय वर्ष अघि, एउटा यहूदी शासकले सामरी मन्दिर नष्ट गरे। त्यसैले सामरीहरूसँग यहूदीहरूलाई मन नपराउनुका केही कारणहरू थिए!</w:t>
-      </w:r>
-    </w:p>
-    <w:p>
-      <w:pPr/>
-      <w:r>
-        <w:rPr>
-          <w:lang w:val="ne_NP" w:bidi="ne_NP"/>
-        </w:rPr>
-      </w:r>
-      <w:r>
-        <w:rPr>
-          <w:lang w:val="ne_NP" w:bidi="ne_NP"/>
-        </w:rPr>
-        <w:t xml:space="preserve">सामरीहरूले आफूलाई यहूदीहरू जस्तै याकूबको सन्तानको रूपमा लिन्थे। तिनीहरूले परमेश्वरमा विश्वास गरेर </w:t>
-      </w:r>
-      <w:r>
-        <w:rPr>
-          <w:b/>
-          <w:lang w:val="ne_NP" w:bidi="ne_NP"/>
-        </w:rPr>
-        <w:t>मोशाको व्यवस्था</w:t>
-      </w:r>
-      <w:r>
-        <w:rPr>
-          <w:lang w:val="ne_NP" w:bidi="ne_NP"/>
-        </w:rPr>
-        <w:t xml:space="preserve"> पालन गरे, तर तिनीहरूले पुरानो नियमको अन्य पुस्तकहरू स्वीकार गरेनन्। यहूदीहरूले जस्तै तिनीहरूले </w:t>
-      </w:r>
-      <w:hyperlink r:id="rId33">
-        <w:r>
-          <w:rPr>
-            <w:lang w:val="ne_NP" w:bidi="ne_NP"/>
-          </w:rPr>
-          <w:rPr>
-            <w:color w:val="0000EE"/>
-            <w:u w:val="single"/>
-          </w:rPr>
-          <w:t>खतना</w:t>
-        </w:r>
-      </w:hyperlink>
-      <w:r>
-        <w:rPr>
-          <w:lang w:val="ne_NP" w:bidi="ne_NP"/>
-        </w:rPr>
-        <w:t xml:space="preserve"> अभ्यास गरे।</w:t>
-      </w:r>
-    </w:p>
-    <w:p>
-      <w:pPr/>
-      <w:r>
-        <w:rPr>
-          <w:lang w:val="ne_NP" w:bidi="ne_NP"/>
-        </w:rPr>
-      </w:r>
-      <w:r>
-        <w:rPr>
-          <w:lang w:val="ne_NP" w:bidi="ne_NP"/>
-        </w:rPr>
-        <w:t>यहूदीहरूले सामरीहरूलाई सहि यहूदीको रूपमा हेर्दैनन्। यहूदीहरूले सामरीहरूसँग वातचित गरेनन्, र यहूदीहरूले सामरीलाई धर्म परिवर्तन गरेर यहूदी हुन पनि दिएनन्। वास्तवमा यहूदीहरूले अयहूदी मानिसहरूलाई भन्दा सामरीहरूलाई अझै बढी घृणा गरे।</w:t>
-      </w:r>
-    </w:p>
-    <w:p>
-      <w:pPr/>
-      <w:r>
-        <w:rPr>
-          <w:lang w:val="ne_NP" w:bidi="ne_NP"/>
-        </w:rPr>
-      </w:r>
-      <w:r>
-        <w:rPr>
-          <w:lang w:val="ne_NP" w:bidi="ne_NP"/>
-        </w:rPr>
-        <w:t xml:space="preserve">नयाँ नियमको समयमा, रोमी सरकारले सामरीहरू र यहूदीहरूलाई पनि शासन गरे। यहूदीहरू जस्तै सामरीहरूले पनि परमेश्वरले </w:t>
-      </w:r>
-      <w:hyperlink r:id="rId28">
-        <w:r>
-          <w:rPr>
-            <w:lang w:val="ne_NP" w:bidi="ne_NP"/>
-          </w:rPr>
-          <w:rPr>
-            <w:color w:val="0000EE"/>
-            <w:u w:val="single"/>
-          </w:rPr>
-          <w:t>मुक्तिदाता</w:t>
-        </w:r>
-      </w:hyperlink>
-      <w:r>
-        <w:rPr>
-          <w:lang w:val="ne_NP" w:bidi="ne_NP"/>
-        </w:rPr>
-        <w:t xml:space="preserve"> पठाउनु हुन्छ भनेर आशा गरिरहेका थिए। यो मुक्तिदाता यहूदी राजा दाऊदको सन्तान हुनेछ भनेर तिनीहरूले विश्वास गरेनन्, तर यहूदीहरूले जस्तै मोशाद्वारा दिएको मुक्तिदाताको आगमनको प्रतिज्ञालाई तिनीहरूले विश्वास गरे।</w:t>
-      </w:r>
-      <w:r>
-        <w:rPr>
-          <w:lang w:val="ne_NP" w:bidi="ne_NP"/>
-        </w:rPr>
-      </w:r>
-      <w:r>
-        <w:rPr>
-          <w:lang w:val="ne_NP" w:bidi="ne_NP"/>
-        </w:rPr>
-      </w:r>
-    </w:p>
-    <w:p>
-      <w:pPr/>
-      <w:r>
-        <w:rPr>
-          <w:lang w:val="ne_NP" w:bidi="ne_NP"/>
-        </w:rPr>
-      </w:r>
-    </w:p>
-    <w:p>
-      <w:pPr>
-        <w:pStyle w:val="Heading2"/>
-      </w:pPr>
-      <w:r>
-        <w:rPr>
-          <w:lang w:val="ne_NP" w:bidi="ne_NP"/>
-        </w:rPr>
-        <w:t>सियोन</w:t>
-      </w:r>
-      <w:r>
-        <w:rPr>
-          <w:lang w:val="ne_NP" w:bidi="ne_NP"/>
-        </w:rPr>
-      </w:r>
-    </w:p>
-    <w:p>
-      <w:pPr/>
-      <w:r>
-        <w:rPr>
-          <w:lang w:val="ne_NP" w:bidi="ne_NP"/>
-        </w:rPr>
-      </w:r>
-      <w:r>
-        <w:rPr>
-          <w:lang w:val="ne_NP" w:bidi="ne_NP"/>
-        </w:rPr>
-        <w:t xml:space="preserve">कहिलेकाँही मानिसहरूले </w:t>
-      </w:r>
-      <w:r>
-        <w:rPr>
-          <w:b/>
-          <w:lang w:val="ne_NP" w:bidi="ne_NP"/>
-        </w:rPr>
-        <w:t>सियोनलाई</w:t>
-      </w:r>
-      <w:r>
-        <w:rPr>
-          <w:lang w:val="ne_NP" w:bidi="ne_NP"/>
-        </w:rPr>
-        <w:t xml:space="preserve"> </w:t>
-      </w:r>
-      <w:hyperlink r:id="rId17">
-        <w:r>
-          <w:rPr>
-            <w:lang w:val="ne_NP" w:bidi="ne_NP"/>
-          </w:rPr>
-          <w:rPr>
-            <w:color w:val="0000EE"/>
-            <w:u w:val="single"/>
-          </w:rPr>
-          <w:t>यरूशलेम</w:t>
-        </w:r>
-      </w:hyperlink>
-      <w:r>
-        <w:rPr>
-          <w:lang w:val="ne_NP" w:bidi="ne_NP"/>
-        </w:rPr>
-        <w:t xml:space="preserve"> शहरको अर्को नामको रूपमा प्रयोग गर्थे। </w:t>
-      </w:r>
-      <w:r>
-        <w:rPr>
-          <w:b/>
-          <w:lang w:val="ne_NP" w:bidi="ne_NP"/>
-        </w:rPr>
-        <w:t>राजा दाऊदले</w:t>
-      </w:r>
-      <w:r>
-        <w:rPr>
-          <w:lang w:val="ne_NP" w:bidi="ne_NP"/>
-        </w:rPr>
-        <w:t xml:space="preserve"> शहरलाई जित्नु भन्दा अघि यबूसी भनिने मानिसहरू बसोबास गर्ने एउटा पहाडको नाम सियोन थियो। जब राजा दाऊदले शहरलाई जिते, मानिसहरूले शहरलाई या त "दाऊदको शहर" वा "सियोन" भनेर भने। पछि, मानिसहरूले सियोनलाई सम्पूर्ण यरूशलेम शहरको नामको रूपमा प्रयोग गरे। बाइबलका धेरै लेखकहरूले विशेष गरी यरूशलेमलाई </w:t>
-      </w:r>
-      <w:hyperlink r:id="rId20">
-        <w:r>
-          <w:rPr>
-            <w:lang w:val="ne_NP" w:bidi="ne_NP"/>
-          </w:rPr>
-          <w:rPr>
-            <w:color w:val="0000EE"/>
-            <w:u w:val="single"/>
-          </w:rPr>
-          <w:t>परमेश्वर</w:t>
-        </w:r>
-      </w:hyperlink>
-      <w:r>
-        <w:rPr>
-          <w:lang w:val="ne_NP" w:bidi="ne_NP"/>
-        </w:rPr>
-        <w:t xml:space="preserve"> आफ्ना मानिसहरूसँग बसोबास गर्ने </w:t>
-      </w:r>
-      <w:hyperlink r:id="rId19">
-        <w:r>
-          <w:rPr>
-            <w:lang w:val="ne_NP" w:bidi="ne_NP"/>
-          </w:rPr>
-          <w:rPr>
-            <w:color w:val="0000EE"/>
-            <w:u w:val="single"/>
-          </w:rPr>
-          <w:t>पवित्र</w:t>
-        </w:r>
-      </w:hyperlink>
-      <w:r>
-        <w:rPr>
-          <w:lang w:val="ne_NP" w:bidi="ne_NP"/>
-        </w:rPr>
-        <w:t xml:space="preserve"> स्थानको रूपमा उल्लेख गर्दा सियोन नाम प्रयोग गर्छन्।</w:t>
-      </w:r>
-      <w:r>
-        <w:rPr>
-          <w:lang w:val="ne_NP" w:bidi="ne_NP"/>
-        </w:rPr>
-      </w:r>
-      <w:r>
-        <w:rPr>
-          <w:lang w:val="ne_NP" w:bidi="ne_NP"/>
-        </w:rPr>
-      </w:r>
-    </w:p>
-    <w:p>
-      <w:pPr/>
-      <w:r>
-        <w:rPr>
-          <w:lang w:val="ne_NP" w:bidi="ne_NP"/>
-        </w:rPr>
-      </w:r>
-    </w:p>
-    <w:p>
-      <w:pPr>
-        <w:pStyle w:val="Heading2"/>
-      </w:pPr>
-      <w:r>
-        <w:rPr>
-          <w:lang w:val="ne_NP" w:bidi="ne_NP"/>
-        </w:rPr>
-        <w:t>सिरियाली फोनिशिया</w:t>
-      </w:r>
-      <w:r>
-        <w:rPr>
-          <w:lang w:val="ne_NP" w:bidi="ne_NP"/>
-        </w:rPr>
-      </w:r>
-    </w:p>
-    <w:p>
-      <w:pPr/>
-      <w:r>
-        <w:rPr>
-          <w:lang w:val="ne_NP" w:bidi="ne_NP"/>
-        </w:rPr>
-      </w:r>
-      <w:r>
-        <w:rPr>
-          <w:b/>
-          <w:lang w:val="ne_NP" w:bidi="ne_NP"/>
-        </w:rPr>
-        <w:t>फोनिशिया</w:t>
-      </w:r>
-      <w:r>
-        <w:rPr>
-          <w:lang w:val="ne_NP" w:bidi="ne_NP"/>
-        </w:rPr>
-        <w:t xml:space="preserve"> </w:t>
-      </w:r>
-      <w:hyperlink r:id="rId15">
-        <w:r>
-          <w:rPr>
-            <w:lang w:val="ne_NP" w:bidi="ne_NP"/>
-          </w:rPr>
-          <w:rPr>
-            <w:color w:val="0000EE"/>
-            <w:u w:val="single"/>
-          </w:rPr>
-          <w:t>इस्राएलको</w:t>
-        </w:r>
-      </w:hyperlink>
-      <w:r>
-        <w:rPr>
-          <w:lang w:val="ne_NP" w:bidi="ne_NP"/>
-        </w:rPr>
-        <w:t xml:space="preserve"> उत्तरमा भएको क्षेत्रको नाम हो। फोनिशिया भूमध्यसागरको तटमा पाँच शहरहरू मिलेर बनेको साँघुरो पट्टी थियो।</w:t>
-      </w:r>
-    </w:p>
-    <w:p>
-      <w:pPr/>
-      <w:r>
-        <w:rPr>
-          <w:lang w:val="ne_NP" w:bidi="ne_NP"/>
-        </w:rPr>
-      </w:r>
-      <w:r>
-        <w:rPr>
-          <w:lang w:val="ne_NP" w:bidi="ne_NP"/>
-        </w:rPr>
-        <w:t>नयाँ नियमको समयमा यो क्षेत्र सीरिया भनिने देशको थियो। यस कारणले, त्यो क्षेत्रबाट आएको व्यक्तिलाई "सिरियाली फोनिसी" भन्न सकिन्थ्यो। यस क्षेत्रमा बसोबास गर्ने अन्य धेरै मानिसहरू अरू देशहरूबाट विशेष गरी ग्रीसबाट आएका थिए। यस क्षेत्रका धेरै मानिसहरू व्यापारमा संलग्न थिए- विशेष गरी जहाजको माध्यमबाट सामान किन्ने र बेच्ने गर्थे।</w:t>
-      </w:r>
-    </w:p>
-    <w:p>
-      <w:pPr/>
-      <w:r>
-        <w:rPr>
-          <w:lang w:val="ne_NP" w:bidi="ne_NP"/>
-        </w:rPr>
-      </w:r>
-      <w:r>
-        <w:rPr>
-          <w:lang w:val="ne_NP" w:bidi="ne_NP"/>
-        </w:rPr>
-        <w:t>आजकल, यो क्षेत्र लेबनान भनेर चिनिने देशको एउटा हिस्सा हो।</w:t>
-      </w:r>
-      <w:r>
-        <w:rPr>
-          <w:lang w:val="ne_NP" w:bidi="ne_NP"/>
-        </w:rPr>
-      </w:r>
-      <w:r>
-        <w:rPr>
-          <w:lang w:val="ne_NP" w:bidi="ne_NP"/>
-        </w:rPr>
-      </w:r>
-    </w:p>
-    <w:p>
-      <w:pPr/>
-      <w:r>
-        <w:rPr>
-          <w:lang w:val="ne_NP" w:bidi="ne_NP"/>
-        </w:rPr>
-      </w:r>
-    </w:p>
-    <w:p>
-      <w:pPr>
-        <w:pStyle w:val="Heading2"/>
-      </w:pPr>
-      <w:r>
-        <w:rPr>
-          <w:lang w:val="ne_NP" w:bidi="ne_NP"/>
-        </w:rPr>
-        <w:t>सुसमाचार</w:t>
-      </w:r>
-      <w:r>
-        <w:rPr>
-          <w:lang w:val="ne_NP" w:bidi="ne_NP"/>
-        </w:rPr>
-      </w:r>
-    </w:p>
-    <w:p>
-      <w:pPr/>
-      <w:r>
-        <w:rPr>
-          <w:lang w:val="ne_NP" w:bidi="ne_NP"/>
-        </w:rPr>
-      </w:r>
-      <w:r>
-        <w:rPr>
-          <w:b/>
-          <w:lang w:val="ne_NP" w:bidi="ne_NP"/>
-        </w:rPr>
-        <w:t>सुसमाचार</w:t>
-      </w:r>
-      <w:r>
-        <w:rPr>
-          <w:lang w:val="ne_NP" w:bidi="ne_NP"/>
-        </w:rPr>
-        <w:t xml:space="preserve"> शब्द </w:t>
-      </w:r>
-      <w:r>
-        <w:rPr>
-          <w:b/>
-          <w:lang w:val="ne_NP" w:bidi="ne_NP"/>
-        </w:rPr>
-        <w:t>ग्रीक</w:t>
-      </w:r>
-      <w:r>
-        <w:rPr>
-          <w:lang w:val="ne_NP" w:bidi="ne_NP"/>
-        </w:rPr>
-        <w:t xml:space="preserve"> शब्दको अनुवाद हो जसको शाब्दिक अर्थ "सुभ समाचार" हो। बाइबलमा भएको </w:t>
-      </w:r>
-      <w:hyperlink r:id="rId14">
-        <w:r>
-          <w:rPr>
-            <w:lang w:val="ne_NP" w:bidi="ne_NP"/>
-          </w:rPr>
-          <w:rPr>
-            <w:color w:val="0000EE"/>
-            <w:u w:val="single"/>
-          </w:rPr>
-          <w:t>सुसमाचार</w:t>
-        </w:r>
-      </w:hyperlink>
-      <w:r>
-        <w:rPr>
-          <w:lang w:val="ne_NP" w:bidi="ne_NP"/>
-        </w:rPr>
-        <w:t xml:space="preserve"> यो हो कि परमेश्वरले मानिसलाई बचाउन एउटा बाटो बनाउनु भएको छ। नयाँ नियममा, यो स्पष्ट हुन्छ कि बाटो भनेको परमेश्वरले उहाँका मानिसहरूलाई येशूको मृत्यु र </w:t>
-      </w:r>
-      <w:hyperlink r:id="rId34">
-        <w:r>
-          <w:rPr>
-            <w:lang w:val="ne_NP" w:bidi="ne_NP"/>
-          </w:rPr>
-          <w:rPr>
-            <w:color w:val="0000EE"/>
-            <w:u w:val="single"/>
-          </w:rPr>
-          <w:t>बौरी उठाई</w:t>
-        </w:r>
-      </w:hyperlink>
-      <w:r>
-        <w:rPr>
-          <w:lang w:val="ne_NP" w:bidi="ne_NP"/>
-        </w:rPr>
-        <w:t>मार्फत बचाउनु हुन्छ। प्रेरित र पत्रहरूमा, मानिसहरूले "सुसमाचार प्रचार गरिरहेका छन्", तिनिहरूले यदि येशूमा भरोसा गर्छन भने तिनिहरू बच्न सक्नेछन भनेर तिनिहरूले मानिसहरूलाई सुसमाचार प्रचार गरिरहेका छन्।</w:t>
-      </w:r>
-    </w:p>
-    <w:p>
-      <w:pPr/>
-      <w:r>
-        <w:rPr>
-          <w:lang w:val="ne_NP" w:bidi="ne_NP"/>
-        </w:rPr>
-      </w:r>
-      <w:r>
-        <w:rPr>
-          <w:lang w:val="ne_NP" w:bidi="ne_NP"/>
-        </w:rPr>
-        <w:t xml:space="preserve">येशूको जीवनको बारेमा बाइबलका केहि खण्डहरूले बताउँछ, मत्ती, मर्कूस, लूका र यूहन्नाको पुस्तकहरूमा पनिँँ हामी कहिलेकाँही सुसमाचार वा "राज्यको सुसमाचार" को बारेमा सुन्छौ। त्यतिबेला सम्म, येशू मानिसहरूलाई बचाउन मर्नु भएको थिएन। यहाँको सुसमाचारको अर्थ </w:t>
-      </w:r>
-      <w:hyperlink r:id="rId35">
-        <w:r>
-          <w:rPr>
-            <w:lang w:val="ne_NP" w:bidi="ne_NP"/>
-          </w:rPr>
-          <w:rPr>
-            <w:color w:val="0000EE"/>
-            <w:u w:val="single"/>
-          </w:rPr>
-          <w:t>परमेश्वरको राज्य</w:t>
-        </w:r>
-      </w:hyperlink>
-      <w:r>
-        <w:rPr>
-          <w:lang w:val="ne_NP" w:bidi="ne_NP"/>
-        </w:rPr>
-        <w:t xml:space="preserve"> सुरु हुन लागेको छ वा सुरु भैसकेको छ भन्ने हो। परमेश्वरले सम्पूर्ण पृथ्विमा शासन गरिरहनु भएको छ र चाँडै परमेश्वरले आफ्नो राज्य सदाको लागि स्थापित गर्नुहुनेछ भनेर येशूले मानिसहरूलाई भन्नुभयो। त्यो समय आउनु अघिनै मानिसहरूले यस राज्यको नागरिक झैं व्यवहार गर्नु पर्छ र परमेश्वरलाई ग्रहण गर्न आफूलाई तयार गर्नुपर्छ। सुसमाचार यो हो कि परमेश्वरले शासन गरिरहनु भएको छ र अहिलेनै हामी पनि उहाँको राज्यको सदस्य बन्न सक्छौं! हामीलाई बचाउन येशू मर्नुभएपछि, येशूमा भरोसा गर्ने मानिसहरू परमेश्वरको राज्यको हिस्सा बन्न सक्छन्।</w:t>
-      </w:r>
-    </w:p>
-    <w:p>
-      <w:pPr/>
-      <w:r>
-        <w:rPr>
-          <w:lang w:val="ne_NP" w:bidi="ne_NP"/>
-        </w:rPr>
-      </w:r>
-      <w:hyperlink r:id="rId25">
-        <w:r>
-          <w:rPr>
-            <w:lang w:val="ne_NP" w:bidi="ne_NP"/>
-          </w:rPr>
-          <w:rPr>
-            <w:color w:val="0000EE"/>
-            <w:u w:val="single"/>
-          </w:rPr>
-          <w:t>मण्डलीमा</w:t>
-        </w:r>
-      </w:hyperlink>
-      <w:r>
-        <w:rPr>
-          <w:lang w:val="ne_NP" w:bidi="ne_NP"/>
-        </w:rPr>
-        <w:t>, हामी प्राय: "सुसमाचारका पुस्तकहरू" भन्ने शब्द नयाँ नियमका चार पुस्तकहरू मत्ती, मर्कूस, लूका र यूहन्ना भन्नकोलागि प्रयोग गर्छौं जसले येशूको जीवनको बारेमा बताउँछ। यी मध्ये कुनै एउटाको बारेमा मात्र कुरा गर्दा, हामी प्राय: "मत्तीको सुसमाचार" वा "मर्कूसको सुसमाचार" भन्छौ। उदाहरणको लागि जब हामी "मत्तीको सुसमाचार" भनेर भन्छौ, यसको अर्थ हामिले मत्तीको सम्पूर्ण पुस्तक भनेको हो।</w:t>
-      </w:r>
-      <w:r>
-        <w:rPr>
-          <w:lang w:val="ne_NP" w:bidi="ne_NP"/>
-        </w:rPr>
-      </w:r>
-      <w:r>
-        <w:rPr>
-          <w:lang w:val="ne_NP" w:bidi="ne_NP"/>
-        </w:rPr>
-      </w:r>
-    </w:p>
-    <w:p>
-      <w:pPr/>
-      <w:r>
-        <w:rPr>
-          <w:lang w:val="ne_NP" w:bidi="ne_NP"/>
-        </w:rPr>
-      </w:r>
-    </w:p>
-    <w:p>
-      <w:pPr>
-        <w:pStyle w:val="Heading2"/>
-      </w:pPr>
-      <w:r>
-        <w:rPr>
-          <w:lang w:val="ne_NP" w:bidi="ne_NP"/>
-        </w:rPr>
-        <w:t>सुसमाचार</w:t>
-      </w:r>
-      <w:r>
-        <w:rPr>
-          <w:lang w:val="ne_NP" w:bidi="ne_NP"/>
-        </w:rPr>
-      </w:r>
-    </w:p>
-    <w:p>
-      <w:pPr/>
-      <w:r>
-        <w:rPr>
-          <w:lang w:val="ne_NP" w:bidi="ne_NP"/>
-        </w:rPr>
-      </w:r>
-      <w:hyperlink r:id="rId36">
-        <w:r>
-          <w:rPr>
-            <w:lang w:val="ne_NP" w:bidi="ne_NP"/>
-          </w:rPr>
-          <w:rPr>
-            <w:color w:val="0000EE"/>
-            <w:u w:val="single"/>
-          </w:rPr>
-          <w:t>सुसमाचार</w:t>
-        </w:r>
-      </w:hyperlink>
-      <w:r>
-        <w:rPr>
-          <w:lang w:val="ne_NP" w:bidi="ne_NP"/>
-        </w:rPr>
-        <w:t xml:space="preserve"> शब्द </w:t>
-      </w:r>
-      <w:r>
-        <w:rPr>
-          <w:b/>
-          <w:lang w:val="ne_NP" w:bidi="ne_NP"/>
-        </w:rPr>
-        <w:t>ग्रीक</w:t>
-      </w:r>
-      <w:r>
-        <w:rPr>
-          <w:lang w:val="ne_NP" w:bidi="ne_NP"/>
-        </w:rPr>
-        <w:t xml:space="preserve"> शब्दको अनुवाद हो जसको शाब्दिक अर्थ "सुभ समाचार" हो। बाइबलमा भएको </w:t>
-      </w:r>
-      <w:r>
-        <w:rPr>
-          <w:b/>
-          <w:lang w:val="ne_NP" w:bidi="ne_NP"/>
-        </w:rPr>
-        <w:t>सुसमाचार</w:t>
-      </w:r>
-      <w:r>
-        <w:rPr>
-          <w:lang w:val="ne_NP" w:bidi="ne_NP"/>
-        </w:rPr>
-        <w:t xml:space="preserve"> यो हो कि परमेश्वरले मानिसलाई बचाउन एउटा बाटो बनाउनु भएको छ। नयाँ नियममा, यो स्पष्ट हुन्छ कि परमेश्वरले आफ्ना मानिसहरूलाई बचाउने बाटो येशूको मृत्यु र </w:t>
-      </w:r>
-      <w:hyperlink r:id="rId34">
-        <w:r>
-          <w:rPr>
-            <w:lang w:val="ne_NP" w:bidi="ne_NP"/>
-          </w:rPr>
-          <w:rPr>
-            <w:color w:val="0000EE"/>
-            <w:u w:val="single"/>
-          </w:rPr>
-          <w:t>बौरी उठाई</w:t>
-        </w:r>
-      </w:hyperlink>
-      <w:r>
-        <w:rPr>
-          <w:lang w:val="ne_NP" w:bidi="ne_NP"/>
-        </w:rPr>
-        <w:t>को माध्यमबाट हो। प्रेरित र पत्रहरूमा, मानिसहरूले "सुसमाचार प्रचार गरिरहेका छन्", तिनीहरूले येशूलाई भरोसा गरे भने मुक्ति पाउन सक्ने छन भनेर मानिसहरूलाई सुसमाचार प्रचार गरिरहेका छन्।</w:t>
-      </w:r>
-    </w:p>
-    <w:p>
-      <w:pPr/>
-      <w:r>
-        <w:rPr>
-          <w:lang w:val="ne_NP" w:bidi="ne_NP"/>
-        </w:rPr>
-      </w:r>
-      <w:r>
-        <w:rPr>
-          <w:lang w:val="ne_NP" w:bidi="ne_NP"/>
-        </w:rPr>
-        <w:t xml:space="preserve">येशूको जीवनको बारेमा बाइबलका केहि खण्डहरूले बताउँछ, मत्ती, मर्कूस, लूका र यूहन्नाको पुस्तकहरूमा पनिँँ हामी कहिलेकाँही सुसमाचार वा "राज्यको सुसमाचार" को बारेमा सुन्छौ। त्यो बेलामा, येशू मानिसहरूलाई बचाउन मर्नु भएको थिएन। यहाँको सुसमाचारको अर्थ </w:t>
-      </w:r>
-      <w:hyperlink r:id="rId35">
-        <w:r>
-          <w:rPr>
-            <w:lang w:val="ne_NP" w:bidi="ne_NP"/>
-          </w:rPr>
-          <w:rPr>
-            <w:color w:val="0000EE"/>
-            <w:u w:val="single"/>
-          </w:rPr>
-          <w:t>परमेश्वरको राज्य</w:t>
-        </w:r>
-      </w:hyperlink>
-      <w:r>
-        <w:rPr>
-          <w:lang w:val="ne_NP" w:bidi="ne_NP"/>
-        </w:rPr>
-        <w:t xml:space="preserve"> सुरु हुन लागेको छ वा सुरु भैसकेको छ भन्ने हो। येशूले मानिसहरूलाई परमेश्वरले सम्पूर्ण पृथ्विमा शासन गरिरहनु भएको छ र चाँडै परमेश्वरले आफ्नो राज्य सदाको लागि स्थापित गर्नुहुनेछ भनेर भन्नुभयो। त्यो समय नआउन्जेल मानिसहरूले यस राज्यको नागरिकको रूपमा व्यवहार गर्नुपर्छ र परमेश्वरलाई ग्रहण गर्न आफूलाई तयार गर्नुपर्छ। सुसमाचार यो हो कि परमेश्वरले शासन गरिरहनु भएको छ र अहिले पनि उहाँको राज्यको सदस्य बन्न सक्छौं! हामीलाई बचाउन येशू मर्नुभएपछि, येशूलाई विश्वास गर्ने मानिसहरू परमेश्वरको राज्यको हिस्सा बन्न सक्छन्।</w:t>
-      </w:r>
-    </w:p>
-    <w:p>
-      <w:pPr/>
-      <w:r>
-        <w:rPr>
-          <w:lang w:val="ne_NP" w:bidi="ne_NP"/>
-        </w:rPr>
-      </w:r>
-      <w:hyperlink r:id="rId25">
-        <w:r>
-          <w:rPr>
-            <w:lang w:val="ne_NP" w:bidi="ne_NP"/>
-          </w:rPr>
-          <w:rPr>
-            <w:color w:val="0000EE"/>
-            <w:u w:val="single"/>
-          </w:rPr>
-          <w:t>मण्डलीमा</w:t>
-        </w:r>
-      </w:hyperlink>
-      <w:r>
-        <w:rPr>
-          <w:lang w:val="ne_NP" w:bidi="ne_NP"/>
-        </w:rPr>
-        <w:t>, हामी प्राय: "सुसमाचारका पुस्तकहरू" भन्ने शब्द नयाँ नियमका चार पुस्तकहरू मत्ती, मर्कूस, लूका र यूहन्ना भन्नकोलागि प्रयोग गर्छौं जसले येशूको जीवनको बारेमा बताउँछ। यी पुस्तकहरू मध्ये एउटा मात्रको बारेमा कुरा गर्दा, हामी प्राय: "मत्तीको सुसमाचार" वा "मर्कूसको सुसमाचार" भन्छौ। यसको अर्थ उदाहरणको लागि जब हामी "मत्तीको सुसमाचार" भनेर भन्छौ, हाम्रो अर्थ मत्तीको सम्पूर्ण पुस्तक हो।</w:t>
-      </w:r>
-      <w:r>
-        <w:rPr>
-          <w:lang w:val="ne_NP" w:bidi="ne_NP"/>
-        </w:rPr>
-      </w:r>
-      <w:r>
-        <w:rPr>
-          <w:lang w:val="ne_NP" w:bidi="ne_NP"/>
-        </w:rPr>
-      </w:r>
-    </w:p>
-    <w:p>
-      <w:pPr/>
-      <w:r>
-        <w:rPr>
-          <w:lang w:val="ne_NP" w:bidi="ne_NP"/>
-        </w:rPr>
-      </w:r>
-    </w:p>
-    <w:p>
-      <w:pPr>
-        <w:pStyle w:val="Heading2"/>
-      </w:pPr>
-      <w:r>
-        <w:rPr>
-          <w:lang w:val="ne_NP" w:bidi="ne_NP"/>
-        </w:rPr>
-        <w:t>सेनापति</w:t>
-      </w:r>
-      <w:r>
-        <w:rPr>
-          <w:lang w:val="ne_NP" w:bidi="ne_NP"/>
-        </w:rPr>
-      </w:r>
-    </w:p>
-    <w:p>
-      <w:pPr/>
-      <w:r>
-        <w:rPr>
-          <w:lang w:val="ne_NP" w:bidi="ne_NP"/>
-        </w:rPr>
-      </w:r>
-      <w:r>
-        <w:rPr>
-          <w:lang w:val="ne_NP" w:bidi="ne_NP"/>
-        </w:rPr>
-        <w:t xml:space="preserve">नयाँ नियमको </w:t>
-      </w:r>
-      <w:r>
-        <w:rPr>
-          <w:b/>
-          <w:lang w:val="ne_NP" w:bidi="ne_NP"/>
-        </w:rPr>
-        <w:t>सेनापति</w:t>
-      </w:r>
-      <w:r>
-        <w:rPr>
-          <w:lang w:val="ne_NP" w:bidi="ne_NP"/>
-        </w:rPr>
-        <w:t xml:space="preserve"> रोमी सेनाको एक अधिकारीको नाम हो। कहिलेकाँही मानिसहरूले सेनापतिहरूलाई "अधिकृत" भनेर बोलाउँथे। एक सेनापति वा अधिकृतसँग एक सय मानिसहरूको जिम्मा भएको </w:t>
-      </w:r>
-      <w:hyperlink r:id="rId37">
-        <w:r>
-          <w:rPr>
-            <w:lang w:val="ne_NP" w:bidi="ne_NP"/>
-          </w:rPr>
-          <w:rPr>
-            <w:color w:val="0000EE"/>
-            <w:u w:val="single"/>
-          </w:rPr>
-          <w:t>कप्तान</w:t>
-        </w:r>
-      </w:hyperlink>
-      <w:r>
-        <w:rPr>
-          <w:lang w:val="ne_NP" w:bidi="ne_NP"/>
-        </w:rPr>
-        <w:t>को भन्दा बढी अधिकार थियो। एक सेनापतिको प्राय: ६ देखि १० कप्तानहरू र तिनीहरूको सिपाहीहरूको जिम्मा हुन्थ्यो। त्यसैले, एउटा सेनापतिको लगभग ६०० देखि १००० सैनिकहरूको जिम्मा थियो।</w:t>
-      </w:r>
-      <w:r>
-        <w:rPr>
-          <w:lang w:val="ne_NP" w:bidi="ne_NP"/>
-        </w:rPr>
-      </w:r>
-      <w:r>
-        <w:rPr>
-          <w:lang w:val="ne_NP" w:bidi="ne_NP"/>
-        </w:rPr>
-      </w:r>
-    </w:p>
-    <w:p>
-      <w:pPr/>
-      <w:r>
-        <w:rPr>
-          <w:lang w:val="ne_NP" w:bidi="ne_NP"/>
-        </w:rPr>
-      </w:r>
-    </w:p>
-    <w:p>
-      <w:pPr>
-        <w:pStyle w:val="Heading2"/>
-      </w:pPr>
-      <w:r>
-        <w:rPr>
-          <w:lang w:val="ne_NP" w:bidi="ne_NP"/>
-        </w:rPr>
-        <w:t>स्वर्ग</w:t>
-      </w:r>
-      <w:r>
-        <w:rPr>
-          <w:lang w:val="ne_NP" w:bidi="ne_NP"/>
-        </w:rPr>
-      </w:r>
-    </w:p>
-    <w:p>
-      <w:pPr/>
-      <w:r>
-        <w:rPr>
-          <w:lang w:val="ne_NP" w:bidi="ne_NP"/>
-        </w:rPr>
-      </w:r>
-      <w:r>
-        <w:rPr>
-          <w:lang w:val="ne_NP" w:bidi="ne_NP"/>
-        </w:rPr>
-        <w:t xml:space="preserve">कहिलेकाँही </w:t>
-      </w:r>
-      <w:r>
-        <w:rPr>
-          <w:b/>
-          <w:lang w:val="ne_NP" w:bidi="ne_NP"/>
-        </w:rPr>
-        <w:t>स्वर्ग</w:t>
-      </w:r>
-      <w:r>
-        <w:rPr>
-          <w:lang w:val="ne_NP" w:bidi="ne_NP"/>
-        </w:rPr>
-        <w:t xml:space="preserve"> शब्दको अर्थ देखिने आकाश हो: चराहरू उडिरहेका ठाउँ, जहाँ हामी बादलहरू देख्न सक्छौं र राती ताराहरू देख्न सक्छौं </w:t>
-      </w:r>
-    </w:p>
-    <w:p>
-      <w:pPr/>
-      <w:r>
-        <w:rPr>
-          <w:lang w:val="ne_NP" w:bidi="ne_NP"/>
-        </w:rPr>
-      </w:r>
-      <w:r>
-        <w:rPr>
-          <w:lang w:val="ne_NP" w:bidi="ne_NP"/>
-        </w:rPr>
-        <w:t xml:space="preserve">यद्यपि, धेरेजसो समयमा "स्वर्ग" शब्दले परमेश्वर आफ्ना </w:t>
-      </w:r>
-      <w:r>
-        <w:rPr>
-          <w:b/>
-          <w:lang w:val="ne_NP" w:bidi="ne_NP"/>
-        </w:rPr>
-        <w:t>स्वर्गदूतहरू</w:t>
-      </w:r>
-      <w:r>
-        <w:rPr>
-          <w:lang w:val="ne_NP" w:bidi="ne_NP"/>
-        </w:rPr>
-        <w:t xml:space="preserve">सँग बस्ने ठाउँलाई जनाउँछ। यो स्वर्ग यस ब्रह्माण्डमा कतै छैन; मानिसहरू यात्रा गर्न सक्ने ठाउँ होइन। तर परमेश्वरले आफ्ना स्वर्गदूतहरूलाई आफ्नो काम गर्न पृथ्वीमा पठाउन सक्नुहुन्छ र येशू स्वर्गबाट पृथ्वीमा आउनुभयो। येशू मर्नु भयो र फेरि जीवित हुनुभएपछि, उहाँ स्वर्गमा फर्केर जानुभयो। असलकालागि </w:t>
-      </w:r>
-      <w:hyperlink r:id="rId35">
-        <w:r>
-          <w:rPr>
-            <w:lang w:val="ne_NP" w:bidi="ne_NP"/>
-          </w:rPr>
-          <w:rPr>
-            <w:color w:val="0000EE"/>
-            <w:u w:val="single"/>
-          </w:rPr>
-          <w:t>परमेश्वरको राज्य</w:t>
-        </w:r>
-      </w:hyperlink>
-      <w:r>
-        <w:rPr>
-          <w:lang w:val="ne_NP" w:bidi="ne_NP"/>
-        </w:rPr>
-        <w:t xml:space="preserve"> स्थापित गर्न उहाँ एक दिन फर्केर आउनुहुनेछ येशू फर्केर आउनुहुँदा नयाँ स्वर्ग र नयाँ पृथ्वी हुनेछ भनेर प्रकाशको पुस्तकले हामीलाई बताउँछ। अब स्वर्गका परमेश्वर र पृथ्वीका मानिसहरू एक अर्काबाट अलग हुनेछैनन्। बरू, परमेश्वर आफ्ना मानिसहरूको बीचमा बास गर्नु हुनेछ।</w:t>
-      </w:r>
-    </w:p>
-    <w:p>
-      <w:pPr/>
-      <w:r>
-        <w:rPr>
-          <w:lang w:val="ne_NP" w:bidi="ne_NP"/>
-        </w:rPr>
-      </w:r>
-      <w:r>
-        <w:rPr>
-          <w:lang w:val="ne_NP" w:bidi="ne_NP"/>
-        </w:rPr>
-        <w:t>कहिलेकाँही कुनै निश्चित खण्डमा "स्वर्ग" शब्दको अर्थ देखिने आकाश वा परमेश्वर बस्ने ठाउँ हो भनेर स्पष्ट हुँदैन। कहिलेकाँही एकै पटकमा दुबै अर्थ सहि हुन सक्छन्। उदाहरणको लागि, "आकासबाट आएको वर्षा" को अर्थ आकासबाट आउने वर्षा हुन सक्छ, तर यसको अर्थ परमेश्वरले पठाएको वर्षा पनि हुन सक्छ।</w:t>
-      </w:r>
-    </w:p>
-    <w:p>
-      <w:pPr/>
-      <w:r>
-        <w:rPr>
-          <w:lang w:val="ne_NP" w:bidi="ne_NP"/>
-        </w:rPr>
-      </w:r>
-      <w:r>
-        <w:rPr>
-          <w:lang w:val="ne_NP" w:bidi="ne_NP"/>
-        </w:rPr>
-        <w:t xml:space="preserve">कहिलेकाँही </w:t>
-      </w:r>
-      <w:r>
-        <w:rPr>
-          <w:b/>
-          <w:lang w:val="ne_NP" w:bidi="ne_NP"/>
-        </w:rPr>
-        <w:t>यहूदी</w:t>
-      </w:r>
-      <w:r>
-        <w:rPr>
-          <w:lang w:val="ne_NP" w:bidi="ne_NP"/>
-        </w:rPr>
-        <w:t>हरूले आकाशको बारेमा होइन, परमेश्वर बस्ने ठाउँ भनेर स्पष्ट गर्न "सर्बोच्च स्वर्ग" शब्द प्रयोग गर्थे।</w:t>
-      </w:r>
-    </w:p>
-    <w:p>
-      <w:pPr/>
-      <w:r>
-        <w:rPr>
-          <w:lang w:val="ne_NP" w:bidi="ne_NP"/>
-        </w:rPr>
-      </w:r>
-      <w:r>
-        <w:rPr>
-          <w:lang w:val="ne_NP" w:bidi="ne_NP"/>
-        </w:rPr>
-        <w:t>किनभने स्वर्ग परमेश्वर बस्ने ठाउँ हो, त्यसैले यहूदीहरूले परमेश्वरको बारेमा कुरा गर्दा प्राय: "स्वर्ग" शब्द प्रयोग गर्थे। परमेश्वर प्रतिको आदरको कारणले तिनीहरूले परमेश्वरको नाम प्रयोग गर्न रुचाएनन्। त्यसैले, "परमेश्वर" भन्नुको सट्टा यहूदीहरूले "स्वर्ग" भन्न सक्थे। त्यसैले "स्वर्गको राज्य" र "परमेश्वरको राज्य" शब्दको अर्थ एउटै हो।</w:t>
-      </w:r>
-    </w:p>
-    <w:p>
-      <w:pPr/>
-      <w:r>
-        <w:rPr>
-          <w:lang w:val="ne_NP" w:bidi="ne_NP"/>
-        </w:rPr>
-      </w:r>
-      <w:r>
-        <w:rPr>
-          <w:lang w:val="ne_NP" w:bidi="ne_NP"/>
-        </w:rPr>
-        <w:t xml:space="preserve">पुरानो नियमको </w:t>
-      </w:r>
-      <w:hyperlink r:id="rId38">
-        <w:r>
-          <w:rPr>
-            <w:lang w:val="ne_NP" w:bidi="ne_NP"/>
-          </w:rPr>
-          <w:rPr>
-            <w:color w:val="0000EE"/>
-            <w:u w:val="single"/>
-          </w:rPr>
-          <w:t>हिब्रू</w:t>
-        </w:r>
-      </w:hyperlink>
-      <w:r>
-        <w:rPr>
-          <w:lang w:val="ne_NP" w:bidi="ne_NP"/>
-        </w:rPr>
-        <w:t xml:space="preserve"> भाषामा स्वर्गकोलागि प्रयोग गरिएको शब्द बहुवचन हो वा यसको अर्थ एक भन्दा बढी हुन्छ। हामी यसलाई "स्वर्गहरू" भनेको सुन्छौ। त्यसैले कहिलेकाँही तपाईंले अनुवादहरूमा "स्वर्ग" देख्नुहुनेछ र कहिलेकाँही तपाईंले "स्वर्गहरू" देख्नुहुनेछ। तर यसको अर्थ एउटै हो। त्यहाँ एकभन्दा बढी स्वर्ग छ भन्ने अर्थ होइन।</w:t>
-      </w:r>
-      <w:r>
-        <w:rPr>
-          <w:lang w:val="ne_NP" w:bidi="ne_NP"/>
-        </w:rPr>
-      </w:r>
-      <w:r>
-        <w:rPr>
-          <w:lang w:val="ne_NP" w:bidi="ne_NP"/>
-        </w:rPr>
-      </w:r>
-    </w:p>
-    <w:p>
-      <w:pPr/>
-      <w:r>
-        <w:rPr>
-          <w:lang w:val="ne_NP" w:bidi="ne_NP"/>
-        </w:rPr>
-      </w:r>
-    </w:p>
-    <w:p>
-      <w:pPr>
-        <w:pStyle w:val="Heading2"/>
-      </w:pPr>
-      <w:r>
-        <w:rPr>
-          <w:lang w:val="ne_NP" w:bidi="ne_NP"/>
-        </w:rPr>
-        <w:t>स्वर्गदूत</w:t>
-      </w:r>
-      <w:r>
-        <w:rPr>
-          <w:lang w:val="ne_NP" w:bidi="ne_NP"/>
-        </w:rPr>
-      </w:r>
-    </w:p>
-    <w:p>
-      <w:pPr/>
-      <w:r>
-        <w:rPr>
-          <w:lang w:val="ne_NP" w:bidi="ne_NP"/>
-        </w:rPr>
-      </w:r>
-      <w:r>
-        <w:rPr>
-          <w:b/>
-          <w:lang w:val="ne_NP" w:bidi="ne_NP"/>
-        </w:rPr>
-        <w:t>स्वर्गदूत</w:t>
-      </w:r>
-      <w:r>
-        <w:rPr>
-          <w:lang w:val="ne_NP" w:bidi="ne_NP"/>
-        </w:rPr>
-        <w:t xml:space="preserve"> परमेश्वरले सृजना गर्नुभएको एक अलौकिक, आत्मिक प्राणी हो। स्वर्गदूतहरूले मानिसहरूलाई परमेश्वरको सन्देशहरू दिन्छन्; उदाहरणको लागि, स्वर्गदूतले </w:t>
-      </w:r>
-      <w:hyperlink r:id="rId39">
-        <w:r>
-          <w:rPr>
-            <w:lang w:val="ne_NP" w:bidi="ne_NP"/>
-          </w:rPr>
-          <w:rPr>
-            <w:color w:val="0000EE"/>
-            <w:u w:val="single"/>
-          </w:rPr>
-          <w:t>मरियमलाई</w:t>
-        </w:r>
-      </w:hyperlink>
-      <w:r>
-        <w:rPr>
-          <w:lang w:val="ne_NP" w:bidi="ne_NP"/>
-        </w:rPr>
-        <w:t xml:space="preserve"> परमेश्वरको शक्तिद्वारा गर्भवती हुनेछौ भनेर भने। कहिलेकाँही स्वर्गदूतले सपनामा मानिसहरूलाई सन्देश दिन्छन; उदाहरणको लागि, स्वर्गदूतले सपनामा यूसुफलाई मरियम र येशूलाई लिएर मिश्रदेश भाग्नु भने।</w:t>
-      </w:r>
-    </w:p>
-    <w:p>
-      <w:pPr/>
-      <w:r>
-        <w:rPr>
-          <w:lang w:val="ne_NP" w:bidi="ne_NP"/>
-        </w:rPr>
-      </w:r>
-      <w:r>
-        <w:rPr>
-          <w:lang w:val="ne_NP" w:bidi="ne_NP"/>
-        </w:rPr>
-        <w:t>कहिलेकाँही स्वर्गदूत सामान्य व्यक्ति जस्तै देखिन्छ, तर अन्य समयमा स्वर्गदूतहरू धेरै चम्किलो र चमकदार वा डरलाग्दो पनि देखिन सक्छन्। प्राय: तिनीहरूले मानिसहरूलाई भन्नु पर्ने पहिलो कुरा थियो "नडराउनुहोस्"।</w:t>
-      </w:r>
-    </w:p>
-    <w:p>
-      <w:pPr/>
-      <w:r>
-        <w:rPr>
-          <w:lang w:val="ne_NP" w:bidi="ne_NP"/>
-        </w:rPr>
-      </w:r>
-      <w:r>
-        <w:rPr>
-          <w:lang w:val="ne_NP" w:bidi="ne_NP"/>
-        </w:rPr>
-        <w:t xml:space="preserve">स्वर्गदूतले परमेश्वरको लागि विशेष कार्य पनि गर्न सक्छ। तिनीहरूले मानिसहरूलाई मद्दत गर्न वा सुरक्षा गर्न सक्छन्; उदाहरणको लागि, </w:t>
-      </w:r>
-      <w:hyperlink r:id="rId40">
-        <w:r>
-          <w:rPr>
-            <w:lang w:val="ne_NP" w:bidi="ne_NP"/>
-          </w:rPr>
-          <w:rPr>
-            <w:color w:val="0000EE"/>
-            <w:u w:val="single"/>
-          </w:rPr>
-          <w:t>अगमवक्ता</w:t>
-        </w:r>
-      </w:hyperlink>
-      <w:r>
-        <w:rPr>
-          <w:lang w:val="ne_NP" w:bidi="ne_NP"/>
-        </w:rPr>
-        <w:t xml:space="preserve"> एलीशालाई आरामी राजाले पक्रने प्रयास गर्दा स्वर्गदूतहरूको सम्पूर्ण सेना उहाँको वरिपरि उभिए।</w:t>
-      </w:r>
-    </w:p>
-    <w:p>
-      <w:pPr/>
-      <w:r>
-        <w:rPr>
-          <w:lang w:val="ne_NP" w:bidi="ne_NP"/>
-        </w:rPr>
-      </w:r>
-      <w:r>
-        <w:rPr>
-          <w:lang w:val="ne_NP" w:bidi="ne_NP"/>
-        </w:rPr>
-        <w:t xml:space="preserve">परमेश्वरले मानिसहरूलाई दण्डित गर्न स्वर्गदूतहरूलाई पनि प्रयोग गर्नुहुन्छ। उदाहरणको लागि, मिश्रको राजाले </w:t>
-      </w:r>
-      <w:r>
-        <w:rPr>
-          <w:b/>
-          <w:lang w:val="ne_NP" w:bidi="ne_NP"/>
-        </w:rPr>
-        <w:t>इस्राएलीहरूलाई</w:t>
-      </w:r>
-      <w:r>
-        <w:rPr>
-          <w:lang w:val="ne_NP" w:bidi="ne_NP"/>
-        </w:rPr>
-        <w:t xml:space="preserve"> जान दिन अस्वीकार गरेपछि स्वर्गदूतले त्याहाँ जन्मेका पहिलो छोराहरूलाई मारे। परमेश्वरले आफ्नो अन्तिम न्यायको लागि स्वर्गदूतहरूलाई प्रयोग गर्नुहुनेछ भनेर नयाँ नियमबाट हामी जान्छौ।</w:t>
-      </w:r>
-    </w:p>
-    <w:p>
-      <w:pPr/>
-      <w:r>
-        <w:rPr>
-          <w:lang w:val="ne_NP" w:bidi="ne_NP"/>
-        </w:rPr>
-      </w:r>
-      <w:r>
-        <w:rPr>
-          <w:lang w:val="ne_NP" w:bidi="ne_NP"/>
-        </w:rPr>
-        <w:t xml:space="preserve">स्वर्गदूतहरूको अर्को धेरै महत्त्वपूर्ण कार्य परमेश्वरको </w:t>
-      </w:r>
-      <w:hyperlink r:id="rId41">
-        <w:r>
-          <w:rPr>
-            <w:lang w:val="ne_NP" w:bidi="ne_NP"/>
-          </w:rPr>
-          <w:rPr>
-            <w:color w:val="0000EE"/>
-            <w:u w:val="single"/>
-          </w:rPr>
-          <w:t>आराधना</w:t>
-        </w:r>
-      </w:hyperlink>
-      <w:r>
-        <w:rPr>
-          <w:lang w:val="ne_NP" w:bidi="ne_NP"/>
-        </w:rPr>
-        <w:t xml:space="preserve"> गर्नु हो। हामीले यो विशेष गरी प्रकाशको पुस्तकमा पाउँछौं।</w:t>
-      </w:r>
-    </w:p>
-    <w:p>
-      <w:pPr/>
-      <w:r>
-        <w:rPr>
-          <w:lang w:val="ne_NP" w:bidi="ne_NP"/>
-        </w:rPr>
-      </w:r>
-      <w:r>
-        <w:rPr>
-          <w:lang w:val="ne_NP" w:bidi="ne_NP"/>
-        </w:rPr>
-        <w:t xml:space="preserve">एउटा महत्त्वपूर्ण प्रकारको स्वर्गदूत प्रधान स्वर्गदूत हो। यो विशेष </w:t>
-      </w:r>
-      <w:hyperlink r:id="rId42">
-        <w:r>
-          <w:rPr>
-            <w:lang w:val="ne_NP" w:bidi="ne_NP"/>
-          </w:rPr>
-          <w:rPr>
-            <w:color w:val="0000EE"/>
-            <w:u w:val="single"/>
-          </w:rPr>
-          <w:t>अधिकार</w:t>
-        </w:r>
-      </w:hyperlink>
-      <w:r>
-        <w:rPr>
-          <w:lang w:val="ne_NP" w:bidi="ne_NP"/>
-        </w:rPr>
-        <w:t xml:space="preserve"> प्राप्त स्वर्गदूत हो। बाइबलमा दुई प्रधान स्वर्गदूतहरूको नाम उल्लेख छः </w:t>
-      </w:r>
-      <w:hyperlink r:id="rId43">
-        <w:r>
-          <w:rPr>
-            <w:lang w:val="ne_NP" w:bidi="ne_NP"/>
-          </w:rPr>
-          <w:rPr>
-            <w:color w:val="0000EE"/>
-            <w:u w:val="single"/>
-          </w:rPr>
-          <w:t>गाब्रिएल</w:t>
-        </w:r>
-      </w:hyperlink>
-      <w:r>
-        <w:rPr>
-          <w:lang w:val="ne_NP" w:bidi="ne_NP"/>
-        </w:rPr>
-        <w:t xml:space="preserve"> र मिखाएल।</w:t>
-      </w:r>
-    </w:p>
-    <w:p>
-      <w:pPr/>
-      <w:r>
-        <w:rPr>
-          <w:lang w:val="ne_NP" w:bidi="ne_NP"/>
-        </w:rPr>
-      </w:r>
-      <w:r>
-        <w:rPr>
-          <w:lang w:val="ne_NP" w:bidi="ne_NP"/>
-        </w:rPr>
-        <w:t xml:space="preserve">सबै स्वर्गदूतहरू परमेश्वरको आज्ञाकारी रहेनन्। केही स्वर्गदूतहरूले विद्रोह गरे। तिनीहरू </w:t>
-      </w:r>
-      <w:r>
-        <w:rPr>
-          <w:b/>
-          <w:lang w:val="ne_NP" w:bidi="ne_NP"/>
-        </w:rPr>
-        <w:t>दुष्ट आत्माहरू</w:t>
-      </w:r>
-      <w:r>
-        <w:rPr>
-          <w:lang w:val="ne_NP" w:bidi="ne_NP"/>
-        </w:rPr>
-        <w:t xml:space="preserve"> भए, र तिनीहरूको अगुवाको नाम </w:t>
-      </w:r>
-      <w:hyperlink r:id="rId16">
-        <w:r>
-          <w:rPr>
-            <w:lang w:val="ne_NP" w:bidi="ne_NP"/>
-          </w:rPr>
-          <w:rPr>
-            <w:color w:val="0000EE"/>
-            <w:u w:val="single"/>
-          </w:rPr>
-          <w:t>शैतान</w:t>
-        </w:r>
-      </w:hyperlink>
-      <w:r>
-        <w:rPr>
-          <w:lang w:val="ne_NP" w:bidi="ne_NP"/>
-        </w:rPr>
-        <w:t xml:space="preserve"> हो।</w:t>
-      </w:r>
-    </w:p>
-    <w:p>
-      <w:pPr/>
-      <w:r>
-        <w:rPr>
-          <w:lang w:val="ne_NP" w:bidi="ne_NP"/>
-        </w:rPr>
-      </w:r>
-      <w:r>
-        <w:rPr>
-          <w:b/>
-          <w:lang w:val="ne_NP" w:bidi="ne_NP"/>
-        </w:rPr>
         <w:t>"स्वर्गदूत" शब्दलाई अनुवाद गर्दा यी कुराहरूमा सावधान रहनुहोस्:</w:t>
       </w:r>
     </w:p>
@@ -3121,36 +2773,24 @@
         </w:rPr>
         <w:t>तपाईंले "</w:t>
       </w:r>
-      <w:hyperlink r:id="rId40">
-        <w:r>
-          <w:rPr>
-            <w:lang w:val="ne_NP" w:bidi="ne_NP"/>
-          </w:rPr>
-          <w:rPr>
-            <w:color w:val="0000EE"/>
-            <w:u w:val="single"/>
-          </w:rPr>
-          <w:t>अगमवक्ता</w:t>
-        </w:r>
-      </w:hyperlink>
+      <w:r>
+        <w:rPr>
+          <w:lang w:val="ne_NP" w:bidi="ne_NP"/>
+        </w:rPr>
+        <w:t>अगमवक्ता</w:t>
+      </w:r>
       <w:r>
         <w:rPr>
           <w:lang w:val="ne_NP" w:bidi="ne_NP"/>
         </w:rPr>
         <w:t xml:space="preserve">" को लागि रोज्नु भएको शब्दले मानिसहरू भ्रममा नपर्ने निश्चित गर्नुहोस्। अगमवक्ताले मानिसहरूलाई परमेश्वरको सन्देशहरू पनि दिन्छन, तर अगमवक्ता पृथ्वीको मानव व्यक्ति हो, जबकि स्वर्गदूत </w:t>
       </w:r>
-      <w:hyperlink r:id="rId13">
-        <w:r>
-          <w:rPr>
-            <w:lang w:val="ne_NP" w:bidi="ne_NP"/>
-          </w:rPr>
-          <w:rPr>
-            <w:color w:val="0000EE"/>
-            <w:u w:val="single"/>
-          </w:rPr>
-          <w:t>स्वर्गको</w:t>
-        </w:r>
-      </w:hyperlink>
+      <w:r>
+        <w:rPr>
+          <w:lang w:val="ne_NP" w:bidi="ne_NP"/>
+        </w:rPr>
+        <w:t>स्वर्गको</w:t>
+      </w:r>
       <w:r>
         <w:rPr>
           <w:lang w:val="ne_NP" w:bidi="ne_NP"/>
